--- a/book1.docx
+++ b/book1.docx
@@ -12,7 +12,7 @@
         <w:rPr>
           <w:lang w:val="en-AE"/>
         </w:rPr>
-        <w:t>Dear Waleed,</w:t>
+        <w:t>Dear Dalip,</w:t>
       </w:r>
     </w:p>
     <w:p>
@@ -25,122 +25,154 @@
         <w:rPr>
           <w:lang w:val="en-AE"/>
         </w:rPr>
-        <w:t xml:space="preserve">We have fixed the </w:t>
-      </w:r>
+        <w:t>Please note the below:</w:t>
+      </w:r>
+    </w:p>
+    <w:p>
+      <w:pPr>
+        <w:numPr>
+          <w:ilvl w:val="0"/>
+          <w:numId w:val="1"/>
+        </w:numPr>
+        <w:rPr>
+          <w:lang w:val="en-AE"/>
+        </w:rPr>
+      </w:pPr>
       <w:r>
         <w:rPr>
           <w:b/>
           <w:bCs/>
           <w:lang w:val="en-AE"/>
         </w:rPr>
-        <w:t>Session Fixation</w:t>
-      </w:r>
-      <w:r>
-        <w:rPr>
-          <w:lang w:val="en-AE"/>
-        </w:rPr>
-        <w:t xml:space="preserve"> issue.</w:t>
+        <w:t>Project Completion Date:</w:t>
+      </w:r>
+      <w:r>
+        <w:rPr>
+          <w:lang w:val="en-AE"/>
+        </w:rPr>
+        <w:br/>
+        <w:t>Project Completion Date = Istisna Start Date + Under Construction Tenor.</w:t>
+      </w:r>
+      <w:r>
+        <w:rPr>
+          <w:lang w:val="en-AE"/>
+        </w:rPr>
+        <w:br/>
+        <w:t>It is not based on the Project Enlistment screen.</w:t>
       </w:r>
     </w:p>
     <w:p>
       <w:pPr>
-        <w:rPr>
-          <w:lang w:val="en-AE"/>
-        </w:rPr>
-      </w:pPr>
-      <w:r>
-        <w:rPr>
-          <w:lang w:val="en-AE"/>
-        </w:rPr>
-        <w:t xml:space="preserve">To validate this, please click the </w:t>
-      </w:r>
+        <w:numPr>
+          <w:ilvl w:val="0"/>
+          <w:numId w:val="1"/>
+        </w:numPr>
+        <w:rPr>
+          <w:lang w:val="en-AE"/>
+        </w:rPr>
+      </w:pPr>
       <w:r>
         <w:rPr>
           <w:b/>
           <w:bCs/>
           <w:lang w:val="en-AE"/>
         </w:rPr>
-        <w:t>Logout</w:t>
-      </w:r>
-      <w:r>
-        <w:rPr>
-          <w:lang w:val="en-AE"/>
-        </w:rPr>
-        <w:t xml:space="preserve"> button. Once you log out, the </w:t>
-      </w:r>
-      <w:proofErr w:type="spellStart"/>
+        <w:t>Ijara Start Date:</w:t>
+      </w:r>
+      <w:r>
+        <w:rPr>
+          <w:lang w:val="en-AE"/>
+        </w:rPr>
+        <w:br/>
+        <w:t>Ijara Start Date = Project Completion Date.</w:t>
+      </w:r>
+    </w:p>
+    <w:p>
+      <w:pPr>
+        <w:numPr>
+          <w:ilvl w:val="0"/>
+          <w:numId w:val="1"/>
+        </w:numPr>
+        <w:rPr>
+          <w:lang w:val="en-AE"/>
+        </w:rPr>
+      </w:pPr>
       <w:r>
         <w:rPr>
           <w:b/>
           <w:bCs/>
           <w:lang w:val="en-AE"/>
         </w:rPr>
-        <w:t>ASP.NET_SessionID</w:t>
-      </w:r>
-      <w:proofErr w:type="spellEnd"/>
-      <w:r>
-        <w:rPr>
-          <w:lang w:val="en-AE"/>
-        </w:rPr>
-        <w:t xml:space="preserve"> will be changed. We have tested this 5–10 times, and each time a new </w:t>
-      </w:r>
-      <w:proofErr w:type="spellStart"/>
-      <w:r>
-        <w:rPr>
-          <w:lang w:val="en-AE"/>
-        </w:rPr>
-        <w:t>ASP.NET_SessionID</w:t>
-      </w:r>
-      <w:proofErr w:type="spellEnd"/>
-      <w:r>
-        <w:rPr>
-          <w:lang w:val="en-AE"/>
-        </w:rPr>
-        <w:t xml:space="preserve"> was generated successfully.</w:t>
+        <w:t>Installment Start Date:</w:t>
+      </w:r>
+      <w:r>
+        <w:rPr>
+          <w:lang w:val="en-AE"/>
+        </w:rPr>
+        <w:br/>
+        <w:t>Installment Start Date = Ijara Start Date + 1 month.</w:t>
       </w:r>
     </w:p>
     <w:p>
       <w:pPr>
-        <w:rPr>
-          <w:lang w:val="en-AE"/>
-        </w:rPr>
-      </w:pPr>
+        <w:numPr>
+          <w:ilvl w:val="0"/>
+          <w:numId w:val="1"/>
+        </w:numPr>
+        <w:rPr>
+          <w:lang w:val="en-AE"/>
+        </w:rPr>
+      </w:pPr>
+      <w:r>
+        <w:rPr>
+          <w:lang w:val="en-AE"/>
+        </w:rPr>
+        <w:t xml:space="preserve">Since all these dates are linked, updating the dates through a backend data patch is </w:t>
+      </w:r>
       <w:r>
         <w:rPr>
           <w:b/>
           <w:bCs/>
           <w:lang w:val="en-AE"/>
         </w:rPr>
-        <w:t>Concurrent Multiple Sessions for a Single User:</w:t>
-      </w:r>
-      <w:r>
-        <w:rPr>
-          <w:lang w:val="en-AE"/>
-        </w:rPr>
-        <w:br/>
-        <w:t>As per the business requirement, users may open multiple browsers and perform parallel processing. Therefore, multiple concurrent sessions for the same user are required and will be allowed.</w:t>
+        <w:t>not advisable</w:t>
+      </w:r>
+      <w:r>
+        <w:rPr>
+          <w:lang w:val="en-AE"/>
+        </w:rPr>
+        <w:t>, as it may not match the EMI already generated for the customer.</w:t>
       </w:r>
     </w:p>
     <w:p>
       <w:pPr>
-        <w:rPr>
-          <w:lang w:val="en-AE"/>
-        </w:rPr>
-      </w:pPr>
+        <w:numPr>
+          <w:ilvl w:val="0"/>
+          <w:numId w:val="1"/>
+        </w:numPr>
+        <w:rPr>
+          <w:lang w:val="en-AE"/>
+        </w:rPr>
+      </w:pPr>
+      <w:r>
+        <w:rPr>
+          <w:lang w:val="en-AE"/>
+        </w:rPr>
+        <w:t xml:space="preserve">We have already provided a solution to adjust the </w:t>
+      </w:r>
       <w:r>
         <w:rPr>
           <w:b/>
           <w:bCs/>
           <w:lang w:val="en-AE"/>
         </w:rPr>
-        <w:t>Session Timeout:</w:t>
-      </w:r>
-      <w:r>
-        <w:rPr>
-          <w:lang w:val="en-AE"/>
-        </w:rPr>
-        <w:br/>
-        <w:t xml:space="preserve">Currently, the session is valid for </w:t>
+        <w:t>Disbursement Date at the S2 stage</w:t>
+      </w:r>
+      <w:r>
+        <w:rPr>
+          <w:lang w:val="en-AE"/>
+        </w:rPr>
+        <w:t xml:space="preserve"> by Operations. If required later, the date can also be updated through the </w:t>
       </w:r>
       <w:r>
         <w:rPr>
@@ -148,13 +180,13 @@
           <w:bCs/>
           <w:lang w:val="en-AE"/>
         </w:rPr>
-        <w:t>4 hours</w:t>
-      </w:r>
-      <w:r>
-        <w:rPr>
-          <w:lang w:val="en-AE"/>
-        </w:rPr>
-        <w:t>.</w:t>
+        <w:t>OPS Disbursement Update</w:t>
+      </w:r>
+      <w:r>
+        <w:rPr>
+          <w:lang w:val="en-AE"/>
+        </w:rPr>
+        <w:t xml:space="preserve"> screen.</w:t>
       </w:r>
     </w:p>
     <w:p>
@@ -165,72 +197,17 @@
       </w:pPr>
       <w:r>
         <w:rPr>
+          <w:lang w:val="en-AE"/>
+        </w:rPr>
+        <w:t xml:space="preserve">The system is working as designed. Therefore, </w:t>
+      </w:r>
+      <w:r>
+        <w:rPr>
           <w:b/>
           <w:bCs/>
           <w:lang w:val="en-AE"/>
         </w:rPr>
-        <w:t>User can access authorized pages without login:</w:t>
-      </w:r>
-      <w:r>
-        <w:rPr>
-          <w:lang w:val="en-AE"/>
-        </w:rPr>
-        <w:br/>
-        <w:t xml:space="preserve">Please click the </w:t>
-      </w:r>
-      <w:r>
-        <w:rPr>
-          <w:b/>
-          <w:bCs/>
-          <w:lang w:val="en-AE"/>
-        </w:rPr>
-        <w:t>Logout</w:t>
-      </w:r>
-      <w:r>
-        <w:rPr>
-          <w:lang w:val="en-AE"/>
-        </w:rPr>
-        <w:t xml:space="preserve"> button and then try accessing the application/pages again to verify whether the system bypasses the login mechanism. The user should be redirected to the login page.</w:t>
-      </w:r>
-    </w:p>
-    <w:p>
-      <w:pPr>
-        <w:rPr>
-          <w:lang w:val="en-AE"/>
-        </w:rPr>
-      </w:pPr>
-      <w:r>
-        <w:rPr>
-          <w:lang w:val="en-AE"/>
-        </w:rPr>
-        <w:t>Kindly perform the validation and confirm the results.</w:t>
-      </w:r>
-    </w:p>
-    <w:p>
-      <w:pPr>
-        <w:rPr>
-          <w:lang w:val="en-AE"/>
-        </w:rPr>
-      </w:pPr>
-      <w:r>
-        <w:rPr>
-          <w:lang w:val="en-AE"/>
-        </w:rPr>
-        <w:t xml:space="preserve">As usual, please let us know </w:t>
-      </w:r>
-      <w:r>
-        <w:rPr>
-          <w:b/>
-          <w:bCs/>
-          <w:lang w:val="en-AE"/>
-        </w:rPr>
-        <w:t>10 minutes in advance</w:t>
-      </w:r>
-      <w:r>
-        <w:rPr>
-          <w:lang w:val="en-AE"/>
-        </w:rPr>
-        <w:t xml:space="preserve"> before starting the validation, so I can ensure that the appropriate privileges and access are granted to the respective login IDs.</w:t>
+        <w:t>no action is required from IT.</w:t>
       </w:r>
     </w:p>
     <w:p>
@@ -262,6 +239,127 @@
     </w:sectPr>
   </w:body>
 </w:document>
+</file>
+
+<file path=word/numbering.xml><?xml version="1.0" encoding="utf-8"?>
+<w:numbering xmlns:wpc="http://schemas.microsoft.com/office/word/2010/wordprocessingCanvas" xmlns:cx="http://schemas.microsoft.com/office/drawing/2014/chartex" xmlns:cx1="http://schemas.microsoft.com/office/drawing/2015/9/8/chartex" xmlns:cx2="http://schemas.microsoft.com/office/drawing/2015/10/21/chartex" xmlns:cx3="http://schemas.microsoft.com/office/drawing/2016/5/9/chartex" xmlns:cx4="http://schemas.microsoft.com/office/drawing/2016/5/10/chartex" xmlns:cx5="http://schemas.microsoft.com/office/drawing/2016/5/11/chartex" xmlns:cx6="http://schemas.microsoft.com/office/drawing/2016/5/12/chartex" xmlns:cx7="http://schemas.microsoft.com/office/drawing/2016/5/13/chartex" xmlns:cx8="http://schemas.microsoft.com/office/drawing/2016/5/14/chartex" xmlns:mc="http://schemas.openxmlformats.org/markup-compatibility/2006" xmlns:aink="http://schemas.microsoft.com/office/drawing/2016/ink" xmlns:am3d="http://schemas.microsoft.com/office/drawing/2017/model3d" xmlns:o="urn:schemas-microsoft-com:office:office" xmlns:oel="http://schemas.microsoft.com/office/2019/extlst" xmlns:r="http://schemas.openxmlformats.org/officeDocument/2006/relationships" xmlns:m="http://schemas.openxmlformats.org/officeDocument/2006/math" xmlns:v="urn:schemas-microsoft-com:vml" xmlns:wp14="http://schemas.microsoft.com/office/word/2010/wordprocessingDrawing" xmlns:wp="http://schemas.openxmlformats.org/drawingml/2006/wordprocessingDrawing" xmlns:w10="urn:schemas-microsoft-com:office:word" xmlns:w="http://schemas.openxmlformats.org/wordprocessingml/2006/main" xmlns:w14="http://schemas.microsoft.com/office/word/2010/wordml" xmlns:w15="http://schemas.microsoft.com/office/word/2012/wordml" xmlns:w16cex="http://schemas.microsoft.com/office/word/2018/wordml/cex" xmlns:w16cid="http://schemas.microsoft.com/office/word/2016/wordml/cid" xmlns:w16="http://schemas.microsoft.com/office/word/2018/wordml" xmlns:w16du="http://schemas.microsoft.com/office/word/2023/wordml/word16du" xmlns:w16sdtdh="http://schemas.microsoft.com/office/word/2020/wordml/sdtdatahash" xmlns:w16sdtfl="http://schemas.microsoft.com/office/word/2024/wordml/sdtformatlock" xmlns:w16se="http://schemas.microsoft.com/office/word/2015/wordml/symex" xmlns:wpg="http://schemas.microsoft.com/office/word/2010/wordprocessingGroup" xmlns:wpi="http://schemas.microsoft.com/office/word/2010/wordprocessingInk" xmlns:wne="http://schemas.microsoft.com/office/word/2006/wordml" xmlns:wps="http://schemas.microsoft.com/office/word/2010/wordprocessingShape" mc:Ignorable="w14 w15 w16se w16cid w16 w16cex w16sdtdh w16sdtfl w16du wp14">
+  <w:abstractNum w:abstractNumId="0" w15:restartNumberingAfterBreak="0">
+    <w:nsid w:val="574D7DDA"/>
+    <w:multiLevelType w:val="multilevel"/>
+    <w:tmpl w:val="B322A476"/>
+    <w:lvl w:ilvl="0">
+      <w:start w:val="1"/>
+      <w:numFmt w:val="decimal"/>
+      <w:lvlText w:val="%1."/>
+      <w:lvlJc w:val="left"/>
+      <w:pPr>
+        <w:tabs>
+          <w:tab w:val="num" w:pos="720"/>
+        </w:tabs>
+        <w:ind w:left="720" w:hanging="360"/>
+      </w:pPr>
+    </w:lvl>
+    <w:lvl w:ilvl="1" w:tentative="1">
+      <w:start w:val="1"/>
+      <w:numFmt w:val="decimal"/>
+      <w:lvlText w:val="%2."/>
+      <w:lvlJc w:val="left"/>
+      <w:pPr>
+        <w:tabs>
+          <w:tab w:val="num" w:pos="1440"/>
+        </w:tabs>
+        <w:ind w:left="1440" w:hanging="360"/>
+      </w:pPr>
+    </w:lvl>
+    <w:lvl w:ilvl="2" w:tentative="1">
+      <w:start w:val="1"/>
+      <w:numFmt w:val="decimal"/>
+      <w:lvlText w:val="%3."/>
+      <w:lvlJc w:val="left"/>
+      <w:pPr>
+        <w:tabs>
+          <w:tab w:val="num" w:pos="2160"/>
+        </w:tabs>
+        <w:ind w:left="2160" w:hanging="360"/>
+      </w:pPr>
+    </w:lvl>
+    <w:lvl w:ilvl="3" w:tentative="1">
+      <w:start w:val="1"/>
+      <w:numFmt w:val="decimal"/>
+      <w:lvlText w:val="%4."/>
+      <w:lvlJc w:val="left"/>
+      <w:pPr>
+        <w:tabs>
+          <w:tab w:val="num" w:pos="2880"/>
+        </w:tabs>
+        <w:ind w:left="2880" w:hanging="360"/>
+      </w:pPr>
+    </w:lvl>
+    <w:lvl w:ilvl="4" w:tentative="1">
+      <w:start w:val="1"/>
+      <w:numFmt w:val="decimal"/>
+      <w:lvlText w:val="%5."/>
+      <w:lvlJc w:val="left"/>
+      <w:pPr>
+        <w:tabs>
+          <w:tab w:val="num" w:pos="3600"/>
+        </w:tabs>
+        <w:ind w:left="3600" w:hanging="360"/>
+      </w:pPr>
+    </w:lvl>
+    <w:lvl w:ilvl="5" w:tentative="1">
+      <w:start w:val="1"/>
+      <w:numFmt w:val="decimal"/>
+      <w:lvlText w:val="%6."/>
+      <w:lvlJc w:val="left"/>
+      <w:pPr>
+        <w:tabs>
+          <w:tab w:val="num" w:pos="4320"/>
+        </w:tabs>
+        <w:ind w:left="4320" w:hanging="360"/>
+      </w:pPr>
+    </w:lvl>
+    <w:lvl w:ilvl="6" w:tentative="1">
+      <w:start w:val="1"/>
+      <w:numFmt w:val="decimal"/>
+      <w:lvlText w:val="%7."/>
+      <w:lvlJc w:val="left"/>
+      <w:pPr>
+        <w:tabs>
+          <w:tab w:val="num" w:pos="5040"/>
+        </w:tabs>
+        <w:ind w:left="5040" w:hanging="360"/>
+      </w:pPr>
+    </w:lvl>
+    <w:lvl w:ilvl="7" w:tentative="1">
+      <w:start w:val="1"/>
+      <w:numFmt w:val="decimal"/>
+      <w:lvlText w:val="%8."/>
+      <w:lvlJc w:val="left"/>
+      <w:pPr>
+        <w:tabs>
+          <w:tab w:val="num" w:pos="5760"/>
+        </w:tabs>
+        <w:ind w:left="5760" w:hanging="360"/>
+      </w:pPr>
+    </w:lvl>
+    <w:lvl w:ilvl="8" w:tentative="1">
+      <w:start w:val="1"/>
+      <w:numFmt w:val="decimal"/>
+      <w:lvlText w:val="%9."/>
+      <w:lvlJc w:val="left"/>
+      <w:pPr>
+        <w:tabs>
+          <w:tab w:val="num" w:pos="6480"/>
+        </w:tabs>
+        <w:ind w:left="6480" w:hanging="360"/>
+      </w:pPr>
+    </w:lvl>
+  </w:abstractNum>
+  <w:num w:numId="1" w16cid:durableId="1595550806">
+    <w:abstractNumId w:val="0"/>
+  </w:num>
+</w:numbering>
 </file>
 
 <file path=word/styles.xml><?xml version="1.0" encoding="utf-8"?>

--- a/book1.docx
+++ b/book1.docx
@@ -12,7 +12,7 @@
         <w:rPr>
           <w:lang w:val="en-AE"/>
         </w:rPr>
-        <w:t>Dear Dalip,</w:t>
+        <w:t>Dear Sabiya,</w:t>
       </w:r>
     </w:p>
     <w:p>
@@ -25,7 +25,20 @@
         <w:rPr>
           <w:lang w:val="en-AE"/>
         </w:rPr>
-        <w:t>Please note the below:</w:t>
+        <w:t>As mentioned by Osama, kindly raise SIT defects for the below HFLMS scenarios and share the Defect IDs for tracking.</w:t>
+      </w:r>
+    </w:p>
+    <w:p>
+      <w:pPr>
+        <w:rPr>
+          <w:lang w:val="en-AE"/>
+        </w:rPr>
+      </w:pPr>
+      <w:r>
+        <w:rPr>
+          <w:lang w:val="en-AE"/>
+        </w:rPr>
+        <w:t>We have shared the SOA Ref. No. along with the affected scenarios.</w:t>
       </w:r>
     </w:p>
     <w:p>
@@ -44,21 +57,13 @@
           <w:bCs/>
           <w:lang w:val="en-AE"/>
         </w:rPr>
-        <w:t>Project Completion Date:</w:t>
+        <w:t>SOA–T24 payload issues:</w:t>
       </w:r>
       <w:r>
         <w:rPr>
           <w:lang w:val="en-AE"/>
         </w:rPr>
-        <w:br/>
-        <w:t>Project Completion Date = Istisna Start Date + Under Construction Tenor.</w:t>
-      </w:r>
-      <w:r>
-        <w:rPr>
-          <w:lang w:val="en-AE"/>
-        </w:rPr>
-        <w:br/>
-        <w:t>It is not based on the Project Enlistment screen.</w:t>
+        <w:t xml:space="preserve"> Assign the defects to the SOA team and route them to T24.</w:t>
       </w:r>
     </w:p>
     <w:p>
@@ -77,137 +82,13 @@
           <w:bCs/>
           <w:lang w:val="en-AE"/>
         </w:rPr>
-        <w:t>Ijara Start Date:</w:t>
+        <w:t>Separate defects:</w:t>
       </w:r>
       <w:r>
         <w:rPr>
           <w:lang w:val="en-AE"/>
         </w:rPr>
-        <w:br/>
-        <w:t>Ijara Start Date = Project Completion Date.</w:t>
-      </w:r>
-    </w:p>
-    <w:p>
-      <w:pPr>
-        <w:numPr>
-          <w:ilvl w:val="0"/>
-          <w:numId w:val="1"/>
-        </w:numPr>
-        <w:rPr>
-          <w:lang w:val="en-AE"/>
-        </w:rPr>
-      </w:pPr>
-      <w:r>
-        <w:rPr>
-          <w:b/>
-          <w:bCs/>
-          <w:lang w:val="en-AE"/>
-        </w:rPr>
-        <w:t>Installment Start Date:</w:t>
-      </w:r>
-      <w:r>
-        <w:rPr>
-          <w:lang w:val="en-AE"/>
-        </w:rPr>
-        <w:br/>
-        <w:t>Installment Start Date = Ijara Start Date + 1 month.</w:t>
-      </w:r>
-    </w:p>
-    <w:p>
-      <w:pPr>
-        <w:numPr>
-          <w:ilvl w:val="0"/>
-          <w:numId w:val="1"/>
-        </w:numPr>
-        <w:rPr>
-          <w:lang w:val="en-AE"/>
-        </w:rPr>
-      </w:pPr>
-      <w:r>
-        <w:rPr>
-          <w:lang w:val="en-AE"/>
-        </w:rPr>
-        <w:t xml:space="preserve">Since all these dates are linked, updating the dates through a backend data patch is </w:t>
-      </w:r>
-      <w:r>
-        <w:rPr>
-          <w:b/>
-          <w:bCs/>
-          <w:lang w:val="en-AE"/>
-        </w:rPr>
-        <w:t>not advisable</w:t>
-      </w:r>
-      <w:r>
-        <w:rPr>
-          <w:lang w:val="en-AE"/>
-        </w:rPr>
-        <w:t>, as it may not match the EMI already generated for the customer.</w:t>
-      </w:r>
-    </w:p>
-    <w:p>
-      <w:pPr>
-        <w:numPr>
-          <w:ilvl w:val="0"/>
-          <w:numId w:val="1"/>
-        </w:numPr>
-        <w:rPr>
-          <w:lang w:val="en-AE"/>
-        </w:rPr>
-      </w:pPr>
-      <w:r>
-        <w:rPr>
-          <w:lang w:val="en-AE"/>
-        </w:rPr>
-        <w:t xml:space="preserve">We have already provided a solution to adjust the </w:t>
-      </w:r>
-      <w:r>
-        <w:rPr>
-          <w:b/>
-          <w:bCs/>
-          <w:lang w:val="en-AE"/>
-        </w:rPr>
-        <w:t>Disbursement Date at the S2 stage</w:t>
-      </w:r>
-      <w:r>
-        <w:rPr>
-          <w:lang w:val="en-AE"/>
-        </w:rPr>
-        <w:t xml:space="preserve"> by Operations. If required later, the date can also be updated through the </w:t>
-      </w:r>
-      <w:r>
-        <w:rPr>
-          <w:b/>
-          <w:bCs/>
-          <w:lang w:val="en-AE"/>
-        </w:rPr>
-        <w:t>OPS Disbursement Update</w:t>
-      </w:r>
-      <w:r>
-        <w:rPr>
-          <w:lang w:val="en-AE"/>
-        </w:rPr>
-        <w:t xml:space="preserve"> screen.</w:t>
-      </w:r>
-    </w:p>
-    <w:p>
-      <w:pPr>
-        <w:rPr>
-          <w:lang w:val="en-AE"/>
-        </w:rPr>
-      </w:pPr>
-      <w:r>
-        <w:rPr>
-          <w:lang w:val="en-AE"/>
-        </w:rPr>
-        <w:t xml:space="preserve">The system is working as designed. Therefore, </w:t>
-      </w:r>
-      <w:r>
-        <w:rPr>
-          <w:b/>
-          <w:bCs/>
-          <w:lang w:val="en-AE"/>
-        </w:rPr>
-        <w:t>no action is required from IT.</w:t>
+        <w:t xml:space="preserve"> Raise a separate defect for each applicable scenario.</w:t>
       </w:r>
     </w:p>
     <w:p>
@@ -221,13 +102,6 @@
           <w:lang w:val="en-AE"/>
         </w:rPr>
         <w:t>Regards,</w:t>
-      </w:r>
-      <w:r>
-        <w:rPr>
-          <w:lang w:val="en-AE"/>
-        </w:rPr>
-        <w:br/>
-        <w:t>Hariprasath</w:t>
       </w:r>
     </w:p>
     <w:p/>
@@ -244,13 +118,13 @@
 <file path=word/numbering.xml><?xml version="1.0" encoding="utf-8"?>
 <w:numbering xmlns:wpc="http://schemas.microsoft.com/office/word/2010/wordprocessingCanvas" xmlns:cx="http://schemas.microsoft.com/office/drawing/2014/chartex" xmlns:cx1="http://schemas.microsoft.com/office/drawing/2015/9/8/chartex" xmlns:cx2="http://schemas.microsoft.com/office/drawing/2015/10/21/chartex" xmlns:cx3="http://schemas.microsoft.com/office/drawing/2016/5/9/chartex" xmlns:cx4="http://schemas.microsoft.com/office/drawing/2016/5/10/chartex" xmlns:cx5="http://schemas.microsoft.com/office/drawing/2016/5/11/chartex" xmlns:cx6="http://schemas.microsoft.com/office/drawing/2016/5/12/chartex" xmlns:cx7="http://schemas.microsoft.com/office/drawing/2016/5/13/chartex" xmlns:cx8="http://schemas.microsoft.com/office/drawing/2016/5/14/chartex" xmlns:mc="http://schemas.openxmlformats.org/markup-compatibility/2006" xmlns:aink="http://schemas.microsoft.com/office/drawing/2016/ink" xmlns:am3d="http://schemas.microsoft.com/office/drawing/2017/model3d" xmlns:o="urn:schemas-microsoft-com:office:office" xmlns:oel="http://schemas.microsoft.com/office/2019/extlst" xmlns:r="http://schemas.openxmlformats.org/officeDocument/2006/relationships" xmlns:m="http://schemas.openxmlformats.org/officeDocument/2006/math" xmlns:v="urn:schemas-microsoft-com:vml" xmlns:wp14="http://schemas.microsoft.com/office/word/2010/wordprocessingDrawing" xmlns:wp="http://schemas.openxmlformats.org/drawingml/2006/wordprocessingDrawing" xmlns:w10="urn:schemas-microsoft-com:office:word" xmlns:w="http://schemas.openxmlformats.org/wordprocessingml/2006/main" xmlns:w14="http://schemas.microsoft.com/office/word/2010/wordml" xmlns:w15="http://schemas.microsoft.com/office/word/2012/wordml" xmlns:w16cex="http://schemas.microsoft.com/office/word/2018/wordml/cex" xmlns:w16cid="http://schemas.microsoft.com/office/word/2016/wordml/cid" xmlns:w16="http://schemas.microsoft.com/office/word/2018/wordml" xmlns:w16du="http://schemas.microsoft.com/office/word/2023/wordml/word16du" xmlns:w16sdtdh="http://schemas.microsoft.com/office/word/2020/wordml/sdtdatahash" xmlns:w16sdtfl="http://schemas.microsoft.com/office/word/2024/wordml/sdtformatlock" xmlns:w16se="http://schemas.microsoft.com/office/word/2015/wordml/symex" xmlns:wpg="http://schemas.microsoft.com/office/word/2010/wordprocessingGroup" xmlns:wpi="http://schemas.microsoft.com/office/word/2010/wordprocessingInk" xmlns:wne="http://schemas.microsoft.com/office/word/2006/wordml" xmlns:wps="http://schemas.microsoft.com/office/word/2010/wordprocessingShape" mc:Ignorable="w14 w15 w16se w16cid w16 w16cex w16sdtdh w16sdtfl w16du wp14">
   <w:abstractNum w:abstractNumId="0" w15:restartNumberingAfterBreak="0">
-    <w:nsid w:val="574D7DDA"/>
+    <w:nsid w:val="781D32EC"/>
     <w:multiLevelType w:val="multilevel"/>
-    <w:tmpl w:val="B322A476"/>
+    <w:tmpl w:val="6C1AABD6"/>
     <w:lvl w:ilvl="0">
       <w:start w:val="1"/>
-      <w:numFmt w:val="decimal"/>
-      <w:lvlText w:val="%1."/>
+      <w:numFmt w:val="bullet"/>
+      <w:lvlText w:val=""/>
       <w:lvlJc w:val="left"/>
       <w:pPr>
         <w:tabs>
@@ -258,11 +132,15 @@
         </w:tabs>
         <w:ind w:left="720" w:hanging="360"/>
       </w:pPr>
+      <w:rPr>
+        <w:rFonts w:ascii="Symbol" w:hAnsi="Symbol" w:hint="default"/>
+        <w:sz w:val="20"/>
+      </w:rPr>
     </w:lvl>
     <w:lvl w:ilvl="1" w:tentative="1">
       <w:start w:val="1"/>
-      <w:numFmt w:val="decimal"/>
-      <w:lvlText w:val="%2."/>
+      <w:numFmt w:val="bullet"/>
+      <w:lvlText w:val="o"/>
       <w:lvlJc w:val="left"/>
       <w:pPr>
         <w:tabs>
@@ -270,11 +148,15 @@
         </w:tabs>
         <w:ind w:left="1440" w:hanging="360"/>
       </w:pPr>
+      <w:rPr>
+        <w:rFonts w:ascii="Courier New" w:hAnsi="Courier New" w:hint="default"/>
+        <w:sz w:val="20"/>
+      </w:rPr>
     </w:lvl>
     <w:lvl w:ilvl="2" w:tentative="1">
       <w:start w:val="1"/>
-      <w:numFmt w:val="decimal"/>
-      <w:lvlText w:val="%3."/>
+      <w:numFmt w:val="bullet"/>
+      <w:lvlText w:val=""/>
       <w:lvlJc w:val="left"/>
       <w:pPr>
         <w:tabs>
@@ -282,11 +164,15 @@
         </w:tabs>
         <w:ind w:left="2160" w:hanging="360"/>
       </w:pPr>
+      <w:rPr>
+        <w:rFonts w:ascii="Wingdings" w:hAnsi="Wingdings" w:hint="default"/>
+        <w:sz w:val="20"/>
+      </w:rPr>
     </w:lvl>
     <w:lvl w:ilvl="3" w:tentative="1">
       <w:start w:val="1"/>
-      <w:numFmt w:val="decimal"/>
-      <w:lvlText w:val="%4."/>
+      <w:numFmt w:val="bullet"/>
+      <w:lvlText w:val=""/>
       <w:lvlJc w:val="left"/>
       <w:pPr>
         <w:tabs>
@@ -294,11 +180,15 @@
         </w:tabs>
         <w:ind w:left="2880" w:hanging="360"/>
       </w:pPr>
+      <w:rPr>
+        <w:rFonts w:ascii="Wingdings" w:hAnsi="Wingdings" w:hint="default"/>
+        <w:sz w:val="20"/>
+      </w:rPr>
     </w:lvl>
     <w:lvl w:ilvl="4" w:tentative="1">
       <w:start w:val="1"/>
-      <w:numFmt w:val="decimal"/>
-      <w:lvlText w:val="%5."/>
+      <w:numFmt w:val="bullet"/>
+      <w:lvlText w:val=""/>
       <w:lvlJc w:val="left"/>
       <w:pPr>
         <w:tabs>
@@ -306,11 +196,15 @@
         </w:tabs>
         <w:ind w:left="3600" w:hanging="360"/>
       </w:pPr>
+      <w:rPr>
+        <w:rFonts w:ascii="Wingdings" w:hAnsi="Wingdings" w:hint="default"/>
+        <w:sz w:val="20"/>
+      </w:rPr>
     </w:lvl>
     <w:lvl w:ilvl="5" w:tentative="1">
       <w:start w:val="1"/>
-      <w:numFmt w:val="decimal"/>
-      <w:lvlText w:val="%6."/>
+      <w:numFmt w:val="bullet"/>
+      <w:lvlText w:val=""/>
       <w:lvlJc w:val="left"/>
       <w:pPr>
         <w:tabs>
@@ -318,11 +212,15 @@
         </w:tabs>
         <w:ind w:left="4320" w:hanging="360"/>
       </w:pPr>
+      <w:rPr>
+        <w:rFonts w:ascii="Wingdings" w:hAnsi="Wingdings" w:hint="default"/>
+        <w:sz w:val="20"/>
+      </w:rPr>
     </w:lvl>
     <w:lvl w:ilvl="6" w:tentative="1">
       <w:start w:val="1"/>
-      <w:numFmt w:val="decimal"/>
-      <w:lvlText w:val="%7."/>
+      <w:numFmt w:val="bullet"/>
+      <w:lvlText w:val=""/>
       <w:lvlJc w:val="left"/>
       <w:pPr>
         <w:tabs>
@@ -330,11 +228,15 @@
         </w:tabs>
         <w:ind w:left="5040" w:hanging="360"/>
       </w:pPr>
+      <w:rPr>
+        <w:rFonts w:ascii="Wingdings" w:hAnsi="Wingdings" w:hint="default"/>
+        <w:sz w:val="20"/>
+      </w:rPr>
     </w:lvl>
     <w:lvl w:ilvl="7" w:tentative="1">
       <w:start w:val="1"/>
-      <w:numFmt w:val="decimal"/>
-      <w:lvlText w:val="%8."/>
+      <w:numFmt w:val="bullet"/>
+      <w:lvlText w:val=""/>
       <w:lvlJc w:val="left"/>
       <w:pPr>
         <w:tabs>
@@ -342,11 +244,15 @@
         </w:tabs>
         <w:ind w:left="5760" w:hanging="360"/>
       </w:pPr>
+      <w:rPr>
+        <w:rFonts w:ascii="Wingdings" w:hAnsi="Wingdings" w:hint="default"/>
+        <w:sz w:val="20"/>
+      </w:rPr>
     </w:lvl>
     <w:lvl w:ilvl="8" w:tentative="1">
       <w:start w:val="1"/>
-      <w:numFmt w:val="decimal"/>
-      <w:lvlText w:val="%9."/>
+      <w:numFmt w:val="bullet"/>
+      <w:lvlText w:val=""/>
       <w:lvlJc w:val="left"/>
       <w:pPr>
         <w:tabs>
@@ -354,9 +260,13 @@
         </w:tabs>
         <w:ind w:left="6480" w:hanging="360"/>
       </w:pPr>
+      <w:rPr>
+        <w:rFonts w:ascii="Wingdings" w:hAnsi="Wingdings" w:hint="default"/>
+        <w:sz w:val="20"/>
+      </w:rPr>
     </w:lvl>
   </w:abstractNum>
-  <w:num w:numId="1" w16cid:durableId="1595550806">
+  <w:num w:numId="1" w16cid:durableId="1575553699">
     <w:abstractNumId w:val="0"/>
   </w:num>
 </w:numbering>
@@ -768,7 +678,7 @@
     <w:link w:val="Heading1Char"/>
     <w:uiPriority w:val="9"/>
     <w:qFormat/>
-    <w:rsid w:val="00AA7181"/>
+    <w:rsid w:val="000E6A11"/>
     <w:pPr>
       <w:keepNext/>
       <w:keepLines/>
@@ -791,7 +701,7 @@
     <w:semiHidden/>
     <w:unhideWhenUsed/>
     <w:qFormat/>
-    <w:rsid w:val="00AA7181"/>
+    <w:rsid w:val="000E6A11"/>
     <w:pPr>
       <w:keepNext/>
       <w:keepLines/>
@@ -814,7 +724,7 @@
     <w:semiHidden/>
     <w:unhideWhenUsed/>
     <w:qFormat/>
-    <w:rsid w:val="00AA7181"/>
+    <w:rsid w:val="000E6A11"/>
     <w:pPr>
       <w:keepNext/>
       <w:keepLines/>
@@ -837,7 +747,7 @@
     <w:semiHidden/>
     <w:unhideWhenUsed/>
     <w:qFormat/>
-    <w:rsid w:val="00AA7181"/>
+    <w:rsid w:val="000E6A11"/>
     <w:pPr>
       <w:keepNext/>
       <w:keepLines/>
@@ -860,7 +770,7 @@
     <w:semiHidden/>
     <w:unhideWhenUsed/>
     <w:qFormat/>
-    <w:rsid w:val="00AA7181"/>
+    <w:rsid w:val="000E6A11"/>
     <w:pPr>
       <w:keepNext/>
       <w:keepLines/>
@@ -881,7 +791,7 @@
     <w:semiHidden/>
     <w:unhideWhenUsed/>
     <w:qFormat/>
-    <w:rsid w:val="00AA7181"/>
+    <w:rsid w:val="000E6A11"/>
     <w:pPr>
       <w:keepNext/>
       <w:keepLines/>
@@ -904,7 +814,7 @@
     <w:semiHidden/>
     <w:unhideWhenUsed/>
     <w:qFormat/>
-    <w:rsid w:val="00AA7181"/>
+    <w:rsid w:val="000E6A11"/>
     <w:pPr>
       <w:keepNext/>
       <w:keepLines/>
@@ -925,7 +835,7 @@
     <w:semiHidden/>
     <w:unhideWhenUsed/>
     <w:qFormat/>
-    <w:rsid w:val="00AA7181"/>
+    <w:rsid w:val="000E6A11"/>
     <w:pPr>
       <w:keepNext/>
       <w:keepLines/>
@@ -948,7 +858,7 @@
     <w:semiHidden/>
     <w:unhideWhenUsed/>
     <w:qFormat/>
-    <w:rsid w:val="00AA7181"/>
+    <w:rsid w:val="000E6A11"/>
     <w:pPr>
       <w:keepNext/>
       <w:keepLines/>
@@ -991,7 +901,7 @@
     <w:basedOn w:val="DefaultParagraphFont"/>
     <w:link w:val="Heading1"/>
     <w:uiPriority w:val="9"/>
-    <w:rsid w:val="00AA7181"/>
+    <w:rsid w:val="000E6A11"/>
     <w:rPr>
       <w:rFonts w:asciiTheme="majorHAnsi" w:eastAsiaTheme="majorEastAsia" w:hAnsiTheme="majorHAnsi" w:cstheme="majorBidi"/>
       <w:color w:val="2E74B5" w:themeColor="accent1" w:themeShade="BF"/>
@@ -1005,7 +915,7 @@
     <w:link w:val="Heading2"/>
     <w:uiPriority w:val="9"/>
     <w:semiHidden/>
-    <w:rsid w:val="00AA7181"/>
+    <w:rsid w:val="000E6A11"/>
     <w:rPr>
       <w:rFonts w:asciiTheme="majorHAnsi" w:eastAsiaTheme="majorEastAsia" w:hAnsiTheme="majorHAnsi" w:cstheme="majorBidi"/>
       <w:color w:val="2E74B5" w:themeColor="accent1" w:themeShade="BF"/>
@@ -1019,7 +929,7 @@
     <w:link w:val="Heading3"/>
     <w:uiPriority w:val="9"/>
     <w:semiHidden/>
-    <w:rsid w:val="00AA7181"/>
+    <w:rsid w:val="000E6A11"/>
     <w:rPr>
       <w:rFonts w:eastAsiaTheme="majorEastAsia" w:cstheme="majorBidi"/>
       <w:color w:val="2E74B5" w:themeColor="accent1" w:themeShade="BF"/>
@@ -1033,7 +943,7 @@
     <w:link w:val="Heading4"/>
     <w:uiPriority w:val="9"/>
     <w:semiHidden/>
-    <w:rsid w:val="00AA7181"/>
+    <w:rsid w:val="000E6A11"/>
     <w:rPr>
       <w:rFonts w:eastAsiaTheme="majorEastAsia" w:cstheme="majorBidi"/>
       <w:i/>
@@ -1047,7 +957,7 @@
     <w:link w:val="Heading5"/>
     <w:uiPriority w:val="9"/>
     <w:semiHidden/>
-    <w:rsid w:val="00AA7181"/>
+    <w:rsid w:val="000E6A11"/>
     <w:rPr>
       <w:rFonts w:eastAsiaTheme="majorEastAsia" w:cstheme="majorBidi"/>
       <w:color w:val="2E74B5" w:themeColor="accent1" w:themeShade="BF"/>
@@ -1059,7 +969,7 @@
     <w:link w:val="Heading6"/>
     <w:uiPriority w:val="9"/>
     <w:semiHidden/>
-    <w:rsid w:val="00AA7181"/>
+    <w:rsid w:val="000E6A11"/>
     <w:rPr>
       <w:rFonts w:eastAsiaTheme="majorEastAsia" w:cstheme="majorBidi"/>
       <w:i/>
@@ -1073,7 +983,7 @@
     <w:link w:val="Heading7"/>
     <w:uiPriority w:val="9"/>
     <w:semiHidden/>
-    <w:rsid w:val="00AA7181"/>
+    <w:rsid w:val="000E6A11"/>
     <w:rPr>
       <w:rFonts w:eastAsiaTheme="majorEastAsia" w:cstheme="majorBidi"/>
       <w:color w:val="595959" w:themeColor="text1" w:themeTint="A6"/>
@@ -1085,7 +995,7 @@
     <w:link w:val="Heading8"/>
     <w:uiPriority w:val="9"/>
     <w:semiHidden/>
-    <w:rsid w:val="00AA7181"/>
+    <w:rsid w:val="000E6A11"/>
     <w:rPr>
       <w:rFonts w:eastAsiaTheme="majorEastAsia" w:cstheme="majorBidi"/>
       <w:i/>
@@ -1099,7 +1009,7 @@
     <w:link w:val="Heading9"/>
     <w:uiPriority w:val="9"/>
     <w:semiHidden/>
-    <w:rsid w:val="00AA7181"/>
+    <w:rsid w:val="000E6A11"/>
     <w:rPr>
       <w:rFonts w:eastAsiaTheme="majorEastAsia" w:cstheme="majorBidi"/>
       <w:color w:val="272727" w:themeColor="text1" w:themeTint="D8"/>
@@ -1112,7 +1022,7 @@
     <w:link w:val="TitleChar"/>
     <w:uiPriority w:val="10"/>
     <w:qFormat/>
-    <w:rsid w:val="00AA7181"/>
+    <w:rsid w:val="000E6A11"/>
     <w:pPr>
       <w:spacing w:after="80" w:line="240" w:lineRule="auto"/>
       <w:contextualSpacing/>
@@ -1130,7 +1040,7 @@
     <w:basedOn w:val="DefaultParagraphFont"/>
     <w:link w:val="Title"/>
     <w:uiPriority w:val="10"/>
-    <w:rsid w:val="00AA7181"/>
+    <w:rsid w:val="000E6A11"/>
     <w:rPr>
       <w:rFonts w:asciiTheme="majorHAnsi" w:eastAsiaTheme="majorEastAsia" w:hAnsiTheme="majorHAnsi" w:cstheme="majorBidi"/>
       <w:spacing w:val="-10"/>
@@ -1146,7 +1056,7 @@
     <w:link w:val="SubtitleChar"/>
     <w:uiPriority w:val="11"/>
     <w:qFormat/>
-    <w:rsid w:val="00AA7181"/>
+    <w:rsid w:val="000E6A11"/>
     <w:pPr>
       <w:numPr>
         <w:ilvl w:val="1"/>
@@ -1165,7 +1075,7 @@
     <w:basedOn w:val="DefaultParagraphFont"/>
     <w:link w:val="Subtitle"/>
     <w:uiPriority w:val="11"/>
-    <w:rsid w:val="00AA7181"/>
+    <w:rsid w:val="000E6A11"/>
     <w:rPr>
       <w:rFonts w:eastAsiaTheme="majorEastAsia" w:cstheme="majorBidi"/>
       <w:color w:val="595959" w:themeColor="text1" w:themeTint="A6"/>
@@ -1181,7 +1091,7 @@
     <w:link w:val="QuoteChar"/>
     <w:uiPriority w:val="29"/>
     <w:qFormat/>
-    <w:rsid w:val="00AA7181"/>
+    <w:rsid w:val="000E6A11"/>
     <w:pPr>
       <w:spacing w:before="160"/>
       <w:jc w:val="center"/>
@@ -1197,7 +1107,7 @@
     <w:basedOn w:val="DefaultParagraphFont"/>
     <w:link w:val="Quote"/>
     <w:uiPriority w:val="29"/>
-    <w:rsid w:val="00AA7181"/>
+    <w:rsid w:val="000E6A11"/>
     <w:rPr>
       <w:i/>
       <w:iCs/>
@@ -1209,7 +1119,7 @@
     <w:basedOn w:val="Normal"/>
     <w:uiPriority w:val="34"/>
     <w:qFormat/>
-    <w:rsid w:val="00AA7181"/>
+    <w:rsid w:val="000E6A11"/>
     <w:pPr>
       <w:ind w:left="720"/>
       <w:contextualSpacing/>
@@ -1220,7 +1130,7 @@
     <w:basedOn w:val="DefaultParagraphFont"/>
     <w:uiPriority w:val="21"/>
     <w:qFormat/>
-    <w:rsid w:val="00AA7181"/>
+    <w:rsid w:val="000E6A11"/>
     <w:rPr>
       <w:i/>
       <w:iCs/>
@@ -1234,7 +1144,7 @@
     <w:link w:val="IntenseQuoteChar"/>
     <w:uiPriority w:val="30"/>
     <w:qFormat/>
-    <w:rsid w:val="00AA7181"/>
+    <w:rsid w:val="000E6A11"/>
     <w:pPr>
       <w:pBdr>
         <w:top w:val="single" w:sz="4" w:space="10" w:color="2E74B5" w:themeColor="accent1" w:themeShade="BF"/>
@@ -1255,7 +1165,7 @@
     <w:basedOn w:val="DefaultParagraphFont"/>
     <w:link w:val="IntenseQuote"/>
     <w:uiPriority w:val="30"/>
-    <w:rsid w:val="00AA7181"/>
+    <w:rsid w:val="000E6A11"/>
     <w:rPr>
       <w:i/>
       <w:iCs/>
@@ -1267,7 +1177,7 @@
     <w:basedOn w:val="DefaultParagraphFont"/>
     <w:uiPriority w:val="32"/>
     <w:qFormat/>
-    <w:rsid w:val="00AA7181"/>
+    <w:rsid w:val="000E6A11"/>
     <w:rPr>
       <w:b/>
       <w:bCs/>

--- a/book1.docx
+++ b/book1.docx
@@ -5,40 +5,18 @@
     <w:p>
       <w:pPr>
         <w:rPr>
-          <w:lang w:val="en-AE"/>
-        </w:rPr>
-      </w:pPr>
-      <w:r>
-        <w:rPr>
-          <w:lang w:val="en-AE"/>
-        </w:rPr>
-        <w:t>Dear Sabiya,</w:t>
-      </w:r>
-    </w:p>
-    <w:p>
-      <w:pPr>
-        <w:rPr>
-          <w:lang w:val="en-AE"/>
-        </w:rPr>
-      </w:pPr>
-      <w:r>
-        <w:rPr>
-          <w:lang w:val="en-AE"/>
-        </w:rPr>
-        <w:t>As mentioned by Osama, kindly raise SIT defects for the below HFLMS scenarios and share the Defect IDs for tracking.</w:t>
-      </w:r>
-    </w:p>
-    <w:p>
-      <w:pPr>
-        <w:rPr>
-          <w:lang w:val="en-AE"/>
-        </w:rPr>
-      </w:pPr>
-      <w:r>
-        <w:rPr>
-          <w:lang w:val="en-AE"/>
-        </w:rPr>
-        <w:t>We have shared the SOA Ref. No. along with the affected scenarios.</w:t>
+          <w:b/>
+          <w:bCs/>
+          <w:lang w:val="en-AE"/>
+        </w:rPr>
+      </w:pPr>
+      <w:r>
+        <w:rPr>
+          <w:b/>
+          <w:bCs/>
+          <w:lang w:val="en-AE"/>
+        </w:rPr>
+        <w:t>1. Customer Impact</w:t>
       </w:r>
     </w:p>
     <w:p>
@@ -57,13 +35,13 @@
           <w:bCs/>
           <w:lang w:val="en-AE"/>
         </w:rPr>
-        <w:t>SOA–T24 payload issues:</w:t>
-      </w:r>
-      <w:r>
-        <w:rPr>
-          <w:lang w:val="en-AE"/>
-        </w:rPr>
-        <w:t xml:space="preserve"> Assign the defects to the SOA team and route them to T24.</w:t>
+        <w:t>Daily Sync:</w:t>
+      </w:r>
+      <w:r>
+        <w:rPr>
+          <w:lang w:val="en-AE"/>
+        </w:rPr>
+        <w:t xml:space="preserve"> If the ETL job fails, the NAK (Not Acknowledged) status will not be updated in HFLMS.</w:t>
       </w:r>
     </w:p>
     <w:p>
@@ -82,26 +60,355 @@
           <w:bCs/>
           <w:lang w:val="en-AE"/>
         </w:rPr>
-        <w:t>Separate defects:</w:t>
-      </w:r>
-      <w:r>
-        <w:rPr>
-          <w:lang w:val="en-AE"/>
-        </w:rPr>
-        <w:t xml:space="preserve"> Raise a separate defect for each applicable scenario.</w:t>
-      </w:r>
-    </w:p>
-    <w:p>
-      <w:pPr>
-        <w:rPr>
-          <w:lang w:val="en-AE"/>
-        </w:rPr>
-      </w:pPr>
-      <w:r>
-        <w:rPr>
-          <w:lang w:val="en-AE"/>
-        </w:rPr>
-        <w:t>Regards,</w:t>
+        <w:t>Initial Sync:</w:t>
+      </w:r>
+      <w:r>
+        <w:rPr>
+          <w:lang w:val="en-AE"/>
+        </w:rPr>
+        <w:t xml:space="preserve"> Historical data, such as DDA registration remarks, cancellation status, and cancellation remarks, will not be updated in HFLMS if the job fails.</w:t>
+      </w:r>
+    </w:p>
+    <w:p>
+      <w:pPr>
+        <w:rPr>
+          <w:b/>
+          <w:bCs/>
+          <w:lang w:val="en-AE"/>
+        </w:rPr>
+      </w:pPr>
+      <w:r>
+        <w:rPr>
+          <w:b/>
+          <w:bCs/>
+          <w:lang w:val="en-AE"/>
+        </w:rPr>
+        <w:t>2. Financial Impact</w:t>
+      </w:r>
+    </w:p>
+    <w:p>
+      <w:pPr>
+        <w:rPr>
+          <w:lang w:val="en-AE"/>
+        </w:rPr>
+      </w:pPr>
+      <w:r>
+        <w:rPr>
+          <w:lang w:val="en-AE"/>
+        </w:rPr>
+        <w:t>There is no financial impact, as the job only updates statuses and remarks and does not involve any financial transactions.</w:t>
+      </w:r>
+    </w:p>
+    <w:p>
+      <w:pPr>
+        <w:rPr>
+          <w:b/>
+          <w:bCs/>
+          <w:lang w:val="en-AE"/>
+        </w:rPr>
+      </w:pPr>
+      <w:r>
+        <w:rPr>
+          <w:b/>
+          <w:bCs/>
+          <w:lang w:val="en-AE"/>
+        </w:rPr>
+        <w:t>3. Brand Impact</w:t>
+      </w:r>
+    </w:p>
+    <w:p>
+      <w:pPr>
+        <w:rPr>
+          <w:lang w:val="en-AE"/>
+        </w:rPr>
+      </w:pPr>
+      <w:r>
+        <w:rPr>
+          <w:lang w:val="en-AE"/>
+        </w:rPr>
+        <w:t>There is no direct brand impact, as HFLMS is an internally used application.</w:t>
+      </w:r>
+    </w:p>
+    <w:p>
+      <w:pPr>
+        <w:rPr>
+          <w:b/>
+          <w:bCs/>
+          <w:lang w:val="en-AE"/>
+        </w:rPr>
+      </w:pPr>
+      <w:r>
+        <w:rPr>
+          <w:b/>
+          <w:bCs/>
+          <w:lang w:val="en-AE"/>
+        </w:rPr>
+        <w:t>4. Criticality of the Interface</w:t>
+      </w:r>
+    </w:p>
+    <w:p>
+      <w:pPr>
+        <w:rPr>
+          <w:lang w:val="en-AE"/>
+        </w:rPr>
+      </w:pPr>
+      <w:r>
+        <w:rPr>
+          <w:lang w:val="en-AE"/>
+        </w:rPr>
+        <w:t xml:space="preserve">The interface is considered </w:t>
+      </w:r>
+      <w:r>
+        <w:rPr>
+          <w:b/>
+          <w:bCs/>
+          <w:lang w:val="en-AE"/>
+        </w:rPr>
+        <w:t>less critical</w:t>
+      </w:r>
+      <w:r>
+        <w:rPr>
+          <w:lang w:val="en-AE"/>
+        </w:rPr>
+        <w:t>, as it only syncs status updates and remarks.</w:t>
+      </w:r>
+    </w:p>
+    <w:p>
+      <w:pPr>
+        <w:rPr>
+          <w:lang w:val="en-AE"/>
+        </w:rPr>
+      </w:pPr>
+      <w:r>
+        <w:rPr>
+          <w:lang w:val="en-AE"/>
+        </w:rPr>
+        <w:t>Going forward, DDA cancellation status and remarks, along with DDA registration remarks, will be updated through SOA wherever supported. Any data that cannot be updated through SOA will be handled by this ETL job.</w:t>
+      </w:r>
+    </w:p>
+    <w:p>
+      <w:pPr>
+        <w:rPr>
+          <w:b/>
+          <w:bCs/>
+          <w:lang w:val="en-AE"/>
+        </w:rPr>
+      </w:pPr>
+      <w:r>
+        <w:rPr>
+          <w:b/>
+          <w:bCs/>
+          <w:lang w:val="en-AE"/>
+        </w:rPr>
+        <w:t>5. SOP – DDA Registration/Cancellation Flow</w:t>
+      </w:r>
+    </w:p>
+    <w:p>
+      <w:pPr>
+        <w:numPr>
+          <w:ilvl w:val="0"/>
+          <w:numId w:val="2"/>
+        </w:numPr>
+        <w:rPr>
+          <w:lang w:val="en-AE"/>
+        </w:rPr>
+      </w:pPr>
+      <w:r>
+        <w:rPr>
+          <w:lang w:val="en-AE"/>
+        </w:rPr>
+        <w:t>HFLMS – DDA registration/cancellation</w:t>
+      </w:r>
+    </w:p>
+    <w:p>
+      <w:pPr>
+        <w:numPr>
+          <w:ilvl w:val="0"/>
+          <w:numId w:val="2"/>
+        </w:numPr>
+        <w:rPr>
+          <w:lang w:val="en-AE"/>
+        </w:rPr>
+      </w:pPr>
+      <w:r>
+        <w:rPr>
+          <w:lang w:val="en-AE"/>
+        </w:rPr>
+        <w:t>SOA</w:t>
+      </w:r>
+    </w:p>
+    <w:p>
+      <w:pPr>
+        <w:numPr>
+          <w:ilvl w:val="0"/>
+          <w:numId w:val="2"/>
+        </w:numPr>
+        <w:rPr>
+          <w:lang w:val="en-AE"/>
+        </w:rPr>
+      </w:pPr>
+      <w:r>
+        <w:rPr>
+          <w:lang w:val="en-AE"/>
+        </w:rPr>
+        <w:t>DDS</w:t>
+      </w:r>
+    </w:p>
+    <w:p>
+      <w:pPr>
+        <w:numPr>
+          <w:ilvl w:val="0"/>
+          <w:numId w:val="2"/>
+        </w:numPr>
+        <w:rPr>
+          <w:lang w:val="en-AE"/>
+        </w:rPr>
+      </w:pPr>
+      <w:r>
+        <w:rPr>
+          <w:lang w:val="en-AE"/>
+        </w:rPr>
+        <w:t>Central Bank</w:t>
+      </w:r>
+    </w:p>
+    <w:p>
+      <w:pPr>
+        <w:numPr>
+          <w:ilvl w:val="0"/>
+          <w:numId w:val="2"/>
+        </w:numPr>
+        <w:rPr>
+          <w:lang w:val="en-AE"/>
+        </w:rPr>
+      </w:pPr>
+      <w:r>
+        <w:rPr>
+          <w:lang w:val="en-AE"/>
+        </w:rPr>
+        <w:t>Other Bank</w:t>
+      </w:r>
+    </w:p>
+    <w:p>
+      <w:pPr>
+        <w:numPr>
+          <w:ilvl w:val="0"/>
+          <w:numId w:val="2"/>
+        </w:numPr>
+        <w:rPr>
+          <w:lang w:val="en-AE"/>
+        </w:rPr>
+      </w:pPr>
+      <w:r>
+        <w:rPr>
+          <w:lang w:val="en-AE"/>
+        </w:rPr>
+        <w:t>Central Bank</w:t>
+      </w:r>
+    </w:p>
+    <w:p>
+      <w:pPr>
+        <w:numPr>
+          <w:ilvl w:val="0"/>
+          <w:numId w:val="2"/>
+        </w:numPr>
+        <w:rPr>
+          <w:lang w:val="en-AE"/>
+        </w:rPr>
+      </w:pPr>
+      <w:r>
+        <w:rPr>
+          <w:lang w:val="en-AE"/>
+        </w:rPr>
+        <w:t>DDS</w:t>
+      </w:r>
+    </w:p>
+    <w:p>
+      <w:pPr>
+        <w:numPr>
+          <w:ilvl w:val="0"/>
+          <w:numId w:val="2"/>
+        </w:numPr>
+        <w:rPr>
+          <w:lang w:val="en-AE"/>
+        </w:rPr>
+      </w:pPr>
+      <w:r>
+        <w:rPr>
+          <w:lang w:val="en-AE"/>
+        </w:rPr>
+        <w:t>SOA</w:t>
+      </w:r>
+    </w:p>
+    <w:p>
+      <w:pPr>
+        <w:numPr>
+          <w:ilvl w:val="0"/>
+          <w:numId w:val="2"/>
+        </w:numPr>
+        <w:rPr>
+          <w:lang w:val="en-AE"/>
+        </w:rPr>
+      </w:pPr>
+      <w:r>
+        <w:rPr>
+          <w:lang w:val="en-AE"/>
+        </w:rPr>
+        <w:t>Data updated in:</w:t>
+      </w:r>
+    </w:p>
+    <w:p>
+      <w:pPr>
+        <w:numPr>
+          <w:ilvl w:val="1"/>
+          <w:numId w:val="2"/>
+        </w:numPr>
+        <w:rPr>
+          <w:lang w:val="en-AE"/>
+        </w:rPr>
+      </w:pPr>
+      <w:r>
+        <w:rPr>
+          <w:lang w:val="en-AE"/>
+        </w:rPr>
+        <w:t>HFLMS</w:t>
+      </w:r>
+    </w:p>
+    <w:p>
+      <w:pPr>
+        <w:numPr>
+          <w:ilvl w:val="1"/>
+          <w:numId w:val="2"/>
+        </w:numPr>
+        <w:rPr>
+          <w:lang w:val="en-AE"/>
+        </w:rPr>
+      </w:pPr>
+      <w:r>
+        <w:rPr>
+          <w:lang w:val="en-AE"/>
+        </w:rPr>
+        <w:t>T24</w:t>
+      </w:r>
+    </w:p>
+    <w:p>
+      <w:pPr>
+        <w:rPr>
+          <w:lang w:val="en-AE"/>
+        </w:rPr>
+      </w:pPr>
+      <w:r>
+        <w:rPr>
+          <w:b/>
+          <w:bCs/>
+          <w:lang w:val="en-AE"/>
+        </w:rPr>
+        <w:t>ETL Job Scope:</w:t>
+      </w:r>
+      <w:r>
+        <w:rPr>
+          <w:lang w:val="en-AE"/>
+        </w:rPr>
+        <w:t xml:space="preserve"> Steps 7 to 9 – Syncing the relevant data from DDS to HFLMS.</w:t>
       </w:r>
     </w:p>
     <w:p/>
@@ -118,9 +425,126 @@
 <file path=word/numbering.xml><?xml version="1.0" encoding="utf-8"?>
 <w:numbering xmlns:wpc="http://schemas.microsoft.com/office/word/2010/wordprocessingCanvas" xmlns:cx="http://schemas.microsoft.com/office/drawing/2014/chartex" xmlns:cx1="http://schemas.microsoft.com/office/drawing/2015/9/8/chartex" xmlns:cx2="http://schemas.microsoft.com/office/drawing/2015/10/21/chartex" xmlns:cx3="http://schemas.microsoft.com/office/drawing/2016/5/9/chartex" xmlns:cx4="http://schemas.microsoft.com/office/drawing/2016/5/10/chartex" xmlns:cx5="http://schemas.microsoft.com/office/drawing/2016/5/11/chartex" xmlns:cx6="http://schemas.microsoft.com/office/drawing/2016/5/12/chartex" xmlns:cx7="http://schemas.microsoft.com/office/drawing/2016/5/13/chartex" xmlns:cx8="http://schemas.microsoft.com/office/drawing/2016/5/14/chartex" xmlns:mc="http://schemas.openxmlformats.org/markup-compatibility/2006" xmlns:aink="http://schemas.microsoft.com/office/drawing/2016/ink" xmlns:am3d="http://schemas.microsoft.com/office/drawing/2017/model3d" xmlns:o="urn:schemas-microsoft-com:office:office" xmlns:oel="http://schemas.microsoft.com/office/2019/extlst" xmlns:r="http://schemas.openxmlformats.org/officeDocument/2006/relationships" xmlns:m="http://schemas.openxmlformats.org/officeDocument/2006/math" xmlns:v="urn:schemas-microsoft-com:vml" xmlns:wp14="http://schemas.microsoft.com/office/word/2010/wordprocessingDrawing" xmlns:wp="http://schemas.openxmlformats.org/drawingml/2006/wordprocessingDrawing" xmlns:w10="urn:schemas-microsoft-com:office:word" xmlns:w="http://schemas.openxmlformats.org/wordprocessingml/2006/main" xmlns:w14="http://schemas.microsoft.com/office/word/2010/wordml" xmlns:w15="http://schemas.microsoft.com/office/word/2012/wordml" xmlns:w16cex="http://schemas.microsoft.com/office/word/2018/wordml/cex" xmlns:w16cid="http://schemas.microsoft.com/office/word/2016/wordml/cid" xmlns:w16="http://schemas.microsoft.com/office/word/2018/wordml" xmlns:w16du="http://schemas.microsoft.com/office/word/2023/wordml/word16du" xmlns:w16sdtdh="http://schemas.microsoft.com/office/word/2020/wordml/sdtdatahash" xmlns:w16sdtfl="http://schemas.microsoft.com/office/word/2024/wordml/sdtformatlock" xmlns:w16se="http://schemas.microsoft.com/office/word/2015/wordml/symex" xmlns:wpg="http://schemas.microsoft.com/office/word/2010/wordprocessingGroup" xmlns:wpi="http://schemas.microsoft.com/office/word/2010/wordprocessingInk" xmlns:wne="http://schemas.microsoft.com/office/word/2006/wordml" xmlns:wps="http://schemas.microsoft.com/office/word/2010/wordprocessingShape" mc:Ignorable="w14 w15 w16se w16cid w16 w16cex w16sdtdh w16sdtfl w16du wp14">
   <w:abstractNum w:abstractNumId="0" w15:restartNumberingAfterBreak="0">
-    <w:nsid w:val="781D32EC"/>
+    <w:nsid w:val="20F93160"/>
     <w:multiLevelType w:val="multilevel"/>
-    <w:tmpl w:val="6C1AABD6"/>
+    <w:tmpl w:val="E5D4A9EE"/>
+    <w:lvl w:ilvl="0">
+      <w:start w:val="1"/>
+      <w:numFmt w:val="decimal"/>
+      <w:lvlText w:val="%1."/>
+      <w:lvlJc w:val="left"/>
+      <w:pPr>
+        <w:tabs>
+          <w:tab w:val="num" w:pos="720"/>
+        </w:tabs>
+        <w:ind w:left="720" w:hanging="360"/>
+      </w:pPr>
+    </w:lvl>
+    <w:lvl w:ilvl="1">
+      <w:start w:val="1"/>
+      <w:numFmt w:val="bullet"/>
+      <w:lvlText w:val="o"/>
+      <w:lvlJc w:val="left"/>
+      <w:pPr>
+        <w:tabs>
+          <w:tab w:val="num" w:pos="1440"/>
+        </w:tabs>
+        <w:ind w:left="1440" w:hanging="360"/>
+      </w:pPr>
+      <w:rPr>
+        <w:rFonts w:ascii="Courier New" w:hAnsi="Courier New" w:hint="default"/>
+        <w:sz w:val="20"/>
+      </w:rPr>
+    </w:lvl>
+    <w:lvl w:ilvl="2" w:tentative="1">
+      <w:start w:val="1"/>
+      <w:numFmt w:val="decimal"/>
+      <w:lvlText w:val="%3."/>
+      <w:lvlJc w:val="left"/>
+      <w:pPr>
+        <w:tabs>
+          <w:tab w:val="num" w:pos="2160"/>
+        </w:tabs>
+        <w:ind w:left="2160" w:hanging="360"/>
+      </w:pPr>
+    </w:lvl>
+    <w:lvl w:ilvl="3" w:tentative="1">
+      <w:start w:val="1"/>
+      <w:numFmt w:val="decimal"/>
+      <w:lvlText w:val="%4."/>
+      <w:lvlJc w:val="left"/>
+      <w:pPr>
+        <w:tabs>
+          <w:tab w:val="num" w:pos="2880"/>
+        </w:tabs>
+        <w:ind w:left="2880" w:hanging="360"/>
+      </w:pPr>
+    </w:lvl>
+    <w:lvl w:ilvl="4" w:tentative="1">
+      <w:start w:val="1"/>
+      <w:numFmt w:val="decimal"/>
+      <w:lvlText w:val="%5."/>
+      <w:lvlJc w:val="left"/>
+      <w:pPr>
+        <w:tabs>
+          <w:tab w:val="num" w:pos="3600"/>
+        </w:tabs>
+        <w:ind w:left="3600" w:hanging="360"/>
+      </w:pPr>
+    </w:lvl>
+    <w:lvl w:ilvl="5" w:tentative="1">
+      <w:start w:val="1"/>
+      <w:numFmt w:val="decimal"/>
+      <w:lvlText w:val="%6."/>
+      <w:lvlJc w:val="left"/>
+      <w:pPr>
+        <w:tabs>
+          <w:tab w:val="num" w:pos="4320"/>
+        </w:tabs>
+        <w:ind w:left="4320" w:hanging="360"/>
+      </w:pPr>
+    </w:lvl>
+    <w:lvl w:ilvl="6" w:tentative="1">
+      <w:start w:val="1"/>
+      <w:numFmt w:val="decimal"/>
+      <w:lvlText w:val="%7."/>
+      <w:lvlJc w:val="left"/>
+      <w:pPr>
+        <w:tabs>
+          <w:tab w:val="num" w:pos="5040"/>
+        </w:tabs>
+        <w:ind w:left="5040" w:hanging="360"/>
+      </w:pPr>
+    </w:lvl>
+    <w:lvl w:ilvl="7" w:tentative="1">
+      <w:start w:val="1"/>
+      <w:numFmt w:val="decimal"/>
+      <w:lvlText w:val="%8."/>
+      <w:lvlJc w:val="left"/>
+      <w:pPr>
+        <w:tabs>
+          <w:tab w:val="num" w:pos="5760"/>
+        </w:tabs>
+        <w:ind w:left="5760" w:hanging="360"/>
+      </w:pPr>
+    </w:lvl>
+    <w:lvl w:ilvl="8" w:tentative="1">
+      <w:start w:val="1"/>
+      <w:numFmt w:val="decimal"/>
+      <w:lvlText w:val="%9."/>
+      <w:lvlJc w:val="left"/>
+      <w:pPr>
+        <w:tabs>
+          <w:tab w:val="num" w:pos="6480"/>
+        </w:tabs>
+        <w:ind w:left="6480" w:hanging="360"/>
+      </w:pPr>
+    </w:lvl>
+  </w:abstractNum>
+  <w:abstractNum w:abstractNumId="1" w15:restartNumberingAfterBreak="0">
+    <w:nsid w:val="461F4789"/>
+    <w:multiLevelType w:val="multilevel"/>
+    <w:tmpl w:val="0BA29B22"/>
     <w:lvl w:ilvl="0">
       <w:start w:val="1"/>
       <w:numFmt w:val="bullet"/>
@@ -266,7 +690,10 @@
       </w:rPr>
     </w:lvl>
   </w:abstractNum>
-  <w:num w:numId="1" w16cid:durableId="1575553699">
+  <w:num w:numId="1" w16cid:durableId="1882085242">
+    <w:abstractNumId w:val="1"/>
+  </w:num>
+  <w:num w:numId="2" w16cid:durableId="1560745114">
     <w:abstractNumId w:val="0"/>
   </w:num>
 </w:numbering>
@@ -678,7 +1105,7 @@
     <w:link w:val="Heading1Char"/>
     <w:uiPriority w:val="9"/>
     <w:qFormat/>
-    <w:rsid w:val="000E6A11"/>
+    <w:rsid w:val="00630372"/>
     <w:pPr>
       <w:keepNext/>
       <w:keepLines/>
@@ -701,7 +1128,7 @@
     <w:semiHidden/>
     <w:unhideWhenUsed/>
     <w:qFormat/>
-    <w:rsid w:val="000E6A11"/>
+    <w:rsid w:val="00630372"/>
     <w:pPr>
       <w:keepNext/>
       <w:keepLines/>
@@ -724,7 +1151,7 @@
     <w:semiHidden/>
     <w:unhideWhenUsed/>
     <w:qFormat/>
-    <w:rsid w:val="000E6A11"/>
+    <w:rsid w:val="00630372"/>
     <w:pPr>
       <w:keepNext/>
       <w:keepLines/>
@@ -747,7 +1174,7 @@
     <w:semiHidden/>
     <w:unhideWhenUsed/>
     <w:qFormat/>
-    <w:rsid w:val="000E6A11"/>
+    <w:rsid w:val="00630372"/>
     <w:pPr>
       <w:keepNext/>
       <w:keepLines/>
@@ -770,7 +1197,7 @@
     <w:semiHidden/>
     <w:unhideWhenUsed/>
     <w:qFormat/>
-    <w:rsid w:val="000E6A11"/>
+    <w:rsid w:val="00630372"/>
     <w:pPr>
       <w:keepNext/>
       <w:keepLines/>
@@ -791,7 +1218,7 @@
     <w:semiHidden/>
     <w:unhideWhenUsed/>
     <w:qFormat/>
-    <w:rsid w:val="000E6A11"/>
+    <w:rsid w:val="00630372"/>
     <w:pPr>
       <w:keepNext/>
       <w:keepLines/>
@@ -814,7 +1241,7 @@
     <w:semiHidden/>
     <w:unhideWhenUsed/>
     <w:qFormat/>
-    <w:rsid w:val="000E6A11"/>
+    <w:rsid w:val="00630372"/>
     <w:pPr>
       <w:keepNext/>
       <w:keepLines/>
@@ -835,7 +1262,7 @@
     <w:semiHidden/>
     <w:unhideWhenUsed/>
     <w:qFormat/>
-    <w:rsid w:val="000E6A11"/>
+    <w:rsid w:val="00630372"/>
     <w:pPr>
       <w:keepNext/>
       <w:keepLines/>
@@ -858,7 +1285,7 @@
     <w:semiHidden/>
     <w:unhideWhenUsed/>
     <w:qFormat/>
-    <w:rsid w:val="000E6A11"/>
+    <w:rsid w:val="00630372"/>
     <w:pPr>
       <w:keepNext/>
       <w:keepLines/>
@@ -901,7 +1328,7 @@
     <w:basedOn w:val="DefaultParagraphFont"/>
     <w:link w:val="Heading1"/>
     <w:uiPriority w:val="9"/>
-    <w:rsid w:val="000E6A11"/>
+    <w:rsid w:val="00630372"/>
     <w:rPr>
       <w:rFonts w:asciiTheme="majorHAnsi" w:eastAsiaTheme="majorEastAsia" w:hAnsiTheme="majorHAnsi" w:cstheme="majorBidi"/>
       <w:color w:val="2E74B5" w:themeColor="accent1" w:themeShade="BF"/>
@@ -915,7 +1342,7 @@
     <w:link w:val="Heading2"/>
     <w:uiPriority w:val="9"/>
     <w:semiHidden/>
-    <w:rsid w:val="000E6A11"/>
+    <w:rsid w:val="00630372"/>
     <w:rPr>
       <w:rFonts w:asciiTheme="majorHAnsi" w:eastAsiaTheme="majorEastAsia" w:hAnsiTheme="majorHAnsi" w:cstheme="majorBidi"/>
       <w:color w:val="2E74B5" w:themeColor="accent1" w:themeShade="BF"/>
@@ -929,7 +1356,7 @@
     <w:link w:val="Heading3"/>
     <w:uiPriority w:val="9"/>
     <w:semiHidden/>
-    <w:rsid w:val="000E6A11"/>
+    <w:rsid w:val="00630372"/>
     <w:rPr>
       <w:rFonts w:eastAsiaTheme="majorEastAsia" w:cstheme="majorBidi"/>
       <w:color w:val="2E74B5" w:themeColor="accent1" w:themeShade="BF"/>
@@ -943,7 +1370,7 @@
     <w:link w:val="Heading4"/>
     <w:uiPriority w:val="9"/>
     <w:semiHidden/>
-    <w:rsid w:val="000E6A11"/>
+    <w:rsid w:val="00630372"/>
     <w:rPr>
       <w:rFonts w:eastAsiaTheme="majorEastAsia" w:cstheme="majorBidi"/>
       <w:i/>
@@ -957,7 +1384,7 @@
     <w:link w:val="Heading5"/>
     <w:uiPriority w:val="9"/>
     <w:semiHidden/>
-    <w:rsid w:val="000E6A11"/>
+    <w:rsid w:val="00630372"/>
     <w:rPr>
       <w:rFonts w:eastAsiaTheme="majorEastAsia" w:cstheme="majorBidi"/>
       <w:color w:val="2E74B5" w:themeColor="accent1" w:themeShade="BF"/>
@@ -969,7 +1396,7 @@
     <w:link w:val="Heading6"/>
     <w:uiPriority w:val="9"/>
     <w:semiHidden/>
-    <w:rsid w:val="000E6A11"/>
+    <w:rsid w:val="00630372"/>
     <w:rPr>
       <w:rFonts w:eastAsiaTheme="majorEastAsia" w:cstheme="majorBidi"/>
       <w:i/>
@@ -983,7 +1410,7 @@
     <w:link w:val="Heading7"/>
     <w:uiPriority w:val="9"/>
     <w:semiHidden/>
-    <w:rsid w:val="000E6A11"/>
+    <w:rsid w:val="00630372"/>
     <w:rPr>
       <w:rFonts w:eastAsiaTheme="majorEastAsia" w:cstheme="majorBidi"/>
       <w:color w:val="595959" w:themeColor="text1" w:themeTint="A6"/>
@@ -995,7 +1422,7 @@
     <w:link w:val="Heading8"/>
     <w:uiPriority w:val="9"/>
     <w:semiHidden/>
-    <w:rsid w:val="000E6A11"/>
+    <w:rsid w:val="00630372"/>
     <w:rPr>
       <w:rFonts w:eastAsiaTheme="majorEastAsia" w:cstheme="majorBidi"/>
       <w:i/>
@@ -1009,7 +1436,7 @@
     <w:link w:val="Heading9"/>
     <w:uiPriority w:val="9"/>
     <w:semiHidden/>
-    <w:rsid w:val="000E6A11"/>
+    <w:rsid w:val="00630372"/>
     <w:rPr>
       <w:rFonts w:eastAsiaTheme="majorEastAsia" w:cstheme="majorBidi"/>
       <w:color w:val="272727" w:themeColor="text1" w:themeTint="D8"/>
@@ -1022,7 +1449,7 @@
     <w:link w:val="TitleChar"/>
     <w:uiPriority w:val="10"/>
     <w:qFormat/>
-    <w:rsid w:val="000E6A11"/>
+    <w:rsid w:val="00630372"/>
     <w:pPr>
       <w:spacing w:after="80" w:line="240" w:lineRule="auto"/>
       <w:contextualSpacing/>
@@ -1040,7 +1467,7 @@
     <w:basedOn w:val="DefaultParagraphFont"/>
     <w:link w:val="Title"/>
     <w:uiPriority w:val="10"/>
-    <w:rsid w:val="000E6A11"/>
+    <w:rsid w:val="00630372"/>
     <w:rPr>
       <w:rFonts w:asciiTheme="majorHAnsi" w:eastAsiaTheme="majorEastAsia" w:hAnsiTheme="majorHAnsi" w:cstheme="majorBidi"/>
       <w:spacing w:val="-10"/>
@@ -1056,7 +1483,7 @@
     <w:link w:val="SubtitleChar"/>
     <w:uiPriority w:val="11"/>
     <w:qFormat/>
-    <w:rsid w:val="000E6A11"/>
+    <w:rsid w:val="00630372"/>
     <w:pPr>
       <w:numPr>
         <w:ilvl w:val="1"/>
@@ -1075,7 +1502,7 @@
     <w:basedOn w:val="DefaultParagraphFont"/>
     <w:link w:val="Subtitle"/>
     <w:uiPriority w:val="11"/>
-    <w:rsid w:val="000E6A11"/>
+    <w:rsid w:val="00630372"/>
     <w:rPr>
       <w:rFonts w:eastAsiaTheme="majorEastAsia" w:cstheme="majorBidi"/>
       <w:color w:val="595959" w:themeColor="text1" w:themeTint="A6"/>
@@ -1091,7 +1518,7 @@
     <w:link w:val="QuoteChar"/>
     <w:uiPriority w:val="29"/>
     <w:qFormat/>
-    <w:rsid w:val="000E6A11"/>
+    <w:rsid w:val="00630372"/>
     <w:pPr>
       <w:spacing w:before="160"/>
       <w:jc w:val="center"/>
@@ -1107,7 +1534,7 @@
     <w:basedOn w:val="DefaultParagraphFont"/>
     <w:link w:val="Quote"/>
     <w:uiPriority w:val="29"/>
-    <w:rsid w:val="000E6A11"/>
+    <w:rsid w:val="00630372"/>
     <w:rPr>
       <w:i/>
       <w:iCs/>
@@ -1119,7 +1546,7 @@
     <w:basedOn w:val="Normal"/>
     <w:uiPriority w:val="34"/>
     <w:qFormat/>
-    <w:rsid w:val="000E6A11"/>
+    <w:rsid w:val="00630372"/>
     <w:pPr>
       <w:ind w:left="720"/>
       <w:contextualSpacing/>
@@ -1130,7 +1557,7 @@
     <w:basedOn w:val="DefaultParagraphFont"/>
     <w:uiPriority w:val="21"/>
     <w:qFormat/>
-    <w:rsid w:val="000E6A11"/>
+    <w:rsid w:val="00630372"/>
     <w:rPr>
       <w:i/>
       <w:iCs/>
@@ -1144,7 +1571,7 @@
     <w:link w:val="IntenseQuoteChar"/>
     <w:uiPriority w:val="30"/>
     <w:qFormat/>
-    <w:rsid w:val="000E6A11"/>
+    <w:rsid w:val="00630372"/>
     <w:pPr>
       <w:pBdr>
         <w:top w:val="single" w:sz="4" w:space="10" w:color="2E74B5" w:themeColor="accent1" w:themeShade="BF"/>
@@ -1165,7 +1592,7 @@
     <w:basedOn w:val="DefaultParagraphFont"/>
     <w:link w:val="IntenseQuote"/>
     <w:uiPriority w:val="30"/>
-    <w:rsid w:val="000E6A11"/>
+    <w:rsid w:val="00630372"/>
     <w:rPr>
       <w:i/>
       <w:iCs/>
@@ -1177,7 +1604,7 @@
     <w:basedOn w:val="DefaultParagraphFont"/>
     <w:uiPriority w:val="32"/>
     <w:qFormat/>
-    <w:rsid w:val="000E6A11"/>
+    <w:rsid w:val="00630372"/>
     <w:rPr>
       <w:b/>
       <w:bCs/>

--- a/book1.docx
+++ b/book1.docx
@@ -25,96 +25,7 @@
         <w:rPr>
           <w:lang w:val="en-AE"/>
         </w:rPr>
-        <w:t>I wanted to discuss this requirement with you. Following the incident raised regarding PowerShell execution through the utility, I understand that this is an opportunity to clarify the overall requirement.</w:t>
-      </w:r>
-    </w:p>
-    <w:p>
-      <w:pPr>
-        <w:rPr>
-          <w:lang w:val="en-AE"/>
-        </w:rPr>
-      </w:pPr>
-      <w:r>
-        <w:rPr>
-          <w:lang w:val="en-AE"/>
-        </w:rPr>
-        <w:t>I am from the CET vertical. Management has requested a Spend Management Portal with an approval mechanism before project initiation.</w:t>
-      </w:r>
-    </w:p>
-    <w:p>
-      <w:pPr>
-        <w:rPr>
-          <w:lang w:val="en-AE"/>
-        </w:rPr>
-      </w:pPr>
-      <w:r>
-        <w:rPr>
-          <w:lang w:val="en-AE"/>
-        </w:rPr>
-        <w:t>The portal needs to be hosted on a UAT machine in the DIBUAT domain, with the following requirements:</w:t>
-      </w:r>
-    </w:p>
-    <w:p>
-      <w:pPr>
-        <w:numPr>
-          <w:ilvl w:val="0"/>
-          <w:numId w:val="1"/>
-        </w:numPr>
-        <w:rPr>
-          <w:lang w:val="en-AE"/>
-        </w:rPr>
-      </w:pPr>
-      <w:r>
-        <w:rPr>
-          <w:b/>
-          <w:bCs/>
-          <w:lang w:val="en-AE"/>
-        </w:rPr>
-        <w:t>Single Sign-On (SSO):</w:t>
-      </w:r>
-      <w:r>
-        <w:rPr>
-          <w:lang w:val="en-AE"/>
-        </w:rPr>
-        <w:t xml:space="preserve"> Users should be authenticated using their current Windows login.</w:t>
-      </w:r>
-    </w:p>
-    <w:p>
-      <w:pPr>
-        <w:numPr>
-          <w:ilvl w:val="0"/>
-          <w:numId w:val="1"/>
-        </w:numPr>
-        <w:rPr>
-          <w:lang w:val="en-AE"/>
-        </w:rPr>
-      </w:pPr>
-      <w:r>
-        <w:rPr>
-          <w:b/>
-          <w:bCs/>
-          <w:lang w:val="en-AE"/>
-        </w:rPr>
-        <w:t>Notifications:</w:t>
-      </w:r>
-      <w:r>
-        <w:rPr>
-          <w:lang w:val="en-AE"/>
-        </w:rPr>
-        <w:t xml:space="preserve"> Users should receive notifications for approval-related activities.</w:t>
-      </w:r>
-    </w:p>
-    <w:p>
-      <w:pPr>
-        <w:rPr>
-          <w:lang w:val="en-AE"/>
-        </w:rPr>
-      </w:pPr>
-      <w:r>
-        <w:rPr>
-          <w:lang w:val="en-AE"/>
-        </w:rPr>
-        <w:t xml:space="preserve">To achieve this, we developed a custom utility called </w:t>
+        <w:t xml:space="preserve">The quarantined file on the server is the custom utility </w:t>
       </w:r>
       <w:r>
         <w:rPr>
@@ -122,41 +33,13 @@
           <w:bCs/>
           <w:lang w:val="en-AE"/>
         </w:rPr>
-        <w:t>DFM Helper</w:t>
+        <w:t>DFM-Helper-Setup.exe</w:t>
       </w:r>
       <w:r>
         <w:rPr>
           <w:lang w:val="en-AE"/>
         </w:rPr>
-        <w:t>. It retrieves the currently logged-in user's identity from the DIB.ae domain and securely communicates with the portal hosted in the UAT domain. After a one-time setup, the utility helps authenticate the user when accessing the portal.</w:t>
-      </w:r>
-    </w:p>
-    <w:p>
-      <w:pPr>
-        <w:rPr>
-          <w:lang w:val="en-AE"/>
-        </w:rPr>
-      </w:pPr>
-      <w:r>
-        <w:rPr>
-          <w:lang w:val="en-AE"/>
-        </w:rPr>
-        <w:t>Since SMTP is not configured in the UAT environment, the utility also displays notifications directly on the user's machine, avoiding dependency on the Exchange server.</w:t>
-      </w:r>
-    </w:p>
-    <w:p>
-      <w:pPr>
-        <w:rPr>
-          <w:lang w:val="en-AE"/>
-        </w:rPr>
-      </w:pPr>
-      <w:r>
-        <w:rPr>
-          <w:b/>
-          <w:bCs/>
-          <w:lang w:val="en-AE"/>
-        </w:rPr>
-        <w:t>Kindly review and approve this approach so we can proceed. Otherwise, we will withdraw the SSO and notification requirements from the scope.</w:t>
+        <w:t>. It was built on the server and signed with a self-signed certificate to enable installation on users' machines.</w:t>
       </w:r>
     </w:p>
     <w:p>

--- a/book1.docx
+++ b/book1.docx
@@ -12,34 +12,70 @@
         <w:rPr>
           <w:lang w:val="en-AE"/>
         </w:rPr>
-        <w:t>Dear Safwan,</w:t>
+        <w:t>Dear Shoaib,</w:t>
       </w:r>
     </w:p>
     <w:p>
       <w:pPr>
+        <w:numPr>
+          <w:ilvl w:val="0"/>
+          <w:numId w:val="2"/>
+        </w:numPr>
         <w:rPr>
           <w:lang w:val="en-AE"/>
         </w:rPr>
       </w:pPr>
-      <w:r>
-        <w:rPr>
-          <w:lang w:val="en-AE"/>
-        </w:rPr>
-        <w:t xml:space="preserve">The quarantined file on the server is the custom utility </w:t>
-      </w:r>
       <w:r>
         <w:rPr>
           <w:b/>
           <w:bCs/>
           <w:lang w:val="en-AE"/>
         </w:rPr>
-        <w:t>DFM-Helper-Setup.exe</w:t>
+        <w:t>Service Segregation:</w:t>
       </w:r>
       <w:r>
         <w:rPr>
           <w:lang w:val="en-AE"/>
         </w:rPr>
-        <w:t>. It was built on the server and signed with a self-signed certificate to enable installation on users' machines.</w:t>
+        <w:t xml:space="preserve"> We will not segregate SOA_CallLog_Core by service (DDA, QR, etc.), as it requires code changes.</w:t>
+      </w:r>
+    </w:p>
+    <w:p>
+      <w:pPr>
+        <w:numPr>
+          <w:ilvl w:val="0"/>
+          <w:numId w:val="2"/>
+        </w:numPr>
+        <w:rPr>
+          <w:lang w:val="en-AE"/>
+        </w:rPr>
+      </w:pPr>
+      <w:r>
+        <w:rPr>
+          <w:b/>
+          <w:bCs/>
+          <w:lang w:val="en-AE"/>
+        </w:rPr>
+        <w:t>Archival:</w:t>
+      </w:r>
+      <w:r>
+        <w:rPr>
+          <w:lang w:val="en-AE"/>
+        </w:rPr>
+        <w:t xml:space="preserve"> SIT is in progress for SOA_CallLog_Core, Lead_Details_AmortSchedule, and SOA_CallLog_Scorecard. We are validating whether the Enquiry screen retrieves data from the archival database when it is not available in the active database.</w:t>
+      </w:r>
+    </w:p>
+    <w:p>
+      <w:pPr>
+        <w:rPr>
+          <w:lang w:val="en-AE"/>
+        </w:rPr>
+      </w:pPr>
+      <w:r>
+        <w:rPr>
+          <w:lang w:val="en-AE"/>
+        </w:rPr>
+        <w:t>We will update you once SIT is completed.</w:t>
       </w:r>
     </w:p>
     <w:p>
@@ -59,7 +95,7 @@
           <w:lang w:val="en-AE"/>
         </w:rPr>
         <w:br/>
-        <w:t>CET Team</w:t>
+        <w:t>HP</w:t>
       </w:r>
     </w:p>
     <w:p/>
@@ -224,8 +260,124 @@
       </w:rPr>
     </w:lvl>
   </w:abstractNum>
+  <w:abstractNum w:abstractNumId="1" w15:restartNumberingAfterBreak="0">
+    <w:nsid w:val="5A6E0732"/>
+    <w:multiLevelType w:val="multilevel"/>
+    <w:tmpl w:val="78FE19E6"/>
+    <w:lvl w:ilvl="0">
+      <w:start w:val="1"/>
+      <w:numFmt w:val="decimal"/>
+      <w:lvlText w:val="%1."/>
+      <w:lvlJc w:val="left"/>
+      <w:pPr>
+        <w:tabs>
+          <w:tab w:val="num" w:pos="720"/>
+        </w:tabs>
+        <w:ind w:left="720" w:hanging="360"/>
+      </w:pPr>
+    </w:lvl>
+    <w:lvl w:ilvl="1" w:tentative="1">
+      <w:start w:val="1"/>
+      <w:numFmt w:val="decimal"/>
+      <w:lvlText w:val="%2."/>
+      <w:lvlJc w:val="left"/>
+      <w:pPr>
+        <w:tabs>
+          <w:tab w:val="num" w:pos="1440"/>
+        </w:tabs>
+        <w:ind w:left="1440" w:hanging="360"/>
+      </w:pPr>
+    </w:lvl>
+    <w:lvl w:ilvl="2" w:tentative="1">
+      <w:start w:val="1"/>
+      <w:numFmt w:val="decimal"/>
+      <w:lvlText w:val="%3."/>
+      <w:lvlJc w:val="left"/>
+      <w:pPr>
+        <w:tabs>
+          <w:tab w:val="num" w:pos="2160"/>
+        </w:tabs>
+        <w:ind w:left="2160" w:hanging="360"/>
+      </w:pPr>
+    </w:lvl>
+    <w:lvl w:ilvl="3" w:tentative="1">
+      <w:start w:val="1"/>
+      <w:numFmt w:val="decimal"/>
+      <w:lvlText w:val="%4."/>
+      <w:lvlJc w:val="left"/>
+      <w:pPr>
+        <w:tabs>
+          <w:tab w:val="num" w:pos="2880"/>
+        </w:tabs>
+        <w:ind w:left="2880" w:hanging="360"/>
+      </w:pPr>
+    </w:lvl>
+    <w:lvl w:ilvl="4" w:tentative="1">
+      <w:start w:val="1"/>
+      <w:numFmt w:val="decimal"/>
+      <w:lvlText w:val="%5."/>
+      <w:lvlJc w:val="left"/>
+      <w:pPr>
+        <w:tabs>
+          <w:tab w:val="num" w:pos="3600"/>
+        </w:tabs>
+        <w:ind w:left="3600" w:hanging="360"/>
+      </w:pPr>
+    </w:lvl>
+    <w:lvl w:ilvl="5" w:tentative="1">
+      <w:start w:val="1"/>
+      <w:numFmt w:val="decimal"/>
+      <w:lvlText w:val="%6."/>
+      <w:lvlJc w:val="left"/>
+      <w:pPr>
+        <w:tabs>
+          <w:tab w:val="num" w:pos="4320"/>
+        </w:tabs>
+        <w:ind w:left="4320" w:hanging="360"/>
+      </w:pPr>
+    </w:lvl>
+    <w:lvl w:ilvl="6" w:tentative="1">
+      <w:start w:val="1"/>
+      <w:numFmt w:val="decimal"/>
+      <w:lvlText w:val="%7."/>
+      <w:lvlJc w:val="left"/>
+      <w:pPr>
+        <w:tabs>
+          <w:tab w:val="num" w:pos="5040"/>
+        </w:tabs>
+        <w:ind w:left="5040" w:hanging="360"/>
+      </w:pPr>
+    </w:lvl>
+    <w:lvl w:ilvl="7" w:tentative="1">
+      <w:start w:val="1"/>
+      <w:numFmt w:val="decimal"/>
+      <w:lvlText w:val="%8."/>
+      <w:lvlJc w:val="left"/>
+      <w:pPr>
+        <w:tabs>
+          <w:tab w:val="num" w:pos="5760"/>
+        </w:tabs>
+        <w:ind w:left="5760" w:hanging="360"/>
+      </w:pPr>
+    </w:lvl>
+    <w:lvl w:ilvl="8" w:tentative="1">
+      <w:start w:val="1"/>
+      <w:numFmt w:val="decimal"/>
+      <w:lvlText w:val="%9."/>
+      <w:lvlJc w:val="left"/>
+      <w:pPr>
+        <w:tabs>
+          <w:tab w:val="num" w:pos="6480"/>
+        </w:tabs>
+        <w:ind w:left="6480" w:hanging="360"/>
+      </w:pPr>
+    </w:lvl>
+  </w:abstractNum>
   <w:num w:numId="1" w16cid:durableId="1272056858">
     <w:abstractNumId w:val="0"/>
+  </w:num>
+  <w:num w:numId="2" w16cid:durableId="120539921">
+    <w:abstractNumId w:val="1"/>
   </w:num>
 </w:numbering>
 </file>

--- a/book1.docx
+++ b/book1.docx
@@ -12,14 +12,27 @@
         <w:rPr>
           <w:lang w:val="en-AE"/>
         </w:rPr>
-        <w:t>Dear Shoaib,</w:t>
+        <w:t>Dear Team,</w:t>
       </w:r>
     </w:p>
     <w:p>
       <w:pPr>
+        <w:rPr>
+          <w:lang w:val="en-AE"/>
+        </w:rPr>
+      </w:pPr>
+      <w:r>
+        <w:rPr>
+          <w:lang w:val="en-AE"/>
+        </w:rPr>
+        <w:t>The below changes will be handled entirely within HFLMS, with no external intervention required.</w:t>
+      </w:r>
+    </w:p>
+    <w:p>
+      <w:pPr>
         <w:numPr>
           <w:ilvl w:val="0"/>
-          <w:numId w:val="2"/>
+          <w:numId w:val="15"/>
         </w:numPr>
         <w:rPr>
           <w:lang w:val="en-AE"/>
@@ -31,20 +44,20 @@
           <w:bCs/>
           <w:lang w:val="en-AE"/>
         </w:rPr>
-        <w:t>Service Segregation:</w:t>
+        <w:t>ETB Cases:</w:t>
       </w:r>
       <w:r>
         <w:rPr>
           <w:lang w:val="en-AE"/>
         </w:rPr>
-        <w:t xml:space="preserve"> We will not segregate SOA_CallLog_Core by service (DDA, QR, etc.), as it requires code changes.</w:t>
+        <w:t xml:space="preserve"> HFLMS will verify that the CIF used during the CRAT call matches the CIF associated at S2. If they differ, the CRAT call will be triggered again.</w:t>
       </w:r>
     </w:p>
     <w:p>
       <w:pPr>
         <w:numPr>
           <w:ilvl w:val="0"/>
-          <w:numId w:val="2"/>
+          <w:numId w:val="15"/>
         </w:numPr>
         <w:rPr>
           <w:lang w:val="en-AE"/>
@@ -56,26 +69,13 @@
           <w:bCs/>
           <w:lang w:val="en-AE"/>
         </w:rPr>
-        <w:t>Archival:</w:t>
+        <w:t>ETB Converted to NTB:</w:t>
       </w:r>
       <w:r>
         <w:rPr>
           <w:lang w:val="en-AE"/>
         </w:rPr>
-        <w:t xml:space="preserve"> SIT is in progress for SOA_CallLog_Core, Lead_Details_AmortSchedule, and SOA_CallLog_Scorecard. We are validating whether the Enquiry screen retrieves data from the archival database when it is not available in the active database.</w:t>
-      </w:r>
-    </w:p>
-    <w:p>
-      <w:pPr>
-        <w:rPr>
-          <w:lang w:val="en-AE"/>
-        </w:rPr>
-      </w:pPr>
-      <w:r>
-        <w:rPr>
-          <w:lang w:val="en-AE"/>
-        </w:rPr>
-        <w:t>We will update you once SIT is completed.</w:t>
+        <w:t xml:space="preserve"> If an ETB case is converted to NTB at Operation Scrutinizer 2, the CRAT call will be triggered for the new NTB case.</w:t>
       </w:r>
     </w:p>
     <w:p>
@@ -112,6 +112,155 @@
 <file path=word/numbering.xml><?xml version="1.0" encoding="utf-8"?>
 <w:numbering xmlns:wpc="http://schemas.microsoft.com/office/word/2010/wordprocessingCanvas" xmlns:cx="http://schemas.microsoft.com/office/drawing/2014/chartex" xmlns:cx1="http://schemas.microsoft.com/office/drawing/2015/9/8/chartex" xmlns:cx2="http://schemas.microsoft.com/office/drawing/2015/10/21/chartex" xmlns:cx3="http://schemas.microsoft.com/office/drawing/2016/5/9/chartex" xmlns:cx4="http://schemas.microsoft.com/office/drawing/2016/5/10/chartex" xmlns:cx5="http://schemas.microsoft.com/office/drawing/2016/5/11/chartex" xmlns:cx6="http://schemas.microsoft.com/office/drawing/2016/5/12/chartex" xmlns:cx7="http://schemas.microsoft.com/office/drawing/2016/5/13/chartex" xmlns:cx8="http://schemas.microsoft.com/office/drawing/2016/5/14/chartex" xmlns:mc="http://schemas.openxmlformats.org/markup-compatibility/2006" xmlns:aink="http://schemas.microsoft.com/office/drawing/2016/ink" xmlns:am3d="http://schemas.microsoft.com/office/drawing/2017/model3d" xmlns:o="urn:schemas-microsoft-com:office:office" xmlns:oel="http://schemas.microsoft.com/office/2019/extlst" xmlns:r="http://schemas.openxmlformats.org/officeDocument/2006/relationships" xmlns:m="http://schemas.openxmlformats.org/officeDocument/2006/math" xmlns:v="urn:schemas-microsoft-com:vml" xmlns:wp14="http://schemas.microsoft.com/office/word/2010/wordprocessingDrawing" xmlns:wp="http://schemas.openxmlformats.org/drawingml/2006/wordprocessingDrawing" xmlns:w10="urn:schemas-microsoft-com:office:word" xmlns:w="http://schemas.openxmlformats.org/wordprocessingml/2006/main" xmlns:w14="http://schemas.microsoft.com/office/word/2010/wordml" xmlns:w15="http://schemas.microsoft.com/office/word/2012/wordml" xmlns:w16cex="http://schemas.microsoft.com/office/word/2018/wordml/cex" xmlns:w16cid="http://schemas.microsoft.com/office/word/2016/wordml/cid" xmlns:w16="http://schemas.microsoft.com/office/word/2018/wordml" xmlns:w16du="http://schemas.microsoft.com/office/word/2023/wordml/word16du" xmlns:w16sdtdh="http://schemas.microsoft.com/office/word/2020/wordml/sdtdatahash" xmlns:w16sdtfl="http://schemas.microsoft.com/office/word/2024/wordml/sdtformatlock" xmlns:w16se="http://schemas.microsoft.com/office/word/2015/wordml/symex" xmlns:wpg="http://schemas.microsoft.com/office/word/2010/wordprocessingGroup" xmlns:wpi="http://schemas.microsoft.com/office/word/2010/wordprocessingInk" xmlns:wne="http://schemas.microsoft.com/office/word/2006/wordml" xmlns:wps="http://schemas.microsoft.com/office/word/2010/wordprocessingShape" mc:Ignorable="w14 w15 w16se w16cid w16 w16cex w16sdtdh w16sdtfl w16du wp14">
   <w:abstractNum w:abstractNumId="0" w15:restartNumberingAfterBreak="0">
+    <w:nsid w:val="09332D0A"/>
+    <w:multiLevelType w:val="multilevel"/>
+    <w:tmpl w:val="0AFCD182"/>
+    <w:lvl w:ilvl="0">
+      <w:start w:val="1"/>
+      <w:numFmt w:val="bullet"/>
+      <w:lvlText w:val=""/>
+      <w:lvlJc w:val="left"/>
+      <w:pPr>
+        <w:tabs>
+          <w:tab w:val="num" w:pos="720"/>
+        </w:tabs>
+        <w:ind w:left="720" w:hanging="360"/>
+      </w:pPr>
+      <w:rPr>
+        <w:rFonts w:ascii="Symbol" w:hAnsi="Symbol" w:hint="default"/>
+        <w:sz w:val="20"/>
+      </w:rPr>
+    </w:lvl>
+    <w:lvl w:ilvl="1" w:tentative="1">
+      <w:start w:val="1"/>
+      <w:numFmt w:val="bullet"/>
+      <w:lvlText w:val="o"/>
+      <w:lvlJc w:val="left"/>
+      <w:pPr>
+        <w:tabs>
+          <w:tab w:val="num" w:pos="1440"/>
+        </w:tabs>
+        <w:ind w:left="1440" w:hanging="360"/>
+      </w:pPr>
+      <w:rPr>
+        <w:rFonts w:ascii="Courier New" w:hAnsi="Courier New" w:hint="default"/>
+        <w:sz w:val="20"/>
+      </w:rPr>
+    </w:lvl>
+    <w:lvl w:ilvl="2" w:tentative="1">
+      <w:start w:val="1"/>
+      <w:numFmt w:val="bullet"/>
+      <w:lvlText w:val=""/>
+      <w:lvlJc w:val="left"/>
+      <w:pPr>
+        <w:tabs>
+          <w:tab w:val="num" w:pos="2160"/>
+        </w:tabs>
+        <w:ind w:left="2160" w:hanging="360"/>
+      </w:pPr>
+      <w:rPr>
+        <w:rFonts w:ascii="Wingdings" w:hAnsi="Wingdings" w:hint="default"/>
+        <w:sz w:val="20"/>
+      </w:rPr>
+    </w:lvl>
+    <w:lvl w:ilvl="3" w:tentative="1">
+      <w:start w:val="1"/>
+      <w:numFmt w:val="bullet"/>
+      <w:lvlText w:val=""/>
+      <w:lvlJc w:val="left"/>
+      <w:pPr>
+        <w:tabs>
+          <w:tab w:val="num" w:pos="2880"/>
+        </w:tabs>
+        <w:ind w:left="2880" w:hanging="360"/>
+      </w:pPr>
+      <w:rPr>
+        <w:rFonts w:ascii="Wingdings" w:hAnsi="Wingdings" w:hint="default"/>
+        <w:sz w:val="20"/>
+      </w:rPr>
+    </w:lvl>
+    <w:lvl w:ilvl="4" w:tentative="1">
+      <w:start w:val="1"/>
+      <w:numFmt w:val="bullet"/>
+      <w:lvlText w:val=""/>
+      <w:lvlJc w:val="left"/>
+      <w:pPr>
+        <w:tabs>
+          <w:tab w:val="num" w:pos="3600"/>
+        </w:tabs>
+        <w:ind w:left="3600" w:hanging="360"/>
+      </w:pPr>
+      <w:rPr>
+        <w:rFonts w:ascii="Wingdings" w:hAnsi="Wingdings" w:hint="default"/>
+        <w:sz w:val="20"/>
+      </w:rPr>
+    </w:lvl>
+    <w:lvl w:ilvl="5" w:tentative="1">
+      <w:start w:val="1"/>
+      <w:numFmt w:val="bullet"/>
+      <w:lvlText w:val=""/>
+      <w:lvlJc w:val="left"/>
+      <w:pPr>
+        <w:tabs>
+          <w:tab w:val="num" w:pos="4320"/>
+        </w:tabs>
+        <w:ind w:left="4320" w:hanging="360"/>
+      </w:pPr>
+      <w:rPr>
+        <w:rFonts w:ascii="Wingdings" w:hAnsi="Wingdings" w:hint="default"/>
+        <w:sz w:val="20"/>
+      </w:rPr>
+    </w:lvl>
+    <w:lvl w:ilvl="6" w:tentative="1">
+      <w:start w:val="1"/>
+      <w:numFmt w:val="bullet"/>
+      <w:lvlText w:val=""/>
+      <w:lvlJc w:val="left"/>
+      <w:pPr>
+        <w:tabs>
+          <w:tab w:val="num" w:pos="5040"/>
+        </w:tabs>
+        <w:ind w:left="5040" w:hanging="360"/>
+      </w:pPr>
+      <w:rPr>
+        <w:rFonts w:ascii="Wingdings" w:hAnsi="Wingdings" w:hint="default"/>
+        <w:sz w:val="20"/>
+      </w:rPr>
+    </w:lvl>
+    <w:lvl w:ilvl="7" w:tentative="1">
+      <w:start w:val="1"/>
+      <w:numFmt w:val="bullet"/>
+      <w:lvlText w:val=""/>
+      <w:lvlJc w:val="left"/>
+      <w:pPr>
+        <w:tabs>
+          <w:tab w:val="num" w:pos="5760"/>
+        </w:tabs>
+        <w:ind w:left="5760" w:hanging="360"/>
+      </w:pPr>
+      <w:rPr>
+        <w:rFonts w:ascii="Wingdings" w:hAnsi="Wingdings" w:hint="default"/>
+        <w:sz w:val="20"/>
+      </w:rPr>
+    </w:lvl>
+    <w:lvl w:ilvl="8" w:tentative="1">
+      <w:start w:val="1"/>
+      <w:numFmt w:val="bullet"/>
+      <w:lvlText w:val=""/>
+      <w:lvlJc w:val="left"/>
+      <w:pPr>
+        <w:tabs>
+          <w:tab w:val="num" w:pos="6480"/>
+        </w:tabs>
+        <w:ind w:left="6480" w:hanging="360"/>
+      </w:pPr>
+      <w:rPr>
+        <w:rFonts w:ascii="Wingdings" w:hAnsi="Wingdings" w:hint="default"/>
+        <w:sz w:val="20"/>
+      </w:rPr>
+    </w:lvl>
+  </w:abstractNum>
+  <w:abstractNum w:abstractNumId="1" w15:restartNumberingAfterBreak="0">
     <w:nsid w:val="0AFD2B22"/>
     <w:multiLevelType w:val="multilevel"/>
     <w:tmpl w:val="F4366B94"/>
@@ -260,7 +409,901 @@
       </w:rPr>
     </w:lvl>
   </w:abstractNum>
-  <w:abstractNum w:abstractNumId="1" w15:restartNumberingAfterBreak="0">
+  <w:abstractNum w:abstractNumId="2" w15:restartNumberingAfterBreak="0">
+    <w:nsid w:val="13096FEC"/>
+    <w:multiLevelType w:val="multilevel"/>
+    <w:tmpl w:val="205020D6"/>
+    <w:lvl w:ilvl="0">
+      <w:start w:val="1"/>
+      <w:numFmt w:val="bullet"/>
+      <w:lvlText w:val=""/>
+      <w:lvlJc w:val="left"/>
+      <w:pPr>
+        <w:tabs>
+          <w:tab w:val="num" w:pos="720"/>
+        </w:tabs>
+        <w:ind w:left="720" w:hanging="360"/>
+      </w:pPr>
+      <w:rPr>
+        <w:rFonts w:ascii="Symbol" w:hAnsi="Symbol" w:hint="default"/>
+        <w:sz w:val="20"/>
+      </w:rPr>
+    </w:lvl>
+    <w:lvl w:ilvl="1" w:tentative="1">
+      <w:start w:val="1"/>
+      <w:numFmt w:val="bullet"/>
+      <w:lvlText w:val="o"/>
+      <w:lvlJc w:val="left"/>
+      <w:pPr>
+        <w:tabs>
+          <w:tab w:val="num" w:pos="1440"/>
+        </w:tabs>
+        <w:ind w:left="1440" w:hanging="360"/>
+      </w:pPr>
+      <w:rPr>
+        <w:rFonts w:ascii="Courier New" w:hAnsi="Courier New" w:hint="default"/>
+        <w:sz w:val="20"/>
+      </w:rPr>
+    </w:lvl>
+    <w:lvl w:ilvl="2" w:tentative="1">
+      <w:start w:val="1"/>
+      <w:numFmt w:val="bullet"/>
+      <w:lvlText w:val=""/>
+      <w:lvlJc w:val="left"/>
+      <w:pPr>
+        <w:tabs>
+          <w:tab w:val="num" w:pos="2160"/>
+        </w:tabs>
+        <w:ind w:left="2160" w:hanging="360"/>
+      </w:pPr>
+      <w:rPr>
+        <w:rFonts w:ascii="Wingdings" w:hAnsi="Wingdings" w:hint="default"/>
+        <w:sz w:val="20"/>
+      </w:rPr>
+    </w:lvl>
+    <w:lvl w:ilvl="3" w:tentative="1">
+      <w:start w:val="1"/>
+      <w:numFmt w:val="bullet"/>
+      <w:lvlText w:val=""/>
+      <w:lvlJc w:val="left"/>
+      <w:pPr>
+        <w:tabs>
+          <w:tab w:val="num" w:pos="2880"/>
+        </w:tabs>
+        <w:ind w:left="2880" w:hanging="360"/>
+      </w:pPr>
+      <w:rPr>
+        <w:rFonts w:ascii="Wingdings" w:hAnsi="Wingdings" w:hint="default"/>
+        <w:sz w:val="20"/>
+      </w:rPr>
+    </w:lvl>
+    <w:lvl w:ilvl="4" w:tentative="1">
+      <w:start w:val="1"/>
+      <w:numFmt w:val="bullet"/>
+      <w:lvlText w:val=""/>
+      <w:lvlJc w:val="left"/>
+      <w:pPr>
+        <w:tabs>
+          <w:tab w:val="num" w:pos="3600"/>
+        </w:tabs>
+        <w:ind w:left="3600" w:hanging="360"/>
+      </w:pPr>
+      <w:rPr>
+        <w:rFonts w:ascii="Wingdings" w:hAnsi="Wingdings" w:hint="default"/>
+        <w:sz w:val="20"/>
+      </w:rPr>
+    </w:lvl>
+    <w:lvl w:ilvl="5" w:tentative="1">
+      <w:start w:val="1"/>
+      <w:numFmt w:val="bullet"/>
+      <w:lvlText w:val=""/>
+      <w:lvlJc w:val="left"/>
+      <w:pPr>
+        <w:tabs>
+          <w:tab w:val="num" w:pos="4320"/>
+        </w:tabs>
+        <w:ind w:left="4320" w:hanging="360"/>
+      </w:pPr>
+      <w:rPr>
+        <w:rFonts w:ascii="Wingdings" w:hAnsi="Wingdings" w:hint="default"/>
+        <w:sz w:val="20"/>
+      </w:rPr>
+    </w:lvl>
+    <w:lvl w:ilvl="6" w:tentative="1">
+      <w:start w:val="1"/>
+      <w:numFmt w:val="bullet"/>
+      <w:lvlText w:val=""/>
+      <w:lvlJc w:val="left"/>
+      <w:pPr>
+        <w:tabs>
+          <w:tab w:val="num" w:pos="5040"/>
+        </w:tabs>
+        <w:ind w:left="5040" w:hanging="360"/>
+      </w:pPr>
+      <w:rPr>
+        <w:rFonts w:ascii="Wingdings" w:hAnsi="Wingdings" w:hint="default"/>
+        <w:sz w:val="20"/>
+      </w:rPr>
+    </w:lvl>
+    <w:lvl w:ilvl="7" w:tentative="1">
+      <w:start w:val="1"/>
+      <w:numFmt w:val="bullet"/>
+      <w:lvlText w:val=""/>
+      <w:lvlJc w:val="left"/>
+      <w:pPr>
+        <w:tabs>
+          <w:tab w:val="num" w:pos="5760"/>
+        </w:tabs>
+        <w:ind w:left="5760" w:hanging="360"/>
+      </w:pPr>
+      <w:rPr>
+        <w:rFonts w:ascii="Wingdings" w:hAnsi="Wingdings" w:hint="default"/>
+        <w:sz w:val="20"/>
+      </w:rPr>
+    </w:lvl>
+    <w:lvl w:ilvl="8" w:tentative="1">
+      <w:start w:val="1"/>
+      <w:numFmt w:val="bullet"/>
+      <w:lvlText w:val=""/>
+      <w:lvlJc w:val="left"/>
+      <w:pPr>
+        <w:tabs>
+          <w:tab w:val="num" w:pos="6480"/>
+        </w:tabs>
+        <w:ind w:left="6480" w:hanging="360"/>
+      </w:pPr>
+      <w:rPr>
+        <w:rFonts w:ascii="Wingdings" w:hAnsi="Wingdings" w:hint="default"/>
+        <w:sz w:val="20"/>
+      </w:rPr>
+    </w:lvl>
+  </w:abstractNum>
+  <w:abstractNum w:abstractNumId="3" w15:restartNumberingAfterBreak="0">
+    <w:nsid w:val="16A5736F"/>
+    <w:multiLevelType w:val="multilevel"/>
+    <w:tmpl w:val="83C21F38"/>
+    <w:lvl w:ilvl="0">
+      <w:start w:val="1"/>
+      <w:numFmt w:val="bullet"/>
+      <w:lvlText w:val=""/>
+      <w:lvlJc w:val="left"/>
+      <w:pPr>
+        <w:tabs>
+          <w:tab w:val="num" w:pos="720"/>
+        </w:tabs>
+        <w:ind w:left="720" w:hanging="360"/>
+      </w:pPr>
+      <w:rPr>
+        <w:rFonts w:ascii="Symbol" w:hAnsi="Symbol" w:hint="default"/>
+        <w:sz w:val="20"/>
+      </w:rPr>
+    </w:lvl>
+    <w:lvl w:ilvl="1" w:tentative="1">
+      <w:start w:val="1"/>
+      <w:numFmt w:val="bullet"/>
+      <w:lvlText w:val="o"/>
+      <w:lvlJc w:val="left"/>
+      <w:pPr>
+        <w:tabs>
+          <w:tab w:val="num" w:pos="1440"/>
+        </w:tabs>
+        <w:ind w:left="1440" w:hanging="360"/>
+      </w:pPr>
+      <w:rPr>
+        <w:rFonts w:ascii="Courier New" w:hAnsi="Courier New" w:hint="default"/>
+        <w:sz w:val="20"/>
+      </w:rPr>
+    </w:lvl>
+    <w:lvl w:ilvl="2" w:tentative="1">
+      <w:start w:val="1"/>
+      <w:numFmt w:val="bullet"/>
+      <w:lvlText w:val=""/>
+      <w:lvlJc w:val="left"/>
+      <w:pPr>
+        <w:tabs>
+          <w:tab w:val="num" w:pos="2160"/>
+        </w:tabs>
+        <w:ind w:left="2160" w:hanging="360"/>
+      </w:pPr>
+      <w:rPr>
+        <w:rFonts w:ascii="Wingdings" w:hAnsi="Wingdings" w:hint="default"/>
+        <w:sz w:val="20"/>
+      </w:rPr>
+    </w:lvl>
+    <w:lvl w:ilvl="3" w:tentative="1">
+      <w:start w:val="1"/>
+      <w:numFmt w:val="bullet"/>
+      <w:lvlText w:val=""/>
+      <w:lvlJc w:val="left"/>
+      <w:pPr>
+        <w:tabs>
+          <w:tab w:val="num" w:pos="2880"/>
+        </w:tabs>
+        <w:ind w:left="2880" w:hanging="360"/>
+      </w:pPr>
+      <w:rPr>
+        <w:rFonts w:ascii="Wingdings" w:hAnsi="Wingdings" w:hint="default"/>
+        <w:sz w:val="20"/>
+      </w:rPr>
+    </w:lvl>
+    <w:lvl w:ilvl="4" w:tentative="1">
+      <w:start w:val="1"/>
+      <w:numFmt w:val="bullet"/>
+      <w:lvlText w:val=""/>
+      <w:lvlJc w:val="left"/>
+      <w:pPr>
+        <w:tabs>
+          <w:tab w:val="num" w:pos="3600"/>
+        </w:tabs>
+        <w:ind w:left="3600" w:hanging="360"/>
+      </w:pPr>
+      <w:rPr>
+        <w:rFonts w:ascii="Wingdings" w:hAnsi="Wingdings" w:hint="default"/>
+        <w:sz w:val="20"/>
+      </w:rPr>
+    </w:lvl>
+    <w:lvl w:ilvl="5" w:tentative="1">
+      <w:start w:val="1"/>
+      <w:numFmt w:val="bullet"/>
+      <w:lvlText w:val=""/>
+      <w:lvlJc w:val="left"/>
+      <w:pPr>
+        <w:tabs>
+          <w:tab w:val="num" w:pos="4320"/>
+        </w:tabs>
+        <w:ind w:left="4320" w:hanging="360"/>
+      </w:pPr>
+      <w:rPr>
+        <w:rFonts w:ascii="Wingdings" w:hAnsi="Wingdings" w:hint="default"/>
+        <w:sz w:val="20"/>
+      </w:rPr>
+    </w:lvl>
+    <w:lvl w:ilvl="6" w:tentative="1">
+      <w:start w:val="1"/>
+      <w:numFmt w:val="bullet"/>
+      <w:lvlText w:val=""/>
+      <w:lvlJc w:val="left"/>
+      <w:pPr>
+        <w:tabs>
+          <w:tab w:val="num" w:pos="5040"/>
+        </w:tabs>
+        <w:ind w:left="5040" w:hanging="360"/>
+      </w:pPr>
+      <w:rPr>
+        <w:rFonts w:ascii="Wingdings" w:hAnsi="Wingdings" w:hint="default"/>
+        <w:sz w:val="20"/>
+      </w:rPr>
+    </w:lvl>
+    <w:lvl w:ilvl="7" w:tentative="1">
+      <w:start w:val="1"/>
+      <w:numFmt w:val="bullet"/>
+      <w:lvlText w:val=""/>
+      <w:lvlJc w:val="left"/>
+      <w:pPr>
+        <w:tabs>
+          <w:tab w:val="num" w:pos="5760"/>
+        </w:tabs>
+        <w:ind w:left="5760" w:hanging="360"/>
+      </w:pPr>
+      <w:rPr>
+        <w:rFonts w:ascii="Wingdings" w:hAnsi="Wingdings" w:hint="default"/>
+        <w:sz w:val="20"/>
+      </w:rPr>
+    </w:lvl>
+    <w:lvl w:ilvl="8" w:tentative="1">
+      <w:start w:val="1"/>
+      <w:numFmt w:val="bullet"/>
+      <w:lvlText w:val=""/>
+      <w:lvlJc w:val="left"/>
+      <w:pPr>
+        <w:tabs>
+          <w:tab w:val="num" w:pos="6480"/>
+        </w:tabs>
+        <w:ind w:left="6480" w:hanging="360"/>
+      </w:pPr>
+      <w:rPr>
+        <w:rFonts w:ascii="Wingdings" w:hAnsi="Wingdings" w:hint="default"/>
+        <w:sz w:val="20"/>
+      </w:rPr>
+    </w:lvl>
+  </w:abstractNum>
+  <w:abstractNum w:abstractNumId="4" w15:restartNumberingAfterBreak="0">
+    <w:nsid w:val="2F993015"/>
+    <w:multiLevelType w:val="multilevel"/>
+    <w:tmpl w:val="C1EE8246"/>
+    <w:lvl w:ilvl="0">
+      <w:start w:val="1"/>
+      <w:numFmt w:val="bullet"/>
+      <w:lvlText w:val=""/>
+      <w:lvlJc w:val="left"/>
+      <w:pPr>
+        <w:tabs>
+          <w:tab w:val="num" w:pos="720"/>
+        </w:tabs>
+        <w:ind w:left="720" w:hanging="360"/>
+      </w:pPr>
+      <w:rPr>
+        <w:rFonts w:ascii="Symbol" w:hAnsi="Symbol" w:hint="default"/>
+        <w:sz w:val="20"/>
+      </w:rPr>
+    </w:lvl>
+    <w:lvl w:ilvl="1" w:tentative="1">
+      <w:start w:val="1"/>
+      <w:numFmt w:val="bullet"/>
+      <w:lvlText w:val="o"/>
+      <w:lvlJc w:val="left"/>
+      <w:pPr>
+        <w:tabs>
+          <w:tab w:val="num" w:pos="1440"/>
+        </w:tabs>
+        <w:ind w:left="1440" w:hanging="360"/>
+      </w:pPr>
+      <w:rPr>
+        <w:rFonts w:ascii="Courier New" w:hAnsi="Courier New" w:hint="default"/>
+        <w:sz w:val="20"/>
+      </w:rPr>
+    </w:lvl>
+    <w:lvl w:ilvl="2" w:tentative="1">
+      <w:start w:val="1"/>
+      <w:numFmt w:val="bullet"/>
+      <w:lvlText w:val=""/>
+      <w:lvlJc w:val="left"/>
+      <w:pPr>
+        <w:tabs>
+          <w:tab w:val="num" w:pos="2160"/>
+        </w:tabs>
+        <w:ind w:left="2160" w:hanging="360"/>
+      </w:pPr>
+      <w:rPr>
+        <w:rFonts w:ascii="Wingdings" w:hAnsi="Wingdings" w:hint="default"/>
+        <w:sz w:val="20"/>
+      </w:rPr>
+    </w:lvl>
+    <w:lvl w:ilvl="3" w:tentative="1">
+      <w:start w:val="1"/>
+      <w:numFmt w:val="bullet"/>
+      <w:lvlText w:val=""/>
+      <w:lvlJc w:val="left"/>
+      <w:pPr>
+        <w:tabs>
+          <w:tab w:val="num" w:pos="2880"/>
+        </w:tabs>
+        <w:ind w:left="2880" w:hanging="360"/>
+      </w:pPr>
+      <w:rPr>
+        <w:rFonts w:ascii="Wingdings" w:hAnsi="Wingdings" w:hint="default"/>
+        <w:sz w:val="20"/>
+      </w:rPr>
+    </w:lvl>
+    <w:lvl w:ilvl="4" w:tentative="1">
+      <w:start w:val="1"/>
+      <w:numFmt w:val="bullet"/>
+      <w:lvlText w:val=""/>
+      <w:lvlJc w:val="left"/>
+      <w:pPr>
+        <w:tabs>
+          <w:tab w:val="num" w:pos="3600"/>
+        </w:tabs>
+        <w:ind w:left="3600" w:hanging="360"/>
+      </w:pPr>
+      <w:rPr>
+        <w:rFonts w:ascii="Wingdings" w:hAnsi="Wingdings" w:hint="default"/>
+        <w:sz w:val="20"/>
+      </w:rPr>
+    </w:lvl>
+    <w:lvl w:ilvl="5" w:tentative="1">
+      <w:start w:val="1"/>
+      <w:numFmt w:val="bullet"/>
+      <w:lvlText w:val=""/>
+      <w:lvlJc w:val="left"/>
+      <w:pPr>
+        <w:tabs>
+          <w:tab w:val="num" w:pos="4320"/>
+        </w:tabs>
+        <w:ind w:left="4320" w:hanging="360"/>
+      </w:pPr>
+      <w:rPr>
+        <w:rFonts w:ascii="Wingdings" w:hAnsi="Wingdings" w:hint="default"/>
+        <w:sz w:val="20"/>
+      </w:rPr>
+    </w:lvl>
+    <w:lvl w:ilvl="6" w:tentative="1">
+      <w:start w:val="1"/>
+      <w:numFmt w:val="bullet"/>
+      <w:lvlText w:val=""/>
+      <w:lvlJc w:val="left"/>
+      <w:pPr>
+        <w:tabs>
+          <w:tab w:val="num" w:pos="5040"/>
+        </w:tabs>
+        <w:ind w:left="5040" w:hanging="360"/>
+      </w:pPr>
+      <w:rPr>
+        <w:rFonts w:ascii="Wingdings" w:hAnsi="Wingdings" w:hint="default"/>
+        <w:sz w:val="20"/>
+      </w:rPr>
+    </w:lvl>
+    <w:lvl w:ilvl="7" w:tentative="1">
+      <w:start w:val="1"/>
+      <w:numFmt w:val="bullet"/>
+      <w:lvlText w:val=""/>
+      <w:lvlJc w:val="left"/>
+      <w:pPr>
+        <w:tabs>
+          <w:tab w:val="num" w:pos="5760"/>
+        </w:tabs>
+        <w:ind w:left="5760" w:hanging="360"/>
+      </w:pPr>
+      <w:rPr>
+        <w:rFonts w:ascii="Wingdings" w:hAnsi="Wingdings" w:hint="default"/>
+        <w:sz w:val="20"/>
+      </w:rPr>
+    </w:lvl>
+    <w:lvl w:ilvl="8" w:tentative="1">
+      <w:start w:val="1"/>
+      <w:numFmt w:val="bullet"/>
+      <w:lvlText w:val=""/>
+      <w:lvlJc w:val="left"/>
+      <w:pPr>
+        <w:tabs>
+          <w:tab w:val="num" w:pos="6480"/>
+        </w:tabs>
+        <w:ind w:left="6480" w:hanging="360"/>
+      </w:pPr>
+      <w:rPr>
+        <w:rFonts w:ascii="Wingdings" w:hAnsi="Wingdings" w:hint="default"/>
+        <w:sz w:val="20"/>
+      </w:rPr>
+    </w:lvl>
+  </w:abstractNum>
+  <w:abstractNum w:abstractNumId="5" w15:restartNumberingAfterBreak="0">
+    <w:nsid w:val="30492CDE"/>
+    <w:multiLevelType w:val="multilevel"/>
+    <w:tmpl w:val="F496DEB6"/>
+    <w:lvl w:ilvl="0">
+      <w:start w:val="1"/>
+      <w:numFmt w:val="bullet"/>
+      <w:lvlText w:val=""/>
+      <w:lvlJc w:val="left"/>
+      <w:pPr>
+        <w:tabs>
+          <w:tab w:val="num" w:pos="720"/>
+        </w:tabs>
+        <w:ind w:left="720" w:hanging="360"/>
+      </w:pPr>
+      <w:rPr>
+        <w:rFonts w:ascii="Symbol" w:hAnsi="Symbol" w:hint="default"/>
+        <w:sz w:val="20"/>
+      </w:rPr>
+    </w:lvl>
+    <w:lvl w:ilvl="1" w:tentative="1">
+      <w:start w:val="1"/>
+      <w:numFmt w:val="bullet"/>
+      <w:lvlText w:val="o"/>
+      <w:lvlJc w:val="left"/>
+      <w:pPr>
+        <w:tabs>
+          <w:tab w:val="num" w:pos="1440"/>
+        </w:tabs>
+        <w:ind w:left="1440" w:hanging="360"/>
+      </w:pPr>
+      <w:rPr>
+        <w:rFonts w:ascii="Courier New" w:hAnsi="Courier New" w:hint="default"/>
+        <w:sz w:val="20"/>
+      </w:rPr>
+    </w:lvl>
+    <w:lvl w:ilvl="2" w:tentative="1">
+      <w:start w:val="1"/>
+      <w:numFmt w:val="bullet"/>
+      <w:lvlText w:val=""/>
+      <w:lvlJc w:val="left"/>
+      <w:pPr>
+        <w:tabs>
+          <w:tab w:val="num" w:pos="2160"/>
+        </w:tabs>
+        <w:ind w:left="2160" w:hanging="360"/>
+      </w:pPr>
+      <w:rPr>
+        <w:rFonts w:ascii="Wingdings" w:hAnsi="Wingdings" w:hint="default"/>
+        <w:sz w:val="20"/>
+      </w:rPr>
+    </w:lvl>
+    <w:lvl w:ilvl="3" w:tentative="1">
+      <w:start w:val="1"/>
+      <w:numFmt w:val="bullet"/>
+      <w:lvlText w:val=""/>
+      <w:lvlJc w:val="left"/>
+      <w:pPr>
+        <w:tabs>
+          <w:tab w:val="num" w:pos="2880"/>
+        </w:tabs>
+        <w:ind w:left="2880" w:hanging="360"/>
+      </w:pPr>
+      <w:rPr>
+        <w:rFonts w:ascii="Wingdings" w:hAnsi="Wingdings" w:hint="default"/>
+        <w:sz w:val="20"/>
+      </w:rPr>
+    </w:lvl>
+    <w:lvl w:ilvl="4" w:tentative="1">
+      <w:start w:val="1"/>
+      <w:numFmt w:val="bullet"/>
+      <w:lvlText w:val=""/>
+      <w:lvlJc w:val="left"/>
+      <w:pPr>
+        <w:tabs>
+          <w:tab w:val="num" w:pos="3600"/>
+        </w:tabs>
+        <w:ind w:left="3600" w:hanging="360"/>
+      </w:pPr>
+      <w:rPr>
+        <w:rFonts w:ascii="Wingdings" w:hAnsi="Wingdings" w:hint="default"/>
+        <w:sz w:val="20"/>
+      </w:rPr>
+    </w:lvl>
+    <w:lvl w:ilvl="5" w:tentative="1">
+      <w:start w:val="1"/>
+      <w:numFmt w:val="bullet"/>
+      <w:lvlText w:val=""/>
+      <w:lvlJc w:val="left"/>
+      <w:pPr>
+        <w:tabs>
+          <w:tab w:val="num" w:pos="4320"/>
+        </w:tabs>
+        <w:ind w:left="4320" w:hanging="360"/>
+      </w:pPr>
+      <w:rPr>
+        <w:rFonts w:ascii="Wingdings" w:hAnsi="Wingdings" w:hint="default"/>
+        <w:sz w:val="20"/>
+      </w:rPr>
+    </w:lvl>
+    <w:lvl w:ilvl="6" w:tentative="1">
+      <w:start w:val="1"/>
+      <w:numFmt w:val="bullet"/>
+      <w:lvlText w:val=""/>
+      <w:lvlJc w:val="left"/>
+      <w:pPr>
+        <w:tabs>
+          <w:tab w:val="num" w:pos="5040"/>
+        </w:tabs>
+        <w:ind w:left="5040" w:hanging="360"/>
+      </w:pPr>
+      <w:rPr>
+        <w:rFonts w:ascii="Wingdings" w:hAnsi="Wingdings" w:hint="default"/>
+        <w:sz w:val="20"/>
+      </w:rPr>
+    </w:lvl>
+    <w:lvl w:ilvl="7" w:tentative="1">
+      <w:start w:val="1"/>
+      <w:numFmt w:val="bullet"/>
+      <w:lvlText w:val=""/>
+      <w:lvlJc w:val="left"/>
+      <w:pPr>
+        <w:tabs>
+          <w:tab w:val="num" w:pos="5760"/>
+        </w:tabs>
+        <w:ind w:left="5760" w:hanging="360"/>
+      </w:pPr>
+      <w:rPr>
+        <w:rFonts w:ascii="Wingdings" w:hAnsi="Wingdings" w:hint="default"/>
+        <w:sz w:val="20"/>
+      </w:rPr>
+    </w:lvl>
+    <w:lvl w:ilvl="8" w:tentative="1">
+      <w:start w:val="1"/>
+      <w:numFmt w:val="bullet"/>
+      <w:lvlText w:val=""/>
+      <w:lvlJc w:val="left"/>
+      <w:pPr>
+        <w:tabs>
+          <w:tab w:val="num" w:pos="6480"/>
+        </w:tabs>
+        <w:ind w:left="6480" w:hanging="360"/>
+      </w:pPr>
+      <w:rPr>
+        <w:rFonts w:ascii="Wingdings" w:hAnsi="Wingdings" w:hint="default"/>
+        <w:sz w:val="20"/>
+      </w:rPr>
+    </w:lvl>
+  </w:abstractNum>
+  <w:abstractNum w:abstractNumId="6" w15:restartNumberingAfterBreak="0">
+    <w:nsid w:val="3B3939FE"/>
+    <w:multiLevelType w:val="multilevel"/>
+    <w:tmpl w:val="16421EF2"/>
+    <w:lvl w:ilvl="0">
+      <w:start w:val="1"/>
+      <w:numFmt w:val="bullet"/>
+      <w:lvlText w:val=""/>
+      <w:lvlJc w:val="left"/>
+      <w:pPr>
+        <w:tabs>
+          <w:tab w:val="num" w:pos="720"/>
+        </w:tabs>
+        <w:ind w:left="720" w:hanging="360"/>
+      </w:pPr>
+      <w:rPr>
+        <w:rFonts w:ascii="Symbol" w:hAnsi="Symbol" w:hint="default"/>
+        <w:sz w:val="20"/>
+      </w:rPr>
+    </w:lvl>
+    <w:lvl w:ilvl="1" w:tentative="1">
+      <w:start w:val="1"/>
+      <w:numFmt w:val="bullet"/>
+      <w:lvlText w:val="o"/>
+      <w:lvlJc w:val="left"/>
+      <w:pPr>
+        <w:tabs>
+          <w:tab w:val="num" w:pos="1440"/>
+        </w:tabs>
+        <w:ind w:left="1440" w:hanging="360"/>
+      </w:pPr>
+      <w:rPr>
+        <w:rFonts w:ascii="Courier New" w:hAnsi="Courier New" w:hint="default"/>
+        <w:sz w:val="20"/>
+      </w:rPr>
+    </w:lvl>
+    <w:lvl w:ilvl="2" w:tentative="1">
+      <w:start w:val="1"/>
+      <w:numFmt w:val="bullet"/>
+      <w:lvlText w:val=""/>
+      <w:lvlJc w:val="left"/>
+      <w:pPr>
+        <w:tabs>
+          <w:tab w:val="num" w:pos="2160"/>
+        </w:tabs>
+        <w:ind w:left="2160" w:hanging="360"/>
+      </w:pPr>
+      <w:rPr>
+        <w:rFonts w:ascii="Wingdings" w:hAnsi="Wingdings" w:hint="default"/>
+        <w:sz w:val="20"/>
+      </w:rPr>
+    </w:lvl>
+    <w:lvl w:ilvl="3" w:tentative="1">
+      <w:start w:val="1"/>
+      <w:numFmt w:val="bullet"/>
+      <w:lvlText w:val=""/>
+      <w:lvlJc w:val="left"/>
+      <w:pPr>
+        <w:tabs>
+          <w:tab w:val="num" w:pos="2880"/>
+        </w:tabs>
+        <w:ind w:left="2880" w:hanging="360"/>
+      </w:pPr>
+      <w:rPr>
+        <w:rFonts w:ascii="Wingdings" w:hAnsi="Wingdings" w:hint="default"/>
+        <w:sz w:val="20"/>
+      </w:rPr>
+    </w:lvl>
+    <w:lvl w:ilvl="4" w:tentative="1">
+      <w:start w:val="1"/>
+      <w:numFmt w:val="bullet"/>
+      <w:lvlText w:val=""/>
+      <w:lvlJc w:val="left"/>
+      <w:pPr>
+        <w:tabs>
+          <w:tab w:val="num" w:pos="3600"/>
+        </w:tabs>
+        <w:ind w:left="3600" w:hanging="360"/>
+      </w:pPr>
+      <w:rPr>
+        <w:rFonts w:ascii="Wingdings" w:hAnsi="Wingdings" w:hint="default"/>
+        <w:sz w:val="20"/>
+      </w:rPr>
+    </w:lvl>
+    <w:lvl w:ilvl="5" w:tentative="1">
+      <w:start w:val="1"/>
+      <w:numFmt w:val="bullet"/>
+      <w:lvlText w:val=""/>
+      <w:lvlJc w:val="left"/>
+      <w:pPr>
+        <w:tabs>
+          <w:tab w:val="num" w:pos="4320"/>
+        </w:tabs>
+        <w:ind w:left="4320" w:hanging="360"/>
+      </w:pPr>
+      <w:rPr>
+        <w:rFonts w:ascii="Wingdings" w:hAnsi="Wingdings" w:hint="default"/>
+        <w:sz w:val="20"/>
+      </w:rPr>
+    </w:lvl>
+    <w:lvl w:ilvl="6" w:tentative="1">
+      <w:start w:val="1"/>
+      <w:numFmt w:val="bullet"/>
+      <w:lvlText w:val=""/>
+      <w:lvlJc w:val="left"/>
+      <w:pPr>
+        <w:tabs>
+          <w:tab w:val="num" w:pos="5040"/>
+        </w:tabs>
+        <w:ind w:left="5040" w:hanging="360"/>
+      </w:pPr>
+      <w:rPr>
+        <w:rFonts w:ascii="Wingdings" w:hAnsi="Wingdings" w:hint="default"/>
+        <w:sz w:val="20"/>
+      </w:rPr>
+    </w:lvl>
+    <w:lvl w:ilvl="7" w:tentative="1">
+      <w:start w:val="1"/>
+      <w:numFmt w:val="bullet"/>
+      <w:lvlText w:val=""/>
+      <w:lvlJc w:val="left"/>
+      <w:pPr>
+        <w:tabs>
+          <w:tab w:val="num" w:pos="5760"/>
+        </w:tabs>
+        <w:ind w:left="5760" w:hanging="360"/>
+      </w:pPr>
+      <w:rPr>
+        <w:rFonts w:ascii="Wingdings" w:hAnsi="Wingdings" w:hint="default"/>
+        <w:sz w:val="20"/>
+      </w:rPr>
+    </w:lvl>
+    <w:lvl w:ilvl="8" w:tentative="1">
+      <w:start w:val="1"/>
+      <w:numFmt w:val="bullet"/>
+      <w:lvlText w:val=""/>
+      <w:lvlJc w:val="left"/>
+      <w:pPr>
+        <w:tabs>
+          <w:tab w:val="num" w:pos="6480"/>
+        </w:tabs>
+        <w:ind w:left="6480" w:hanging="360"/>
+      </w:pPr>
+      <w:rPr>
+        <w:rFonts w:ascii="Wingdings" w:hAnsi="Wingdings" w:hint="default"/>
+        <w:sz w:val="20"/>
+      </w:rPr>
+    </w:lvl>
+  </w:abstractNum>
+  <w:abstractNum w:abstractNumId="7" w15:restartNumberingAfterBreak="0">
+    <w:nsid w:val="40EF44ED"/>
+    <w:multiLevelType w:val="multilevel"/>
+    <w:tmpl w:val="FA0A1184"/>
+    <w:lvl w:ilvl="0">
+      <w:start w:val="1"/>
+      <w:numFmt w:val="bullet"/>
+      <w:lvlText w:val=""/>
+      <w:lvlJc w:val="left"/>
+      <w:pPr>
+        <w:tabs>
+          <w:tab w:val="num" w:pos="720"/>
+        </w:tabs>
+        <w:ind w:left="720" w:hanging="360"/>
+      </w:pPr>
+      <w:rPr>
+        <w:rFonts w:ascii="Symbol" w:hAnsi="Symbol" w:hint="default"/>
+        <w:sz w:val="20"/>
+      </w:rPr>
+    </w:lvl>
+    <w:lvl w:ilvl="1" w:tentative="1">
+      <w:start w:val="1"/>
+      <w:numFmt w:val="bullet"/>
+      <w:lvlText w:val="o"/>
+      <w:lvlJc w:val="left"/>
+      <w:pPr>
+        <w:tabs>
+          <w:tab w:val="num" w:pos="1440"/>
+        </w:tabs>
+        <w:ind w:left="1440" w:hanging="360"/>
+      </w:pPr>
+      <w:rPr>
+        <w:rFonts w:ascii="Courier New" w:hAnsi="Courier New" w:hint="default"/>
+        <w:sz w:val="20"/>
+      </w:rPr>
+    </w:lvl>
+    <w:lvl w:ilvl="2" w:tentative="1">
+      <w:start w:val="1"/>
+      <w:numFmt w:val="bullet"/>
+      <w:lvlText w:val=""/>
+      <w:lvlJc w:val="left"/>
+      <w:pPr>
+        <w:tabs>
+          <w:tab w:val="num" w:pos="2160"/>
+        </w:tabs>
+        <w:ind w:left="2160" w:hanging="360"/>
+      </w:pPr>
+      <w:rPr>
+        <w:rFonts w:ascii="Wingdings" w:hAnsi="Wingdings" w:hint="default"/>
+        <w:sz w:val="20"/>
+      </w:rPr>
+    </w:lvl>
+    <w:lvl w:ilvl="3" w:tentative="1">
+      <w:start w:val="1"/>
+      <w:numFmt w:val="bullet"/>
+      <w:lvlText w:val=""/>
+      <w:lvlJc w:val="left"/>
+      <w:pPr>
+        <w:tabs>
+          <w:tab w:val="num" w:pos="2880"/>
+        </w:tabs>
+        <w:ind w:left="2880" w:hanging="360"/>
+      </w:pPr>
+      <w:rPr>
+        <w:rFonts w:ascii="Wingdings" w:hAnsi="Wingdings" w:hint="default"/>
+        <w:sz w:val="20"/>
+      </w:rPr>
+    </w:lvl>
+    <w:lvl w:ilvl="4" w:tentative="1">
+      <w:start w:val="1"/>
+      <w:numFmt w:val="bullet"/>
+      <w:lvlText w:val=""/>
+      <w:lvlJc w:val="left"/>
+      <w:pPr>
+        <w:tabs>
+          <w:tab w:val="num" w:pos="3600"/>
+        </w:tabs>
+        <w:ind w:left="3600" w:hanging="360"/>
+      </w:pPr>
+      <w:rPr>
+        <w:rFonts w:ascii="Wingdings" w:hAnsi="Wingdings" w:hint="default"/>
+        <w:sz w:val="20"/>
+      </w:rPr>
+    </w:lvl>
+    <w:lvl w:ilvl="5" w:tentative="1">
+      <w:start w:val="1"/>
+      <w:numFmt w:val="bullet"/>
+      <w:lvlText w:val=""/>
+      <w:lvlJc w:val="left"/>
+      <w:pPr>
+        <w:tabs>
+          <w:tab w:val="num" w:pos="4320"/>
+        </w:tabs>
+        <w:ind w:left="4320" w:hanging="360"/>
+      </w:pPr>
+      <w:rPr>
+        <w:rFonts w:ascii="Wingdings" w:hAnsi="Wingdings" w:hint="default"/>
+        <w:sz w:val="20"/>
+      </w:rPr>
+    </w:lvl>
+    <w:lvl w:ilvl="6" w:tentative="1">
+      <w:start w:val="1"/>
+      <w:numFmt w:val="bullet"/>
+      <w:lvlText w:val=""/>
+      <w:lvlJc w:val="left"/>
+      <w:pPr>
+        <w:tabs>
+          <w:tab w:val="num" w:pos="5040"/>
+        </w:tabs>
+        <w:ind w:left="5040" w:hanging="360"/>
+      </w:pPr>
+      <w:rPr>
+        <w:rFonts w:ascii="Wingdings" w:hAnsi="Wingdings" w:hint="default"/>
+        <w:sz w:val="20"/>
+      </w:rPr>
+    </w:lvl>
+    <w:lvl w:ilvl="7" w:tentative="1">
+      <w:start w:val="1"/>
+      <w:numFmt w:val="bullet"/>
+      <w:lvlText w:val=""/>
+      <w:lvlJc w:val="left"/>
+      <w:pPr>
+        <w:tabs>
+          <w:tab w:val="num" w:pos="5760"/>
+        </w:tabs>
+        <w:ind w:left="5760" w:hanging="360"/>
+      </w:pPr>
+      <w:rPr>
+        <w:rFonts w:ascii="Wingdings" w:hAnsi="Wingdings" w:hint="default"/>
+        <w:sz w:val="20"/>
+      </w:rPr>
+    </w:lvl>
+    <w:lvl w:ilvl="8" w:tentative="1">
+      <w:start w:val="1"/>
+      <w:numFmt w:val="bullet"/>
+      <w:lvlText w:val=""/>
+      <w:lvlJc w:val="left"/>
+      <w:pPr>
+        <w:tabs>
+          <w:tab w:val="num" w:pos="6480"/>
+        </w:tabs>
+        <w:ind w:left="6480" w:hanging="360"/>
+      </w:pPr>
+      <w:rPr>
+        <w:rFonts w:ascii="Wingdings" w:hAnsi="Wingdings" w:hint="default"/>
+        <w:sz w:val="20"/>
+      </w:rPr>
+    </w:lvl>
+  </w:abstractNum>
+  <w:abstractNum w:abstractNumId="8" w15:restartNumberingAfterBreak="0">
     <w:nsid w:val="5A6E0732"/>
     <w:multiLevelType w:val="multilevel"/>
     <w:tmpl w:val="78FE19E6"/>
@@ -373,11 +1416,872 @@
       </w:pPr>
     </w:lvl>
   </w:abstractNum>
+  <w:abstractNum w:abstractNumId="9" w15:restartNumberingAfterBreak="0">
+    <w:nsid w:val="5C352097"/>
+    <w:multiLevelType w:val="multilevel"/>
+    <w:tmpl w:val="025A7FB2"/>
+    <w:lvl w:ilvl="0">
+      <w:start w:val="1"/>
+      <w:numFmt w:val="bullet"/>
+      <w:lvlText w:val=""/>
+      <w:lvlJc w:val="left"/>
+      <w:pPr>
+        <w:tabs>
+          <w:tab w:val="num" w:pos="720"/>
+        </w:tabs>
+        <w:ind w:left="720" w:hanging="360"/>
+      </w:pPr>
+      <w:rPr>
+        <w:rFonts w:ascii="Symbol" w:hAnsi="Symbol" w:hint="default"/>
+        <w:sz w:val="20"/>
+      </w:rPr>
+    </w:lvl>
+    <w:lvl w:ilvl="1" w:tentative="1">
+      <w:start w:val="1"/>
+      <w:numFmt w:val="bullet"/>
+      <w:lvlText w:val="o"/>
+      <w:lvlJc w:val="left"/>
+      <w:pPr>
+        <w:tabs>
+          <w:tab w:val="num" w:pos="1440"/>
+        </w:tabs>
+        <w:ind w:left="1440" w:hanging="360"/>
+      </w:pPr>
+      <w:rPr>
+        <w:rFonts w:ascii="Courier New" w:hAnsi="Courier New" w:hint="default"/>
+        <w:sz w:val="20"/>
+      </w:rPr>
+    </w:lvl>
+    <w:lvl w:ilvl="2" w:tentative="1">
+      <w:start w:val="1"/>
+      <w:numFmt w:val="bullet"/>
+      <w:lvlText w:val=""/>
+      <w:lvlJc w:val="left"/>
+      <w:pPr>
+        <w:tabs>
+          <w:tab w:val="num" w:pos="2160"/>
+        </w:tabs>
+        <w:ind w:left="2160" w:hanging="360"/>
+      </w:pPr>
+      <w:rPr>
+        <w:rFonts w:ascii="Wingdings" w:hAnsi="Wingdings" w:hint="default"/>
+        <w:sz w:val="20"/>
+      </w:rPr>
+    </w:lvl>
+    <w:lvl w:ilvl="3" w:tentative="1">
+      <w:start w:val="1"/>
+      <w:numFmt w:val="bullet"/>
+      <w:lvlText w:val=""/>
+      <w:lvlJc w:val="left"/>
+      <w:pPr>
+        <w:tabs>
+          <w:tab w:val="num" w:pos="2880"/>
+        </w:tabs>
+        <w:ind w:left="2880" w:hanging="360"/>
+      </w:pPr>
+      <w:rPr>
+        <w:rFonts w:ascii="Wingdings" w:hAnsi="Wingdings" w:hint="default"/>
+        <w:sz w:val="20"/>
+      </w:rPr>
+    </w:lvl>
+    <w:lvl w:ilvl="4" w:tentative="1">
+      <w:start w:val="1"/>
+      <w:numFmt w:val="bullet"/>
+      <w:lvlText w:val=""/>
+      <w:lvlJc w:val="left"/>
+      <w:pPr>
+        <w:tabs>
+          <w:tab w:val="num" w:pos="3600"/>
+        </w:tabs>
+        <w:ind w:left="3600" w:hanging="360"/>
+      </w:pPr>
+      <w:rPr>
+        <w:rFonts w:ascii="Wingdings" w:hAnsi="Wingdings" w:hint="default"/>
+        <w:sz w:val="20"/>
+      </w:rPr>
+    </w:lvl>
+    <w:lvl w:ilvl="5" w:tentative="1">
+      <w:start w:val="1"/>
+      <w:numFmt w:val="bullet"/>
+      <w:lvlText w:val=""/>
+      <w:lvlJc w:val="left"/>
+      <w:pPr>
+        <w:tabs>
+          <w:tab w:val="num" w:pos="4320"/>
+        </w:tabs>
+        <w:ind w:left="4320" w:hanging="360"/>
+      </w:pPr>
+      <w:rPr>
+        <w:rFonts w:ascii="Wingdings" w:hAnsi="Wingdings" w:hint="default"/>
+        <w:sz w:val="20"/>
+      </w:rPr>
+    </w:lvl>
+    <w:lvl w:ilvl="6" w:tentative="1">
+      <w:start w:val="1"/>
+      <w:numFmt w:val="bullet"/>
+      <w:lvlText w:val=""/>
+      <w:lvlJc w:val="left"/>
+      <w:pPr>
+        <w:tabs>
+          <w:tab w:val="num" w:pos="5040"/>
+        </w:tabs>
+        <w:ind w:left="5040" w:hanging="360"/>
+      </w:pPr>
+      <w:rPr>
+        <w:rFonts w:ascii="Wingdings" w:hAnsi="Wingdings" w:hint="default"/>
+        <w:sz w:val="20"/>
+      </w:rPr>
+    </w:lvl>
+    <w:lvl w:ilvl="7" w:tentative="1">
+      <w:start w:val="1"/>
+      <w:numFmt w:val="bullet"/>
+      <w:lvlText w:val=""/>
+      <w:lvlJc w:val="left"/>
+      <w:pPr>
+        <w:tabs>
+          <w:tab w:val="num" w:pos="5760"/>
+        </w:tabs>
+        <w:ind w:left="5760" w:hanging="360"/>
+      </w:pPr>
+      <w:rPr>
+        <w:rFonts w:ascii="Wingdings" w:hAnsi="Wingdings" w:hint="default"/>
+        <w:sz w:val="20"/>
+      </w:rPr>
+    </w:lvl>
+    <w:lvl w:ilvl="8" w:tentative="1">
+      <w:start w:val="1"/>
+      <w:numFmt w:val="bullet"/>
+      <w:lvlText w:val=""/>
+      <w:lvlJc w:val="left"/>
+      <w:pPr>
+        <w:tabs>
+          <w:tab w:val="num" w:pos="6480"/>
+        </w:tabs>
+        <w:ind w:left="6480" w:hanging="360"/>
+      </w:pPr>
+      <w:rPr>
+        <w:rFonts w:ascii="Wingdings" w:hAnsi="Wingdings" w:hint="default"/>
+        <w:sz w:val="20"/>
+      </w:rPr>
+    </w:lvl>
+  </w:abstractNum>
+  <w:abstractNum w:abstractNumId="10" w15:restartNumberingAfterBreak="0">
+    <w:nsid w:val="61181BA3"/>
+    <w:multiLevelType w:val="multilevel"/>
+    <w:tmpl w:val="00925606"/>
+    <w:lvl w:ilvl="0">
+      <w:start w:val="1"/>
+      <w:numFmt w:val="bullet"/>
+      <w:lvlText w:val=""/>
+      <w:lvlJc w:val="left"/>
+      <w:pPr>
+        <w:tabs>
+          <w:tab w:val="num" w:pos="720"/>
+        </w:tabs>
+        <w:ind w:left="720" w:hanging="360"/>
+      </w:pPr>
+      <w:rPr>
+        <w:rFonts w:ascii="Symbol" w:hAnsi="Symbol" w:hint="default"/>
+        <w:sz w:val="20"/>
+      </w:rPr>
+    </w:lvl>
+    <w:lvl w:ilvl="1" w:tentative="1">
+      <w:start w:val="1"/>
+      <w:numFmt w:val="bullet"/>
+      <w:lvlText w:val="o"/>
+      <w:lvlJc w:val="left"/>
+      <w:pPr>
+        <w:tabs>
+          <w:tab w:val="num" w:pos="1440"/>
+        </w:tabs>
+        <w:ind w:left="1440" w:hanging="360"/>
+      </w:pPr>
+      <w:rPr>
+        <w:rFonts w:ascii="Courier New" w:hAnsi="Courier New" w:hint="default"/>
+        <w:sz w:val="20"/>
+      </w:rPr>
+    </w:lvl>
+    <w:lvl w:ilvl="2" w:tentative="1">
+      <w:start w:val="1"/>
+      <w:numFmt w:val="bullet"/>
+      <w:lvlText w:val=""/>
+      <w:lvlJc w:val="left"/>
+      <w:pPr>
+        <w:tabs>
+          <w:tab w:val="num" w:pos="2160"/>
+        </w:tabs>
+        <w:ind w:left="2160" w:hanging="360"/>
+      </w:pPr>
+      <w:rPr>
+        <w:rFonts w:ascii="Wingdings" w:hAnsi="Wingdings" w:hint="default"/>
+        <w:sz w:val="20"/>
+      </w:rPr>
+    </w:lvl>
+    <w:lvl w:ilvl="3" w:tentative="1">
+      <w:start w:val="1"/>
+      <w:numFmt w:val="bullet"/>
+      <w:lvlText w:val=""/>
+      <w:lvlJc w:val="left"/>
+      <w:pPr>
+        <w:tabs>
+          <w:tab w:val="num" w:pos="2880"/>
+        </w:tabs>
+        <w:ind w:left="2880" w:hanging="360"/>
+      </w:pPr>
+      <w:rPr>
+        <w:rFonts w:ascii="Wingdings" w:hAnsi="Wingdings" w:hint="default"/>
+        <w:sz w:val="20"/>
+      </w:rPr>
+    </w:lvl>
+    <w:lvl w:ilvl="4" w:tentative="1">
+      <w:start w:val="1"/>
+      <w:numFmt w:val="bullet"/>
+      <w:lvlText w:val=""/>
+      <w:lvlJc w:val="left"/>
+      <w:pPr>
+        <w:tabs>
+          <w:tab w:val="num" w:pos="3600"/>
+        </w:tabs>
+        <w:ind w:left="3600" w:hanging="360"/>
+      </w:pPr>
+      <w:rPr>
+        <w:rFonts w:ascii="Wingdings" w:hAnsi="Wingdings" w:hint="default"/>
+        <w:sz w:val="20"/>
+      </w:rPr>
+    </w:lvl>
+    <w:lvl w:ilvl="5" w:tentative="1">
+      <w:start w:val="1"/>
+      <w:numFmt w:val="bullet"/>
+      <w:lvlText w:val=""/>
+      <w:lvlJc w:val="left"/>
+      <w:pPr>
+        <w:tabs>
+          <w:tab w:val="num" w:pos="4320"/>
+        </w:tabs>
+        <w:ind w:left="4320" w:hanging="360"/>
+      </w:pPr>
+      <w:rPr>
+        <w:rFonts w:ascii="Wingdings" w:hAnsi="Wingdings" w:hint="default"/>
+        <w:sz w:val="20"/>
+      </w:rPr>
+    </w:lvl>
+    <w:lvl w:ilvl="6" w:tentative="1">
+      <w:start w:val="1"/>
+      <w:numFmt w:val="bullet"/>
+      <w:lvlText w:val=""/>
+      <w:lvlJc w:val="left"/>
+      <w:pPr>
+        <w:tabs>
+          <w:tab w:val="num" w:pos="5040"/>
+        </w:tabs>
+        <w:ind w:left="5040" w:hanging="360"/>
+      </w:pPr>
+      <w:rPr>
+        <w:rFonts w:ascii="Wingdings" w:hAnsi="Wingdings" w:hint="default"/>
+        <w:sz w:val="20"/>
+      </w:rPr>
+    </w:lvl>
+    <w:lvl w:ilvl="7" w:tentative="1">
+      <w:start w:val="1"/>
+      <w:numFmt w:val="bullet"/>
+      <w:lvlText w:val=""/>
+      <w:lvlJc w:val="left"/>
+      <w:pPr>
+        <w:tabs>
+          <w:tab w:val="num" w:pos="5760"/>
+        </w:tabs>
+        <w:ind w:left="5760" w:hanging="360"/>
+      </w:pPr>
+      <w:rPr>
+        <w:rFonts w:ascii="Wingdings" w:hAnsi="Wingdings" w:hint="default"/>
+        <w:sz w:val="20"/>
+      </w:rPr>
+    </w:lvl>
+    <w:lvl w:ilvl="8" w:tentative="1">
+      <w:start w:val="1"/>
+      <w:numFmt w:val="bullet"/>
+      <w:lvlText w:val=""/>
+      <w:lvlJc w:val="left"/>
+      <w:pPr>
+        <w:tabs>
+          <w:tab w:val="num" w:pos="6480"/>
+        </w:tabs>
+        <w:ind w:left="6480" w:hanging="360"/>
+      </w:pPr>
+      <w:rPr>
+        <w:rFonts w:ascii="Wingdings" w:hAnsi="Wingdings" w:hint="default"/>
+        <w:sz w:val="20"/>
+      </w:rPr>
+    </w:lvl>
+  </w:abstractNum>
+  <w:abstractNum w:abstractNumId="11" w15:restartNumberingAfterBreak="0">
+    <w:nsid w:val="66673A54"/>
+    <w:multiLevelType w:val="multilevel"/>
+    <w:tmpl w:val="D13A3F16"/>
+    <w:lvl w:ilvl="0">
+      <w:start w:val="1"/>
+      <w:numFmt w:val="bullet"/>
+      <w:lvlText w:val=""/>
+      <w:lvlJc w:val="left"/>
+      <w:pPr>
+        <w:tabs>
+          <w:tab w:val="num" w:pos="720"/>
+        </w:tabs>
+        <w:ind w:left="720" w:hanging="360"/>
+      </w:pPr>
+      <w:rPr>
+        <w:rFonts w:ascii="Symbol" w:hAnsi="Symbol" w:hint="default"/>
+        <w:sz w:val="20"/>
+      </w:rPr>
+    </w:lvl>
+    <w:lvl w:ilvl="1" w:tentative="1">
+      <w:start w:val="1"/>
+      <w:numFmt w:val="bullet"/>
+      <w:lvlText w:val="o"/>
+      <w:lvlJc w:val="left"/>
+      <w:pPr>
+        <w:tabs>
+          <w:tab w:val="num" w:pos="1440"/>
+        </w:tabs>
+        <w:ind w:left="1440" w:hanging="360"/>
+      </w:pPr>
+      <w:rPr>
+        <w:rFonts w:ascii="Courier New" w:hAnsi="Courier New" w:hint="default"/>
+        <w:sz w:val="20"/>
+      </w:rPr>
+    </w:lvl>
+    <w:lvl w:ilvl="2" w:tentative="1">
+      <w:start w:val="1"/>
+      <w:numFmt w:val="bullet"/>
+      <w:lvlText w:val=""/>
+      <w:lvlJc w:val="left"/>
+      <w:pPr>
+        <w:tabs>
+          <w:tab w:val="num" w:pos="2160"/>
+        </w:tabs>
+        <w:ind w:left="2160" w:hanging="360"/>
+      </w:pPr>
+      <w:rPr>
+        <w:rFonts w:ascii="Wingdings" w:hAnsi="Wingdings" w:hint="default"/>
+        <w:sz w:val="20"/>
+      </w:rPr>
+    </w:lvl>
+    <w:lvl w:ilvl="3" w:tentative="1">
+      <w:start w:val="1"/>
+      <w:numFmt w:val="bullet"/>
+      <w:lvlText w:val=""/>
+      <w:lvlJc w:val="left"/>
+      <w:pPr>
+        <w:tabs>
+          <w:tab w:val="num" w:pos="2880"/>
+        </w:tabs>
+        <w:ind w:left="2880" w:hanging="360"/>
+      </w:pPr>
+      <w:rPr>
+        <w:rFonts w:ascii="Wingdings" w:hAnsi="Wingdings" w:hint="default"/>
+        <w:sz w:val="20"/>
+      </w:rPr>
+    </w:lvl>
+    <w:lvl w:ilvl="4" w:tentative="1">
+      <w:start w:val="1"/>
+      <w:numFmt w:val="bullet"/>
+      <w:lvlText w:val=""/>
+      <w:lvlJc w:val="left"/>
+      <w:pPr>
+        <w:tabs>
+          <w:tab w:val="num" w:pos="3600"/>
+        </w:tabs>
+        <w:ind w:left="3600" w:hanging="360"/>
+      </w:pPr>
+      <w:rPr>
+        <w:rFonts w:ascii="Wingdings" w:hAnsi="Wingdings" w:hint="default"/>
+        <w:sz w:val="20"/>
+      </w:rPr>
+    </w:lvl>
+    <w:lvl w:ilvl="5" w:tentative="1">
+      <w:start w:val="1"/>
+      <w:numFmt w:val="bullet"/>
+      <w:lvlText w:val=""/>
+      <w:lvlJc w:val="left"/>
+      <w:pPr>
+        <w:tabs>
+          <w:tab w:val="num" w:pos="4320"/>
+        </w:tabs>
+        <w:ind w:left="4320" w:hanging="360"/>
+      </w:pPr>
+      <w:rPr>
+        <w:rFonts w:ascii="Wingdings" w:hAnsi="Wingdings" w:hint="default"/>
+        <w:sz w:val="20"/>
+      </w:rPr>
+    </w:lvl>
+    <w:lvl w:ilvl="6" w:tentative="1">
+      <w:start w:val="1"/>
+      <w:numFmt w:val="bullet"/>
+      <w:lvlText w:val=""/>
+      <w:lvlJc w:val="left"/>
+      <w:pPr>
+        <w:tabs>
+          <w:tab w:val="num" w:pos="5040"/>
+        </w:tabs>
+        <w:ind w:left="5040" w:hanging="360"/>
+      </w:pPr>
+      <w:rPr>
+        <w:rFonts w:ascii="Wingdings" w:hAnsi="Wingdings" w:hint="default"/>
+        <w:sz w:val="20"/>
+      </w:rPr>
+    </w:lvl>
+    <w:lvl w:ilvl="7" w:tentative="1">
+      <w:start w:val="1"/>
+      <w:numFmt w:val="bullet"/>
+      <w:lvlText w:val=""/>
+      <w:lvlJc w:val="left"/>
+      <w:pPr>
+        <w:tabs>
+          <w:tab w:val="num" w:pos="5760"/>
+        </w:tabs>
+        <w:ind w:left="5760" w:hanging="360"/>
+      </w:pPr>
+      <w:rPr>
+        <w:rFonts w:ascii="Wingdings" w:hAnsi="Wingdings" w:hint="default"/>
+        <w:sz w:val="20"/>
+      </w:rPr>
+    </w:lvl>
+    <w:lvl w:ilvl="8" w:tentative="1">
+      <w:start w:val="1"/>
+      <w:numFmt w:val="bullet"/>
+      <w:lvlText w:val=""/>
+      <w:lvlJc w:val="left"/>
+      <w:pPr>
+        <w:tabs>
+          <w:tab w:val="num" w:pos="6480"/>
+        </w:tabs>
+        <w:ind w:left="6480" w:hanging="360"/>
+      </w:pPr>
+      <w:rPr>
+        <w:rFonts w:ascii="Wingdings" w:hAnsi="Wingdings" w:hint="default"/>
+        <w:sz w:val="20"/>
+      </w:rPr>
+    </w:lvl>
+  </w:abstractNum>
+  <w:abstractNum w:abstractNumId="12" w15:restartNumberingAfterBreak="0">
+    <w:nsid w:val="73891141"/>
+    <w:multiLevelType w:val="multilevel"/>
+    <w:tmpl w:val="479A41E4"/>
+    <w:lvl w:ilvl="0">
+      <w:start w:val="1"/>
+      <w:numFmt w:val="decimal"/>
+      <w:lvlText w:val="%1."/>
+      <w:lvlJc w:val="left"/>
+      <w:pPr>
+        <w:tabs>
+          <w:tab w:val="num" w:pos="720"/>
+        </w:tabs>
+        <w:ind w:left="720" w:hanging="360"/>
+      </w:pPr>
+    </w:lvl>
+    <w:lvl w:ilvl="1" w:tentative="1">
+      <w:start w:val="1"/>
+      <w:numFmt w:val="decimal"/>
+      <w:lvlText w:val="%2."/>
+      <w:lvlJc w:val="left"/>
+      <w:pPr>
+        <w:tabs>
+          <w:tab w:val="num" w:pos="1440"/>
+        </w:tabs>
+        <w:ind w:left="1440" w:hanging="360"/>
+      </w:pPr>
+    </w:lvl>
+    <w:lvl w:ilvl="2" w:tentative="1">
+      <w:start w:val="1"/>
+      <w:numFmt w:val="decimal"/>
+      <w:lvlText w:val="%3."/>
+      <w:lvlJc w:val="left"/>
+      <w:pPr>
+        <w:tabs>
+          <w:tab w:val="num" w:pos="2160"/>
+        </w:tabs>
+        <w:ind w:left="2160" w:hanging="360"/>
+      </w:pPr>
+    </w:lvl>
+    <w:lvl w:ilvl="3" w:tentative="1">
+      <w:start w:val="1"/>
+      <w:numFmt w:val="decimal"/>
+      <w:lvlText w:val="%4."/>
+      <w:lvlJc w:val="left"/>
+      <w:pPr>
+        <w:tabs>
+          <w:tab w:val="num" w:pos="2880"/>
+        </w:tabs>
+        <w:ind w:left="2880" w:hanging="360"/>
+      </w:pPr>
+    </w:lvl>
+    <w:lvl w:ilvl="4" w:tentative="1">
+      <w:start w:val="1"/>
+      <w:numFmt w:val="decimal"/>
+      <w:lvlText w:val="%5."/>
+      <w:lvlJc w:val="left"/>
+      <w:pPr>
+        <w:tabs>
+          <w:tab w:val="num" w:pos="3600"/>
+        </w:tabs>
+        <w:ind w:left="3600" w:hanging="360"/>
+      </w:pPr>
+    </w:lvl>
+    <w:lvl w:ilvl="5" w:tentative="1">
+      <w:start w:val="1"/>
+      <w:numFmt w:val="decimal"/>
+      <w:lvlText w:val="%6."/>
+      <w:lvlJc w:val="left"/>
+      <w:pPr>
+        <w:tabs>
+          <w:tab w:val="num" w:pos="4320"/>
+        </w:tabs>
+        <w:ind w:left="4320" w:hanging="360"/>
+      </w:pPr>
+    </w:lvl>
+    <w:lvl w:ilvl="6" w:tentative="1">
+      <w:start w:val="1"/>
+      <w:numFmt w:val="decimal"/>
+      <w:lvlText w:val="%7."/>
+      <w:lvlJc w:val="left"/>
+      <w:pPr>
+        <w:tabs>
+          <w:tab w:val="num" w:pos="5040"/>
+        </w:tabs>
+        <w:ind w:left="5040" w:hanging="360"/>
+      </w:pPr>
+    </w:lvl>
+    <w:lvl w:ilvl="7" w:tentative="1">
+      <w:start w:val="1"/>
+      <w:numFmt w:val="decimal"/>
+      <w:lvlText w:val="%8."/>
+      <w:lvlJc w:val="left"/>
+      <w:pPr>
+        <w:tabs>
+          <w:tab w:val="num" w:pos="5760"/>
+        </w:tabs>
+        <w:ind w:left="5760" w:hanging="360"/>
+      </w:pPr>
+    </w:lvl>
+    <w:lvl w:ilvl="8" w:tentative="1">
+      <w:start w:val="1"/>
+      <w:numFmt w:val="decimal"/>
+      <w:lvlText w:val="%9."/>
+      <w:lvlJc w:val="left"/>
+      <w:pPr>
+        <w:tabs>
+          <w:tab w:val="num" w:pos="6480"/>
+        </w:tabs>
+        <w:ind w:left="6480" w:hanging="360"/>
+      </w:pPr>
+    </w:lvl>
+  </w:abstractNum>
+  <w:abstractNum w:abstractNumId="13" w15:restartNumberingAfterBreak="0">
+    <w:nsid w:val="768E7CCA"/>
+    <w:multiLevelType w:val="multilevel"/>
+    <w:tmpl w:val="38A446AA"/>
+    <w:lvl w:ilvl="0">
+      <w:start w:val="1"/>
+      <w:numFmt w:val="bullet"/>
+      <w:lvlText w:val=""/>
+      <w:lvlJc w:val="left"/>
+      <w:pPr>
+        <w:tabs>
+          <w:tab w:val="num" w:pos="720"/>
+        </w:tabs>
+        <w:ind w:left="720" w:hanging="360"/>
+      </w:pPr>
+      <w:rPr>
+        <w:rFonts w:ascii="Symbol" w:hAnsi="Symbol" w:hint="default"/>
+        <w:sz w:val="20"/>
+      </w:rPr>
+    </w:lvl>
+    <w:lvl w:ilvl="1" w:tentative="1">
+      <w:start w:val="1"/>
+      <w:numFmt w:val="bullet"/>
+      <w:lvlText w:val="o"/>
+      <w:lvlJc w:val="left"/>
+      <w:pPr>
+        <w:tabs>
+          <w:tab w:val="num" w:pos="1440"/>
+        </w:tabs>
+        <w:ind w:left="1440" w:hanging="360"/>
+      </w:pPr>
+      <w:rPr>
+        <w:rFonts w:ascii="Courier New" w:hAnsi="Courier New" w:hint="default"/>
+        <w:sz w:val="20"/>
+      </w:rPr>
+    </w:lvl>
+    <w:lvl w:ilvl="2" w:tentative="1">
+      <w:start w:val="1"/>
+      <w:numFmt w:val="bullet"/>
+      <w:lvlText w:val=""/>
+      <w:lvlJc w:val="left"/>
+      <w:pPr>
+        <w:tabs>
+          <w:tab w:val="num" w:pos="2160"/>
+        </w:tabs>
+        <w:ind w:left="2160" w:hanging="360"/>
+      </w:pPr>
+      <w:rPr>
+        <w:rFonts w:ascii="Wingdings" w:hAnsi="Wingdings" w:hint="default"/>
+        <w:sz w:val="20"/>
+      </w:rPr>
+    </w:lvl>
+    <w:lvl w:ilvl="3" w:tentative="1">
+      <w:start w:val="1"/>
+      <w:numFmt w:val="bullet"/>
+      <w:lvlText w:val=""/>
+      <w:lvlJc w:val="left"/>
+      <w:pPr>
+        <w:tabs>
+          <w:tab w:val="num" w:pos="2880"/>
+        </w:tabs>
+        <w:ind w:left="2880" w:hanging="360"/>
+      </w:pPr>
+      <w:rPr>
+        <w:rFonts w:ascii="Wingdings" w:hAnsi="Wingdings" w:hint="default"/>
+        <w:sz w:val="20"/>
+      </w:rPr>
+    </w:lvl>
+    <w:lvl w:ilvl="4" w:tentative="1">
+      <w:start w:val="1"/>
+      <w:numFmt w:val="bullet"/>
+      <w:lvlText w:val=""/>
+      <w:lvlJc w:val="left"/>
+      <w:pPr>
+        <w:tabs>
+          <w:tab w:val="num" w:pos="3600"/>
+        </w:tabs>
+        <w:ind w:left="3600" w:hanging="360"/>
+      </w:pPr>
+      <w:rPr>
+        <w:rFonts w:ascii="Wingdings" w:hAnsi="Wingdings" w:hint="default"/>
+        <w:sz w:val="20"/>
+      </w:rPr>
+    </w:lvl>
+    <w:lvl w:ilvl="5" w:tentative="1">
+      <w:start w:val="1"/>
+      <w:numFmt w:val="bullet"/>
+      <w:lvlText w:val=""/>
+      <w:lvlJc w:val="left"/>
+      <w:pPr>
+        <w:tabs>
+          <w:tab w:val="num" w:pos="4320"/>
+        </w:tabs>
+        <w:ind w:left="4320" w:hanging="360"/>
+      </w:pPr>
+      <w:rPr>
+        <w:rFonts w:ascii="Wingdings" w:hAnsi="Wingdings" w:hint="default"/>
+        <w:sz w:val="20"/>
+      </w:rPr>
+    </w:lvl>
+    <w:lvl w:ilvl="6" w:tentative="1">
+      <w:start w:val="1"/>
+      <w:numFmt w:val="bullet"/>
+      <w:lvlText w:val=""/>
+      <w:lvlJc w:val="left"/>
+      <w:pPr>
+        <w:tabs>
+          <w:tab w:val="num" w:pos="5040"/>
+        </w:tabs>
+        <w:ind w:left="5040" w:hanging="360"/>
+      </w:pPr>
+      <w:rPr>
+        <w:rFonts w:ascii="Wingdings" w:hAnsi="Wingdings" w:hint="default"/>
+        <w:sz w:val="20"/>
+      </w:rPr>
+    </w:lvl>
+    <w:lvl w:ilvl="7" w:tentative="1">
+      <w:start w:val="1"/>
+      <w:numFmt w:val="bullet"/>
+      <w:lvlText w:val=""/>
+      <w:lvlJc w:val="left"/>
+      <w:pPr>
+        <w:tabs>
+          <w:tab w:val="num" w:pos="5760"/>
+        </w:tabs>
+        <w:ind w:left="5760" w:hanging="360"/>
+      </w:pPr>
+      <w:rPr>
+        <w:rFonts w:ascii="Wingdings" w:hAnsi="Wingdings" w:hint="default"/>
+        <w:sz w:val="20"/>
+      </w:rPr>
+    </w:lvl>
+    <w:lvl w:ilvl="8" w:tentative="1">
+      <w:start w:val="1"/>
+      <w:numFmt w:val="bullet"/>
+      <w:lvlText w:val=""/>
+      <w:lvlJc w:val="left"/>
+      <w:pPr>
+        <w:tabs>
+          <w:tab w:val="num" w:pos="6480"/>
+        </w:tabs>
+        <w:ind w:left="6480" w:hanging="360"/>
+      </w:pPr>
+      <w:rPr>
+        <w:rFonts w:ascii="Wingdings" w:hAnsi="Wingdings" w:hint="default"/>
+        <w:sz w:val="20"/>
+      </w:rPr>
+    </w:lvl>
+  </w:abstractNum>
+  <w:abstractNum w:abstractNumId="14" w15:restartNumberingAfterBreak="0">
+    <w:nsid w:val="7C8A1E79"/>
+    <w:multiLevelType w:val="multilevel"/>
+    <w:tmpl w:val="7BA86154"/>
+    <w:lvl w:ilvl="0">
+      <w:start w:val="1"/>
+      <w:numFmt w:val="decimal"/>
+      <w:lvlText w:val="%1."/>
+      <w:lvlJc w:val="left"/>
+      <w:pPr>
+        <w:tabs>
+          <w:tab w:val="num" w:pos="720"/>
+        </w:tabs>
+        <w:ind w:left="720" w:hanging="360"/>
+      </w:pPr>
+    </w:lvl>
+    <w:lvl w:ilvl="1" w:tentative="1">
+      <w:start w:val="1"/>
+      <w:numFmt w:val="decimal"/>
+      <w:lvlText w:val="%2."/>
+      <w:lvlJc w:val="left"/>
+      <w:pPr>
+        <w:tabs>
+          <w:tab w:val="num" w:pos="1440"/>
+        </w:tabs>
+        <w:ind w:left="1440" w:hanging="360"/>
+      </w:pPr>
+    </w:lvl>
+    <w:lvl w:ilvl="2" w:tentative="1">
+      <w:start w:val="1"/>
+      <w:numFmt w:val="decimal"/>
+      <w:lvlText w:val="%3."/>
+      <w:lvlJc w:val="left"/>
+      <w:pPr>
+        <w:tabs>
+          <w:tab w:val="num" w:pos="2160"/>
+        </w:tabs>
+        <w:ind w:left="2160" w:hanging="360"/>
+      </w:pPr>
+    </w:lvl>
+    <w:lvl w:ilvl="3" w:tentative="1">
+      <w:start w:val="1"/>
+      <w:numFmt w:val="decimal"/>
+      <w:lvlText w:val="%4."/>
+      <w:lvlJc w:val="left"/>
+      <w:pPr>
+        <w:tabs>
+          <w:tab w:val="num" w:pos="2880"/>
+        </w:tabs>
+        <w:ind w:left="2880" w:hanging="360"/>
+      </w:pPr>
+    </w:lvl>
+    <w:lvl w:ilvl="4" w:tentative="1">
+      <w:start w:val="1"/>
+      <w:numFmt w:val="decimal"/>
+      <w:lvlText w:val="%5."/>
+      <w:lvlJc w:val="left"/>
+      <w:pPr>
+        <w:tabs>
+          <w:tab w:val="num" w:pos="3600"/>
+        </w:tabs>
+        <w:ind w:left="3600" w:hanging="360"/>
+      </w:pPr>
+    </w:lvl>
+    <w:lvl w:ilvl="5" w:tentative="1">
+      <w:start w:val="1"/>
+      <w:numFmt w:val="decimal"/>
+      <w:lvlText w:val="%6."/>
+      <w:lvlJc w:val="left"/>
+      <w:pPr>
+        <w:tabs>
+          <w:tab w:val="num" w:pos="4320"/>
+        </w:tabs>
+        <w:ind w:left="4320" w:hanging="360"/>
+      </w:pPr>
+    </w:lvl>
+    <w:lvl w:ilvl="6" w:tentative="1">
+      <w:start w:val="1"/>
+      <w:numFmt w:val="decimal"/>
+      <w:lvlText w:val="%7."/>
+      <w:lvlJc w:val="left"/>
+      <w:pPr>
+        <w:tabs>
+          <w:tab w:val="num" w:pos="5040"/>
+        </w:tabs>
+        <w:ind w:left="5040" w:hanging="360"/>
+      </w:pPr>
+    </w:lvl>
+    <w:lvl w:ilvl="7" w:tentative="1">
+      <w:start w:val="1"/>
+      <w:numFmt w:val="decimal"/>
+      <w:lvlText w:val="%8."/>
+      <w:lvlJc w:val="left"/>
+      <w:pPr>
+        <w:tabs>
+          <w:tab w:val="num" w:pos="5760"/>
+        </w:tabs>
+        <w:ind w:left="5760" w:hanging="360"/>
+      </w:pPr>
+    </w:lvl>
+    <w:lvl w:ilvl="8" w:tentative="1">
+      <w:start w:val="1"/>
+      <w:numFmt w:val="decimal"/>
+      <w:lvlText w:val="%9."/>
+      <w:lvlJc w:val="left"/>
+      <w:pPr>
+        <w:tabs>
+          <w:tab w:val="num" w:pos="6480"/>
+        </w:tabs>
+        <w:ind w:left="6480" w:hanging="360"/>
+      </w:pPr>
+    </w:lvl>
+  </w:abstractNum>
   <w:num w:numId="1" w16cid:durableId="1272056858">
+    <w:abstractNumId w:val="1"/>
+  </w:num>
+  <w:num w:numId="2" w16cid:durableId="120539921">
+    <w:abstractNumId w:val="8"/>
+  </w:num>
+  <w:num w:numId="3" w16cid:durableId="2118478349">
+    <w:abstractNumId w:val="2"/>
+  </w:num>
+  <w:num w:numId="4" w16cid:durableId="230775762">
+    <w:abstractNumId w:val="4"/>
+  </w:num>
+  <w:num w:numId="5" w16cid:durableId="1253776070">
+    <w:abstractNumId w:val="10"/>
+  </w:num>
+  <w:num w:numId="6" w16cid:durableId="1084955655">
+    <w:abstractNumId w:val="11"/>
+  </w:num>
+  <w:num w:numId="7" w16cid:durableId="446504123">
+    <w:abstractNumId w:val="13"/>
+  </w:num>
+  <w:num w:numId="8" w16cid:durableId="428934151">
+    <w:abstractNumId w:val="9"/>
+  </w:num>
+  <w:num w:numId="9" w16cid:durableId="1098212522">
+    <w:abstractNumId w:val="5"/>
+  </w:num>
+  <w:num w:numId="10" w16cid:durableId="1948195708">
     <w:abstractNumId w:val="0"/>
   </w:num>
-  <w:num w:numId="2" w16cid:durableId="120539921">
-    <w:abstractNumId w:val="1"/>
+  <w:num w:numId="11" w16cid:durableId="279773988">
+    <w:abstractNumId w:val="3"/>
+  </w:num>
+  <w:num w:numId="12" w16cid:durableId="1289094118">
+    <w:abstractNumId w:val="6"/>
+  </w:num>
+  <w:num w:numId="13" w16cid:durableId="727725061">
+    <w:abstractNumId w:val="7"/>
+  </w:num>
+  <w:num w:numId="14" w16cid:durableId="336463615">
+    <w:abstractNumId w:val="14"/>
+  </w:num>
+  <w:num w:numId="15" w16cid:durableId="175846804">
+    <w:abstractNumId w:val="12"/>
   </w:num>
 </w:numbering>
 </file>
@@ -780,6 +2684,7 @@
   <w:style w:type="paragraph" w:default="1" w:styleId="Normal">
     <w:name w:val="Normal"/>
     <w:qFormat/>
+    <w:rsid w:val="00837C65"/>
   </w:style>
   <w:style w:type="paragraph" w:styleId="Heading1">
     <w:name w:val="heading 1"/>
@@ -1296,6 +3201,29 @@
       <w:spacing w:val="5"/>
     </w:rPr>
   </w:style>
+  <w:style w:type="character" w:styleId="Hyperlink">
+    <w:name w:val="Hyperlink"/>
+    <w:basedOn w:val="DefaultParagraphFont"/>
+    <w:uiPriority w:val="99"/>
+    <w:unhideWhenUsed/>
+    <w:rsid w:val="00D02A92"/>
+    <w:rPr>
+      <w:color w:val="0563C1" w:themeColor="hyperlink"/>
+      <w:u w:val="single"/>
+    </w:rPr>
+  </w:style>
+  <w:style w:type="character" w:styleId="UnresolvedMention">
+    <w:name w:val="Unresolved Mention"/>
+    <w:basedOn w:val="DefaultParagraphFont"/>
+    <w:uiPriority w:val="99"/>
+    <w:semiHidden/>
+    <w:unhideWhenUsed/>
+    <w:rsid w:val="00D02A92"/>
+    <w:rPr>
+      <w:color w:val="605E5C"/>
+      <w:shd w:val="clear" w:color="auto" w:fill="E1DFDD"/>
+    </w:rPr>
+  </w:style>
 </w:styles>
 </file>
 

--- a/book1.docx
+++ b/book1.docx
@@ -32,7 +32,7 @@
       <w:pPr>
         <w:numPr>
           <w:ilvl w:val="0"/>
-          <w:numId w:val="15"/>
+          <w:numId w:val="16"/>
         </w:numPr>
         <w:rPr>
           <w:lang w:val="en-AE"/>
@@ -57,7 +57,7 @@
       <w:pPr>
         <w:numPr>
           <w:ilvl w:val="0"/>
-          <w:numId w:val="15"/>
+          <w:numId w:val="16"/>
         </w:numPr>
         <w:rPr>
           <w:lang w:val="en-AE"/>
@@ -76,6 +76,19 @@
           <w:lang w:val="en-AE"/>
         </w:rPr>
         <w:t xml:space="preserve"> If an ETB case is converted to NTB at Operation Scrutinizer 2, the CRAT call will be triggered for the new NTB case.</w:t>
+      </w:r>
+    </w:p>
+    <w:p>
+      <w:pPr>
+        <w:rPr>
+          <w:lang w:val="en-AE"/>
+        </w:rPr>
+      </w:pPr>
+      <w:r>
+        <w:rPr>
+          <w:lang w:val="en-AE"/>
+        </w:rPr>
+        <w:t>The changes will cover the risk classification, last review date, and next review date. The business team must confirm the stage at which the CRAT call should be triggered (S1 or S2).</w:t>
       </w:r>
     </w:p>
     <w:p>
@@ -2126,6 +2139,119 @@
     </w:lvl>
   </w:abstractNum>
   <w:abstractNum w:abstractNumId="14" w15:restartNumberingAfterBreak="0">
+    <w:nsid w:val="7AC06897"/>
+    <w:multiLevelType w:val="multilevel"/>
+    <w:tmpl w:val="88803714"/>
+    <w:lvl w:ilvl="0">
+      <w:start w:val="1"/>
+      <w:numFmt w:val="decimal"/>
+      <w:lvlText w:val="%1."/>
+      <w:lvlJc w:val="left"/>
+      <w:pPr>
+        <w:tabs>
+          <w:tab w:val="num" w:pos="720"/>
+        </w:tabs>
+        <w:ind w:left="720" w:hanging="360"/>
+      </w:pPr>
+    </w:lvl>
+    <w:lvl w:ilvl="1" w:tentative="1">
+      <w:start w:val="1"/>
+      <w:numFmt w:val="decimal"/>
+      <w:lvlText w:val="%2."/>
+      <w:lvlJc w:val="left"/>
+      <w:pPr>
+        <w:tabs>
+          <w:tab w:val="num" w:pos="1440"/>
+        </w:tabs>
+        <w:ind w:left="1440" w:hanging="360"/>
+      </w:pPr>
+    </w:lvl>
+    <w:lvl w:ilvl="2" w:tentative="1">
+      <w:start w:val="1"/>
+      <w:numFmt w:val="decimal"/>
+      <w:lvlText w:val="%3."/>
+      <w:lvlJc w:val="left"/>
+      <w:pPr>
+        <w:tabs>
+          <w:tab w:val="num" w:pos="2160"/>
+        </w:tabs>
+        <w:ind w:left="2160" w:hanging="360"/>
+      </w:pPr>
+    </w:lvl>
+    <w:lvl w:ilvl="3" w:tentative="1">
+      <w:start w:val="1"/>
+      <w:numFmt w:val="decimal"/>
+      <w:lvlText w:val="%4."/>
+      <w:lvlJc w:val="left"/>
+      <w:pPr>
+        <w:tabs>
+          <w:tab w:val="num" w:pos="2880"/>
+        </w:tabs>
+        <w:ind w:left="2880" w:hanging="360"/>
+      </w:pPr>
+    </w:lvl>
+    <w:lvl w:ilvl="4" w:tentative="1">
+      <w:start w:val="1"/>
+      <w:numFmt w:val="decimal"/>
+      <w:lvlText w:val="%5."/>
+      <w:lvlJc w:val="left"/>
+      <w:pPr>
+        <w:tabs>
+          <w:tab w:val="num" w:pos="3600"/>
+        </w:tabs>
+        <w:ind w:left="3600" w:hanging="360"/>
+      </w:pPr>
+    </w:lvl>
+    <w:lvl w:ilvl="5" w:tentative="1">
+      <w:start w:val="1"/>
+      <w:numFmt w:val="decimal"/>
+      <w:lvlText w:val="%6."/>
+      <w:lvlJc w:val="left"/>
+      <w:pPr>
+        <w:tabs>
+          <w:tab w:val="num" w:pos="4320"/>
+        </w:tabs>
+        <w:ind w:left="4320" w:hanging="360"/>
+      </w:pPr>
+    </w:lvl>
+    <w:lvl w:ilvl="6" w:tentative="1">
+      <w:start w:val="1"/>
+      <w:numFmt w:val="decimal"/>
+      <w:lvlText w:val="%7."/>
+      <w:lvlJc w:val="left"/>
+      <w:pPr>
+        <w:tabs>
+          <w:tab w:val="num" w:pos="5040"/>
+        </w:tabs>
+        <w:ind w:left="5040" w:hanging="360"/>
+      </w:pPr>
+    </w:lvl>
+    <w:lvl w:ilvl="7" w:tentative="1">
+      <w:start w:val="1"/>
+      <w:numFmt w:val="decimal"/>
+      <w:lvlText w:val="%8."/>
+      <w:lvlJc w:val="left"/>
+      <w:pPr>
+        <w:tabs>
+          <w:tab w:val="num" w:pos="5760"/>
+        </w:tabs>
+        <w:ind w:left="5760" w:hanging="360"/>
+      </w:pPr>
+    </w:lvl>
+    <w:lvl w:ilvl="8" w:tentative="1">
+      <w:start w:val="1"/>
+      <w:numFmt w:val="decimal"/>
+      <w:lvlText w:val="%9."/>
+      <w:lvlJc w:val="left"/>
+      <w:pPr>
+        <w:tabs>
+          <w:tab w:val="num" w:pos="6480"/>
+        </w:tabs>
+        <w:ind w:left="6480" w:hanging="360"/>
+      </w:pPr>
+    </w:lvl>
+  </w:abstractNum>
+  <w:abstractNum w:abstractNumId="15" w15:restartNumberingAfterBreak="0">
     <w:nsid w:val="7C8A1E79"/>
     <w:multiLevelType w:val="multilevel"/>
     <w:tmpl w:val="7BA86154"/>
@@ -2278,10 +2404,13 @@
     <w:abstractNumId w:val="7"/>
   </w:num>
   <w:num w:numId="14" w16cid:durableId="336463615">
-    <w:abstractNumId w:val="14"/>
+    <w:abstractNumId w:val="15"/>
   </w:num>
   <w:num w:numId="15" w16cid:durableId="175846804">
     <w:abstractNumId w:val="12"/>
+  </w:num>
+  <w:num w:numId="16" w16cid:durableId="1128206684">
+    <w:abstractNumId w:val="14"/>
   </w:num>
 </w:numbering>
 </file>

--- a/book1.docx
+++ b/book1.docx
@@ -12,21 +12,7 @@
         <w:rPr>
           <w:lang w:val="en-AE"/>
         </w:rPr>
-        <w:t xml:space="preserve">Dear </w:t>
-      </w:r>
-      <w:proofErr w:type="spellStart"/>
-      <w:r>
-        <w:rPr>
-          <w:lang w:val="en-AE"/>
-        </w:rPr>
-        <w:t>Dishad</w:t>
-      </w:r>
-      <w:proofErr w:type="spellEnd"/>
-      <w:r>
-        <w:rPr>
-          <w:lang w:val="en-AE"/>
-        </w:rPr>
-        <w:t>,</w:t>
+        <w:t>Dear Mahvish,</w:t>
       </w:r>
     </w:p>
     <w:p>
@@ -39,7 +25,7 @@
         <w:rPr>
           <w:lang w:val="en-AE"/>
         </w:rPr>
-        <w:t>Below is the DSR calculation currently implemented in the system.</w:t>
+        <w:t>We checked production but couldn't identify at which stage the DSR was updated.</w:t>
       </w:r>
     </w:p>
     <w:p>
@@ -52,7 +38,7 @@
         <w:rPr>
           <w:lang w:val="en-AE"/>
         </w:rPr>
-        <w:t>DSR (%) = [(((MBRE LIC + Lead Life Takaful) / Frequency) + (Lead EMI / Frequency) + ((Staff EMI + Staff Life Takaful) / Frequency) + Total Liabilities) × DSR Factor / Total Customer Income] × 100</w:t>
+        <w:t>We are enabling production monitoring to track any DSR changes after Level 6. We will monitor this for the next 2–3 weeks and share the findings.</w:t>
       </w:r>
     </w:p>
     <w:p>
@@ -65,140 +51,7 @@
         <w:rPr>
           <w:lang w:val="en-AE"/>
         </w:rPr>
-        <w:t>Please populate the respective fields with the actual data and validate the calculation against the system result.</w:t>
-      </w:r>
-    </w:p>
-    <w:p>
-      <w:pPr>
-        <w:rPr>
-          <w:lang w:val="en-AE"/>
-        </w:rPr>
-      </w:pPr>
-      <w:r>
-        <w:rPr>
-          <w:lang w:val="en-AE"/>
-        </w:rPr>
-        <w:t>If you expect 50.00% but the system returns 50.01%, please verify whether the difference is due to the calculation or rounding.</w:t>
-      </w:r>
-    </w:p>
-    <w:p>
-      <w:pPr>
-        <w:rPr>
-          <w:lang w:val="en-AE"/>
-        </w:rPr>
-      </w:pPr>
-      <w:r>
-        <w:rPr>
-          <w:lang w:val="en-AE"/>
-        </w:rPr>
-        <w:t>If the calculation produces the expected result, no change is required. Otherwise, please liaise with the Product Team to review and confirm whether the formula needs to be changed.</w:t>
-      </w:r>
-    </w:p>
-    <w:p>
-      <w:pPr>
-        <w:rPr>
-          <w:lang w:val="en-AE"/>
-        </w:rPr>
-      </w:pPr>
-      <w:r>
-        <w:rPr>
-          <w:lang w:val="en-AE"/>
-        </w:rPr>
-        <w:t>Regards,</w:t>
-      </w:r>
-    </w:p>
-    <w:p/>
-    <w:p/>
-    <w:p>
-      <w:pPr>
-        <w:rPr>
-          <w:lang w:val="en-AE"/>
-        </w:rPr>
-      </w:pPr>
-      <w:r>
-        <w:rPr>
-          <w:lang w:val="en-AE"/>
-        </w:rPr>
-        <w:t xml:space="preserve">Dear </w:t>
-      </w:r>
-      <w:proofErr w:type="spellStart"/>
-      <w:r>
-        <w:rPr>
-          <w:lang w:val="en-AE"/>
-        </w:rPr>
-        <w:t>Dishad</w:t>
-      </w:r>
-      <w:proofErr w:type="spellEnd"/>
-      <w:r>
-        <w:rPr>
-          <w:lang w:val="en-AE"/>
-        </w:rPr>
-        <w:t>,</w:t>
-      </w:r>
-    </w:p>
-    <w:p>
-      <w:pPr>
-        <w:rPr>
-          <w:lang w:val="en-AE"/>
-        </w:rPr>
-      </w:pPr>
-      <w:r>
-        <w:rPr>
-          <w:lang w:val="en-AE"/>
-        </w:rPr>
-        <w:t>Below is the DSR calculation currently implemented in the system.</w:t>
-      </w:r>
-    </w:p>
-    <w:p>
-      <w:pPr>
-        <w:rPr>
-          <w:lang w:val="en-AE"/>
-        </w:rPr>
-      </w:pPr>
-      <w:r>
-        <w:rPr>
-          <w:lang w:val="en-AE"/>
-        </w:rPr>
-        <w:t>**DSR (%) = [(((MBRE LIC + Lead Life Takaful) / Frequency) + (Lead EMI / Frequency) + ((Staff EMI + Staff Life Takaful) / Frequency) + Total Liabilities) × DSR Factor / Total Customer Income] × 100</w:t>
-      </w:r>
-    </w:p>
-    <w:p>
-      <w:pPr>
-        <w:rPr>
-          <w:lang w:val="en-AE"/>
-        </w:rPr>
-      </w:pPr>
-      <w:r>
-        <w:rPr>
-          <w:lang w:val="en-AE"/>
-        </w:rPr>
-        <w:t>Please enter the actual values in the respective fields and verify the result.</w:t>
-      </w:r>
-    </w:p>
-    <w:p>
-      <w:pPr>
-        <w:rPr>
-          <w:lang w:val="en-AE"/>
-        </w:rPr>
-      </w:pPr>
-      <w:r>
-        <w:rPr>
-          <w:lang w:val="en-AE"/>
-        </w:rPr>
-        <w:t>If the expected DSR is 50.00% but the system returns 50.01%, please check whether the difference is due to rounding.</w:t>
-      </w:r>
-    </w:p>
-    <w:p>
-      <w:pPr>
-        <w:rPr>
-          <w:lang w:val="en-AE"/>
-        </w:rPr>
-      </w:pPr>
-      <w:r>
-        <w:rPr>
-          <w:lang w:val="en-AE"/>
-        </w:rPr>
-        <w:t>If the calculation is correct, no change is required. Otherwise, please liaise with the Product Team to review the formula.</w:t>
+        <w:t>Hopefully, this will help us find the root cause. If there are no DSR changes after Level 6, we can conclude that HFLMS is working as expected.</w:t>
       </w:r>
     </w:p>
     <w:p>

--- a/book1.docx
+++ b/book1.docx
@@ -38,7 +38,7 @@
         <w:rPr>
           <w:lang w:val="en-AE"/>
         </w:rPr>
-        <w:t>We are enabling production monitoring to track any DSR changes after Level 6. We will monitor this for the next 2–3 weeks and share the findings.</w:t>
+        <w:t>We are working on enabling monitoring to track any DSR changes after Level 6.</w:t>
       </w:r>
     </w:p>
     <w:p>
@@ -51,7 +51,33 @@
         <w:rPr>
           <w:lang w:val="en-AE"/>
         </w:rPr>
-        <w:t>Hopefully, this will help us find the root cause. If there are no DSR changes after Level 6, we can conclude that HFLMS is working as expected.</w:t>
+        <w:t>Once implemented, we will monitor the cases over the next 2–3 weeks and correlate any findings with the cases you reported to help identify the root cause.</w:t>
+      </w:r>
+    </w:p>
+    <w:p>
+      <w:pPr>
+        <w:rPr>
+          <w:lang w:val="en-AE"/>
+        </w:rPr>
+      </w:pPr>
+      <w:r>
+        <w:rPr>
+          <w:lang w:val="en-AE"/>
+        </w:rPr>
+        <w:t>If no DSR changes occur after Level 6, we can conclude that HFLMS is working as expected.</w:t>
+      </w:r>
+    </w:p>
+    <w:p>
+      <w:pPr>
+        <w:rPr>
+          <w:lang w:val="en-AE"/>
+        </w:rPr>
+      </w:pPr>
+      <w:r>
+        <w:rPr>
+          <w:lang w:val="en-AE"/>
+        </w:rPr>
+        <w:t>If you come across any suspicious DSR changes, please let us know, as this will help with our investigation.</w:t>
       </w:r>
     </w:p>
     <w:p>

--- a/book1.docx
+++ b/book1.docx
@@ -12,7 +12,7 @@
         <w:rPr>
           <w:lang w:val="en-AE"/>
         </w:rPr>
-        <w:t>Dear Syed,</w:t>
+        <w:t>Dear Osama,</w:t>
       </w:r>
     </w:p>
     <w:p>
@@ -25,22 +25,7 @@
         <w:rPr>
           <w:lang w:val="en-AE"/>
         </w:rPr>
-        <w:t>As per the attached FSD, when a customer is onboarded at the S2 stage, the consent data must be inserted into the newly created table using the defined table structure.</w:t>
-      </w:r>
-    </w:p>
-    <w:p>
-      <w:pPr>
-        <w:rPr>
-          <w:lang w:val="en-AE"/>
-        </w:rPr>
-      </w:pPr>
-      <w:r>
-        <w:rPr>
-          <w:b/>
-          <w:bCs/>
-          <w:lang w:val="en-AE"/>
-        </w:rPr>
-        <w:t>Data Flow:</w:t>
+        <w:t>Please clarify the expected HFLMS behaviour for closed CIF dedupe:</w:t>
       </w:r>
     </w:p>
     <w:p>
@@ -55,9 +40,17 @@
       </w:pPr>
       <w:r>
         <w:rPr>
-          <w:lang w:val="en-AE"/>
-        </w:rPr>
-        <w:t>HVR CDC reads the consent data from HFLMS and pushes it to Kafka.</w:t>
+          <w:b/>
+          <w:bCs/>
+          <w:lang w:val="en-AE"/>
+        </w:rPr>
+        <w:t>Existing Design:</w:t>
+      </w:r>
+      <w:r>
+        <w:rPr>
+          <w:lang w:val="en-AE"/>
+        </w:rPr>
+        <w:t xml:space="preserve"> As agreed during solution design, the dedupe result for a closed customer was blank, allowing HFLMS to create a new CIF.</w:t>
       </w:r>
     </w:p>
     <w:p>
@@ -72,22 +65,56 @@
       </w:pPr>
       <w:r>
         <w:rPr>
-          <w:lang w:val="en-AE"/>
-        </w:rPr>
-        <w:t>Kafka sends the data to CRM to update the customer consent.</w:t>
+          <w:b/>
+          <w:bCs/>
+          <w:lang w:val="en-AE"/>
+        </w:rPr>
+        <w:t>Recent Change:</w:t>
+      </w:r>
+      <w:r>
+        <w:rPr>
+          <w:lang w:val="en-AE"/>
+        </w:rPr>
+        <w:t xml:space="preserve"> The dedupe result now displays the closed CIF.</w:t>
       </w:r>
     </w:p>
     <w:p>
       <w:pPr>
+        <w:numPr>
+          <w:ilvl w:val="0"/>
+          <w:numId w:val="1"/>
+        </w:numPr>
         <w:rPr>
           <w:lang w:val="en-AE"/>
         </w:rPr>
       </w:pPr>
       <w:r>
         <w:rPr>
-          <w:lang w:val="en-AE"/>
-        </w:rPr>
-        <w:t>Please prepare the flow diagram and get a screenshot from Naveed showing the consent received in CRM from HFLMS.</w:t>
+          <w:b/>
+          <w:bCs/>
+          <w:lang w:val="en-AE"/>
+        </w:rPr>
+        <w:t>SP&amp;BA Confirmation:</w:t>
+      </w:r>
+      <w:r>
+        <w:rPr>
+          <w:lang w:val="en-AE"/>
+        </w:rPr>
+        <w:t xml:space="preserve"> The result depends on the T24 </w:t>
+      </w:r>
+      <w:r>
+        <w:rPr>
+          <w:b/>
+          <w:bCs/>
+          <w:lang w:val="en-AE"/>
+        </w:rPr>
+        <w:t>“Allowed to Open”</w:t>
+      </w:r>
+      <w:r>
+        <w:rPr>
+          <w:lang w:val="en-AE"/>
+        </w:rPr>
+        <w:t xml:space="preserve"> flag, which is not available in the SOA response.</w:t>
       </w:r>
     </w:p>
     <w:p>
@@ -98,58 +125,17 @@
       </w:pPr>
       <w:r>
         <w:rPr>
-          <w:lang w:val="en-AE"/>
-        </w:rPr>
-        <w:t>Please prepare the updated FSD incorporating these details and share the latest version with me.</w:t>
-      </w:r>
-    </w:p>
-    <w:p>
-      <w:pPr>
-        <w:rPr>
-          <w:lang w:val="en-AE"/>
-        </w:rPr>
-      </w:pPr>
-      <w:r>
-        <w:rPr>
           <w:b/>
           <w:bCs/>
           <w:lang w:val="en-AE"/>
         </w:rPr>
-        <w:t>Out of Scope:</w:t>
+        <w:t>Please confirm:</w:t>
       </w:r>
-    </w:p>
-    <w:p>
-      <w:pPr>
-        <w:numPr>
-          <w:ilvl w:val="0"/>
-          <w:numId w:val="2"/>
-        </w:numPr>
-        <w:rPr>
-          <w:lang w:val="en-AE"/>
-        </w:rPr>
-      </w:pPr>
       <w:r>
         <w:rPr>
           <w:lang w:val="en-AE"/>
         </w:rPr>
-        <w:t>ETB customer consent updates.</w:t>
-      </w:r>
-    </w:p>
-    <w:p>
-      <w:pPr>
-        <w:numPr>
-          <w:ilvl w:val="0"/>
-          <w:numId w:val="2"/>
-        </w:numPr>
-        <w:rPr>
-          <w:lang w:val="en-AE"/>
-        </w:rPr>
-      </w:pPr>
-      <w:r>
-        <w:rPr>
-          <w:lang w:val="en-AE"/>
-        </w:rPr>
-        <w:t>One-time patch to update CIFs for customers onboarded since go-live. This will be handled by the ETL team, as it is outside the HFLMS scope and is not covered in the FSD.</w:t>
+        <w:t xml:space="preserve"> Should HFLMS display or hide the closed CIF in the dedupe response?</w:t>
       </w:r>
     </w:p>
     <w:p>
@@ -179,13 +165,13 @@
 <file path=word/numbering.xml><?xml version="1.0" encoding="utf-8"?>
 <w:numbering xmlns:wpc="http://schemas.microsoft.com/office/word/2010/wordprocessingCanvas" xmlns:cx="http://schemas.microsoft.com/office/drawing/2014/chartex" xmlns:cx1="http://schemas.microsoft.com/office/drawing/2015/9/8/chartex" xmlns:cx2="http://schemas.microsoft.com/office/drawing/2015/10/21/chartex" xmlns:cx3="http://schemas.microsoft.com/office/drawing/2016/5/9/chartex" xmlns:cx4="http://schemas.microsoft.com/office/drawing/2016/5/10/chartex" xmlns:cx5="http://schemas.microsoft.com/office/drawing/2016/5/11/chartex" xmlns:cx6="http://schemas.microsoft.com/office/drawing/2016/5/12/chartex" xmlns:cx7="http://schemas.microsoft.com/office/drawing/2016/5/13/chartex" xmlns:cx8="http://schemas.microsoft.com/office/drawing/2016/5/14/chartex" xmlns:mc="http://schemas.openxmlformats.org/markup-compatibility/2006" xmlns:aink="http://schemas.microsoft.com/office/drawing/2016/ink" xmlns:am3d="http://schemas.microsoft.com/office/drawing/2017/model3d" xmlns:o="urn:schemas-microsoft-com:office:office" xmlns:oel="http://schemas.microsoft.com/office/2019/extlst" xmlns:r="http://schemas.openxmlformats.org/officeDocument/2006/relationships" xmlns:m="http://schemas.openxmlformats.org/officeDocument/2006/math" xmlns:v="urn:schemas-microsoft-com:vml" xmlns:wp14="http://schemas.microsoft.com/office/word/2010/wordprocessingDrawing" xmlns:wp="http://schemas.openxmlformats.org/drawingml/2006/wordprocessingDrawing" xmlns:w10="urn:schemas-microsoft-com:office:word" xmlns:w="http://schemas.openxmlformats.org/wordprocessingml/2006/main" xmlns:w14="http://schemas.microsoft.com/office/word/2010/wordml" xmlns:w15="http://schemas.microsoft.com/office/word/2012/wordml" xmlns:w16cex="http://schemas.microsoft.com/office/word/2018/wordml/cex" xmlns:w16cid="http://schemas.microsoft.com/office/word/2016/wordml/cid" xmlns:w16="http://schemas.microsoft.com/office/word/2018/wordml" xmlns:w16du="http://schemas.microsoft.com/office/word/2023/wordml/word16du" xmlns:w16sdtdh="http://schemas.microsoft.com/office/word/2020/wordml/sdtdatahash" xmlns:w16sdtfl="http://schemas.microsoft.com/office/word/2024/wordml/sdtformatlock" xmlns:w16se="http://schemas.microsoft.com/office/word/2015/wordml/symex" xmlns:wpg="http://schemas.microsoft.com/office/word/2010/wordprocessingGroup" xmlns:wpi="http://schemas.microsoft.com/office/word/2010/wordprocessingInk" xmlns:wne="http://schemas.microsoft.com/office/word/2006/wordml" xmlns:wps="http://schemas.microsoft.com/office/word/2010/wordprocessingShape" mc:Ignorable="w14 w15 w16se w16cid w16 w16cex w16sdtdh w16sdtfl w16du wp14">
   <w:abstractNum w:abstractNumId="0" w15:restartNumberingAfterBreak="0">
-    <w:nsid w:val="1A8D423C"/>
+    <w:nsid w:val="16004558"/>
     <w:multiLevelType w:val="multilevel"/>
-    <w:tmpl w:val="7380672C"/>
+    <w:tmpl w:val="1FF41A30"/>
     <w:lvl w:ilvl="0">
       <w:start w:val="1"/>
-      <w:numFmt w:val="bullet"/>
-      <w:lvlText w:val=""/>
+      <w:numFmt w:val="decimal"/>
+      <w:lvlText w:val="%1."/>
       <w:lvlJc w:val="left"/>
       <w:pPr>
         <w:tabs>
@@ -193,15 +179,11 @@
         </w:tabs>
         <w:ind w:left="720" w:hanging="360"/>
       </w:pPr>
-      <w:rPr>
-        <w:rFonts w:ascii="Symbol" w:hAnsi="Symbol" w:hint="default"/>
-        <w:sz w:val="20"/>
-      </w:rPr>
     </w:lvl>
     <w:lvl w:ilvl="1" w:tentative="1">
       <w:start w:val="1"/>
-      <w:numFmt w:val="bullet"/>
-      <w:lvlText w:val="o"/>
+      <w:numFmt w:val="decimal"/>
+      <w:lvlText w:val="%2."/>
       <w:lvlJc w:val="left"/>
       <w:pPr>
         <w:tabs>
@@ -209,15 +191,11 @@
         </w:tabs>
         <w:ind w:left="1440" w:hanging="360"/>
       </w:pPr>
-      <w:rPr>
-        <w:rFonts w:ascii="Courier New" w:hAnsi="Courier New" w:hint="default"/>
-        <w:sz w:val="20"/>
-      </w:rPr>
     </w:lvl>
     <w:lvl w:ilvl="2" w:tentative="1">
       <w:start w:val="1"/>
-      <w:numFmt w:val="bullet"/>
-      <w:lvlText w:val=""/>
+      <w:numFmt w:val="decimal"/>
+      <w:lvlText w:val="%3."/>
       <w:lvlJc w:val="left"/>
       <w:pPr>
         <w:tabs>
@@ -225,15 +203,11 @@
         </w:tabs>
         <w:ind w:left="2160" w:hanging="360"/>
       </w:pPr>
-      <w:rPr>
-        <w:rFonts w:ascii="Wingdings" w:hAnsi="Wingdings" w:hint="default"/>
-        <w:sz w:val="20"/>
-      </w:rPr>
     </w:lvl>
     <w:lvl w:ilvl="3" w:tentative="1">
       <w:start w:val="1"/>
-      <w:numFmt w:val="bullet"/>
-      <w:lvlText w:val=""/>
+      <w:numFmt w:val="decimal"/>
+      <w:lvlText w:val="%4."/>
       <w:lvlJc w:val="left"/>
       <w:pPr>
         <w:tabs>
@@ -241,15 +215,11 @@
         </w:tabs>
         <w:ind w:left="2880" w:hanging="360"/>
       </w:pPr>
-      <w:rPr>
-        <w:rFonts w:ascii="Wingdings" w:hAnsi="Wingdings" w:hint="default"/>
-        <w:sz w:val="20"/>
-      </w:rPr>
     </w:lvl>
     <w:lvl w:ilvl="4" w:tentative="1">
       <w:start w:val="1"/>
-      <w:numFmt w:val="bullet"/>
-      <w:lvlText w:val=""/>
+      <w:numFmt w:val="decimal"/>
+      <w:lvlText w:val="%5."/>
       <w:lvlJc w:val="left"/>
       <w:pPr>
         <w:tabs>
@@ -257,15 +227,11 @@
         </w:tabs>
         <w:ind w:left="3600" w:hanging="360"/>
       </w:pPr>
-      <w:rPr>
-        <w:rFonts w:ascii="Wingdings" w:hAnsi="Wingdings" w:hint="default"/>
-        <w:sz w:val="20"/>
-      </w:rPr>
     </w:lvl>
     <w:lvl w:ilvl="5" w:tentative="1">
       <w:start w:val="1"/>
-      <w:numFmt w:val="bullet"/>
-      <w:lvlText w:val=""/>
+      <w:numFmt w:val="decimal"/>
+      <w:lvlText w:val="%6."/>
       <w:lvlJc w:val="left"/>
       <w:pPr>
         <w:tabs>
@@ -273,15 +239,11 @@
         </w:tabs>
         <w:ind w:left="4320" w:hanging="360"/>
       </w:pPr>
-      <w:rPr>
-        <w:rFonts w:ascii="Wingdings" w:hAnsi="Wingdings" w:hint="default"/>
-        <w:sz w:val="20"/>
-      </w:rPr>
     </w:lvl>
     <w:lvl w:ilvl="6" w:tentative="1">
       <w:start w:val="1"/>
-      <w:numFmt w:val="bullet"/>
-      <w:lvlText w:val=""/>
+      <w:numFmt w:val="decimal"/>
+      <w:lvlText w:val="%7."/>
       <w:lvlJc w:val="left"/>
       <w:pPr>
         <w:tabs>
@@ -289,15 +251,11 @@
         </w:tabs>
         <w:ind w:left="5040" w:hanging="360"/>
       </w:pPr>
-      <w:rPr>
-        <w:rFonts w:ascii="Wingdings" w:hAnsi="Wingdings" w:hint="default"/>
-        <w:sz w:val="20"/>
-      </w:rPr>
     </w:lvl>
     <w:lvl w:ilvl="7" w:tentative="1">
       <w:start w:val="1"/>
-      <w:numFmt w:val="bullet"/>
-      <w:lvlText w:val=""/>
+      <w:numFmt w:val="decimal"/>
+      <w:lvlText w:val="%8."/>
       <w:lvlJc w:val="left"/>
       <w:pPr>
         <w:tabs>
@@ -305,15 +263,11 @@
         </w:tabs>
         <w:ind w:left="5760" w:hanging="360"/>
       </w:pPr>
-      <w:rPr>
-        <w:rFonts w:ascii="Wingdings" w:hAnsi="Wingdings" w:hint="default"/>
-        <w:sz w:val="20"/>
-      </w:rPr>
     </w:lvl>
     <w:lvl w:ilvl="8" w:tentative="1">
       <w:start w:val="1"/>
-      <w:numFmt w:val="bullet"/>
-      <w:lvlText w:val=""/>
+      <w:numFmt w:val="decimal"/>
+      <w:lvlText w:val="%9."/>
       <w:lvlJc w:val="left"/>
       <w:pPr>
         <w:tabs>
@@ -321,166 +275,10 @@
         </w:tabs>
         <w:ind w:left="6480" w:hanging="360"/>
       </w:pPr>
-      <w:rPr>
-        <w:rFonts w:ascii="Wingdings" w:hAnsi="Wingdings" w:hint="default"/>
-        <w:sz w:val="20"/>
-      </w:rPr>
     </w:lvl>
   </w:abstractNum>
-  <w:abstractNum w:abstractNumId="1" w15:restartNumberingAfterBreak="0">
-    <w:nsid w:val="66465373"/>
-    <w:multiLevelType w:val="multilevel"/>
-    <w:tmpl w:val="797C1664"/>
-    <w:lvl w:ilvl="0">
-      <w:start w:val="1"/>
-      <w:numFmt w:val="bullet"/>
-      <w:lvlText w:val=""/>
-      <w:lvlJc w:val="left"/>
-      <w:pPr>
-        <w:tabs>
-          <w:tab w:val="num" w:pos="720"/>
-        </w:tabs>
-        <w:ind w:left="720" w:hanging="360"/>
-      </w:pPr>
-      <w:rPr>
-        <w:rFonts w:ascii="Symbol" w:hAnsi="Symbol" w:hint="default"/>
-        <w:sz w:val="20"/>
-      </w:rPr>
-    </w:lvl>
-    <w:lvl w:ilvl="1" w:tentative="1">
-      <w:start w:val="1"/>
-      <w:numFmt w:val="bullet"/>
-      <w:lvlText w:val="o"/>
-      <w:lvlJc w:val="left"/>
-      <w:pPr>
-        <w:tabs>
-          <w:tab w:val="num" w:pos="1440"/>
-        </w:tabs>
-        <w:ind w:left="1440" w:hanging="360"/>
-      </w:pPr>
-      <w:rPr>
-        <w:rFonts w:ascii="Courier New" w:hAnsi="Courier New" w:hint="default"/>
-        <w:sz w:val="20"/>
-      </w:rPr>
-    </w:lvl>
-    <w:lvl w:ilvl="2" w:tentative="1">
-      <w:start w:val="1"/>
-      <w:numFmt w:val="bullet"/>
-      <w:lvlText w:val=""/>
-      <w:lvlJc w:val="left"/>
-      <w:pPr>
-        <w:tabs>
-          <w:tab w:val="num" w:pos="2160"/>
-        </w:tabs>
-        <w:ind w:left="2160" w:hanging="360"/>
-      </w:pPr>
-      <w:rPr>
-        <w:rFonts w:ascii="Wingdings" w:hAnsi="Wingdings" w:hint="default"/>
-        <w:sz w:val="20"/>
-      </w:rPr>
-    </w:lvl>
-    <w:lvl w:ilvl="3" w:tentative="1">
-      <w:start w:val="1"/>
-      <w:numFmt w:val="bullet"/>
-      <w:lvlText w:val=""/>
-      <w:lvlJc w:val="left"/>
-      <w:pPr>
-        <w:tabs>
-          <w:tab w:val="num" w:pos="2880"/>
-        </w:tabs>
-        <w:ind w:left="2880" w:hanging="360"/>
-      </w:pPr>
-      <w:rPr>
-        <w:rFonts w:ascii="Wingdings" w:hAnsi="Wingdings" w:hint="default"/>
-        <w:sz w:val="20"/>
-      </w:rPr>
-    </w:lvl>
-    <w:lvl w:ilvl="4" w:tentative="1">
-      <w:start w:val="1"/>
-      <w:numFmt w:val="bullet"/>
-      <w:lvlText w:val=""/>
-      <w:lvlJc w:val="left"/>
-      <w:pPr>
-        <w:tabs>
-          <w:tab w:val="num" w:pos="3600"/>
-        </w:tabs>
-        <w:ind w:left="3600" w:hanging="360"/>
-      </w:pPr>
-      <w:rPr>
-        <w:rFonts w:ascii="Wingdings" w:hAnsi="Wingdings" w:hint="default"/>
-        <w:sz w:val="20"/>
-      </w:rPr>
-    </w:lvl>
-    <w:lvl w:ilvl="5" w:tentative="1">
-      <w:start w:val="1"/>
-      <w:numFmt w:val="bullet"/>
-      <w:lvlText w:val=""/>
-      <w:lvlJc w:val="left"/>
-      <w:pPr>
-        <w:tabs>
-          <w:tab w:val="num" w:pos="4320"/>
-        </w:tabs>
-        <w:ind w:left="4320" w:hanging="360"/>
-      </w:pPr>
-      <w:rPr>
-        <w:rFonts w:ascii="Wingdings" w:hAnsi="Wingdings" w:hint="default"/>
-        <w:sz w:val="20"/>
-      </w:rPr>
-    </w:lvl>
-    <w:lvl w:ilvl="6" w:tentative="1">
-      <w:start w:val="1"/>
-      <w:numFmt w:val="bullet"/>
-      <w:lvlText w:val=""/>
-      <w:lvlJc w:val="left"/>
-      <w:pPr>
-        <w:tabs>
-          <w:tab w:val="num" w:pos="5040"/>
-        </w:tabs>
-        <w:ind w:left="5040" w:hanging="360"/>
-      </w:pPr>
-      <w:rPr>
-        <w:rFonts w:ascii="Wingdings" w:hAnsi="Wingdings" w:hint="default"/>
-        <w:sz w:val="20"/>
-      </w:rPr>
-    </w:lvl>
-    <w:lvl w:ilvl="7" w:tentative="1">
-      <w:start w:val="1"/>
-      <w:numFmt w:val="bullet"/>
-      <w:lvlText w:val=""/>
-      <w:lvlJc w:val="left"/>
-      <w:pPr>
-        <w:tabs>
-          <w:tab w:val="num" w:pos="5760"/>
-        </w:tabs>
-        <w:ind w:left="5760" w:hanging="360"/>
-      </w:pPr>
-      <w:rPr>
-        <w:rFonts w:ascii="Wingdings" w:hAnsi="Wingdings" w:hint="default"/>
-        <w:sz w:val="20"/>
-      </w:rPr>
-    </w:lvl>
-    <w:lvl w:ilvl="8" w:tentative="1">
-      <w:start w:val="1"/>
-      <w:numFmt w:val="bullet"/>
-      <w:lvlText w:val=""/>
-      <w:lvlJc w:val="left"/>
-      <w:pPr>
-        <w:tabs>
-          <w:tab w:val="num" w:pos="6480"/>
-        </w:tabs>
-        <w:ind w:left="6480" w:hanging="360"/>
-      </w:pPr>
-      <w:rPr>
-        <w:rFonts w:ascii="Wingdings" w:hAnsi="Wingdings" w:hint="default"/>
-        <w:sz w:val="20"/>
-      </w:rPr>
-    </w:lvl>
-  </w:abstractNum>
-  <w:num w:numId="1" w16cid:durableId="775172892">
+  <w:num w:numId="1" w16cid:durableId="2084910478">
     <w:abstractNumId w:val="0"/>
-  </w:num>
-  <w:num w:numId="2" w16cid:durableId="674764285">
-    <w:abstractNumId w:val="1"/>
   </w:num>
 </w:numbering>
 </file>
@@ -891,7 +689,7 @@
     <w:link w:val="Heading1Char"/>
     <w:uiPriority w:val="9"/>
     <w:qFormat/>
-    <w:rsid w:val="002011FD"/>
+    <w:rsid w:val="00720BEE"/>
     <w:pPr>
       <w:keepNext/>
       <w:keepLines/>
@@ -914,7 +712,7 @@
     <w:semiHidden/>
     <w:unhideWhenUsed/>
     <w:qFormat/>
-    <w:rsid w:val="002011FD"/>
+    <w:rsid w:val="00720BEE"/>
     <w:pPr>
       <w:keepNext/>
       <w:keepLines/>
@@ -937,7 +735,7 @@
     <w:semiHidden/>
     <w:unhideWhenUsed/>
     <w:qFormat/>
-    <w:rsid w:val="002011FD"/>
+    <w:rsid w:val="00720BEE"/>
     <w:pPr>
       <w:keepNext/>
       <w:keepLines/>
@@ -960,7 +758,7 @@
     <w:semiHidden/>
     <w:unhideWhenUsed/>
     <w:qFormat/>
-    <w:rsid w:val="002011FD"/>
+    <w:rsid w:val="00720BEE"/>
     <w:pPr>
       <w:keepNext/>
       <w:keepLines/>
@@ -983,7 +781,7 @@
     <w:semiHidden/>
     <w:unhideWhenUsed/>
     <w:qFormat/>
-    <w:rsid w:val="002011FD"/>
+    <w:rsid w:val="00720BEE"/>
     <w:pPr>
       <w:keepNext/>
       <w:keepLines/>
@@ -1004,7 +802,7 @@
     <w:semiHidden/>
     <w:unhideWhenUsed/>
     <w:qFormat/>
-    <w:rsid w:val="002011FD"/>
+    <w:rsid w:val="00720BEE"/>
     <w:pPr>
       <w:keepNext/>
       <w:keepLines/>
@@ -1027,7 +825,7 @@
     <w:semiHidden/>
     <w:unhideWhenUsed/>
     <w:qFormat/>
-    <w:rsid w:val="002011FD"/>
+    <w:rsid w:val="00720BEE"/>
     <w:pPr>
       <w:keepNext/>
       <w:keepLines/>
@@ -1048,7 +846,7 @@
     <w:semiHidden/>
     <w:unhideWhenUsed/>
     <w:qFormat/>
-    <w:rsid w:val="002011FD"/>
+    <w:rsid w:val="00720BEE"/>
     <w:pPr>
       <w:keepNext/>
       <w:keepLines/>
@@ -1071,7 +869,7 @@
     <w:semiHidden/>
     <w:unhideWhenUsed/>
     <w:qFormat/>
-    <w:rsid w:val="002011FD"/>
+    <w:rsid w:val="00720BEE"/>
     <w:pPr>
       <w:keepNext/>
       <w:keepLines/>
@@ -1114,7 +912,7 @@
     <w:basedOn w:val="DefaultParagraphFont"/>
     <w:link w:val="Heading1"/>
     <w:uiPriority w:val="9"/>
-    <w:rsid w:val="002011FD"/>
+    <w:rsid w:val="00720BEE"/>
     <w:rPr>
       <w:rFonts w:asciiTheme="majorHAnsi" w:eastAsiaTheme="majorEastAsia" w:hAnsiTheme="majorHAnsi" w:cstheme="majorBidi"/>
       <w:color w:val="2E74B5" w:themeColor="accent1" w:themeShade="BF"/>
@@ -1128,7 +926,7 @@
     <w:link w:val="Heading2"/>
     <w:uiPriority w:val="9"/>
     <w:semiHidden/>
-    <w:rsid w:val="002011FD"/>
+    <w:rsid w:val="00720BEE"/>
     <w:rPr>
       <w:rFonts w:asciiTheme="majorHAnsi" w:eastAsiaTheme="majorEastAsia" w:hAnsiTheme="majorHAnsi" w:cstheme="majorBidi"/>
       <w:color w:val="2E74B5" w:themeColor="accent1" w:themeShade="BF"/>
@@ -1142,7 +940,7 @@
     <w:link w:val="Heading3"/>
     <w:uiPriority w:val="9"/>
     <w:semiHidden/>
-    <w:rsid w:val="002011FD"/>
+    <w:rsid w:val="00720BEE"/>
     <w:rPr>
       <w:rFonts w:eastAsiaTheme="majorEastAsia" w:cstheme="majorBidi"/>
       <w:color w:val="2E74B5" w:themeColor="accent1" w:themeShade="BF"/>
@@ -1156,7 +954,7 @@
     <w:link w:val="Heading4"/>
     <w:uiPriority w:val="9"/>
     <w:semiHidden/>
-    <w:rsid w:val="002011FD"/>
+    <w:rsid w:val="00720BEE"/>
     <w:rPr>
       <w:rFonts w:eastAsiaTheme="majorEastAsia" w:cstheme="majorBidi"/>
       <w:i/>
@@ -1170,7 +968,7 @@
     <w:link w:val="Heading5"/>
     <w:uiPriority w:val="9"/>
     <w:semiHidden/>
-    <w:rsid w:val="002011FD"/>
+    <w:rsid w:val="00720BEE"/>
     <w:rPr>
       <w:rFonts w:eastAsiaTheme="majorEastAsia" w:cstheme="majorBidi"/>
       <w:color w:val="2E74B5" w:themeColor="accent1" w:themeShade="BF"/>
@@ -1182,7 +980,7 @@
     <w:link w:val="Heading6"/>
     <w:uiPriority w:val="9"/>
     <w:semiHidden/>
-    <w:rsid w:val="002011FD"/>
+    <w:rsid w:val="00720BEE"/>
     <w:rPr>
       <w:rFonts w:eastAsiaTheme="majorEastAsia" w:cstheme="majorBidi"/>
       <w:i/>
@@ -1196,7 +994,7 @@
     <w:link w:val="Heading7"/>
     <w:uiPriority w:val="9"/>
     <w:semiHidden/>
-    <w:rsid w:val="002011FD"/>
+    <w:rsid w:val="00720BEE"/>
     <w:rPr>
       <w:rFonts w:eastAsiaTheme="majorEastAsia" w:cstheme="majorBidi"/>
       <w:color w:val="595959" w:themeColor="text1" w:themeTint="A6"/>
@@ -1208,7 +1006,7 @@
     <w:link w:val="Heading8"/>
     <w:uiPriority w:val="9"/>
     <w:semiHidden/>
-    <w:rsid w:val="002011FD"/>
+    <w:rsid w:val="00720BEE"/>
     <w:rPr>
       <w:rFonts w:eastAsiaTheme="majorEastAsia" w:cstheme="majorBidi"/>
       <w:i/>
@@ -1222,7 +1020,7 @@
     <w:link w:val="Heading9"/>
     <w:uiPriority w:val="9"/>
     <w:semiHidden/>
-    <w:rsid w:val="002011FD"/>
+    <w:rsid w:val="00720BEE"/>
     <w:rPr>
       <w:rFonts w:eastAsiaTheme="majorEastAsia" w:cstheme="majorBidi"/>
       <w:color w:val="272727" w:themeColor="text1" w:themeTint="D8"/>
@@ -1235,7 +1033,7 @@
     <w:link w:val="TitleChar"/>
     <w:uiPriority w:val="10"/>
     <w:qFormat/>
-    <w:rsid w:val="002011FD"/>
+    <w:rsid w:val="00720BEE"/>
     <w:pPr>
       <w:spacing w:after="80" w:line="240" w:lineRule="auto"/>
       <w:contextualSpacing/>
@@ -1253,7 +1051,7 @@
     <w:basedOn w:val="DefaultParagraphFont"/>
     <w:link w:val="Title"/>
     <w:uiPriority w:val="10"/>
-    <w:rsid w:val="002011FD"/>
+    <w:rsid w:val="00720BEE"/>
     <w:rPr>
       <w:rFonts w:asciiTheme="majorHAnsi" w:eastAsiaTheme="majorEastAsia" w:hAnsiTheme="majorHAnsi" w:cstheme="majorBidi"/>
       <w:spacing w:val="-10"/>
@@ -1269,7 +1067,7 @@
     <w:link w:val="SubtitleChar"/>
     <w:uiPriority w:val="11"/>
     <w:qFormat/>
-    <w:rsid w:val="002011FD"/>
+    <w:rsid w:val="00720BEE"/>
     <w:pPr>
       <w:numPr>
         <w:ilvl w:val="1"/>
@@ -1288,7 +1086,7 @@
     <w:basedOn w:val="DefaultParagraphFont"/>
     <w:link w:val="Subtitle"/>
     <w:uiPriority w:val="11"/>
-    <w:rsid w:val="002011FD"/>
+    <w:rsid w:val="00720BEE"/>
     <w:rPr>
       <w:rFonts w:eastAsiaTheme="majorEastAsia" w:cstheme="majorBidi"/>
       <w:color w:val="595959" w:themeColor="text1" w:themeTint="A6"/>
@@ -1304,7 +1102,7 @@
     <w:link w:val="QuoteChar"/>
     <w:uiPriority w:val="29"/>
     <w:qFormat/>
-    <w:rsid w:val="002011FD"/>
+    <w:rsid w:val="00720BEE"/>
     <w:pPr>
       <w:spacing w:before="160"/>
       <w:jc w:val="center"/>
@@ -1320,7 +1118,7 @@
     <w:basedOn w:val="DefaultParagraphFont"/>
     <w:link w:val="Quote"/>
     <w:uiPriority w:val="29"/>
-    <w:rsid w:val="002011FD"/>
+    <w:rsid w:val="00720BEE"/>
     <w:rPr>
       <w:i/>
       <w:iCs/>
@@ -1332,7 +1130,7 @@
     <w:basedOn w:val="Normal"/>
     <w:uiPriority w:val="34"/>
     <w:qFormat/>
-    <w:rsid w:val="002011FD"/>
+    <w:rsid w:val="00720BEE"/>
     <w:pPr>
       <w:ind w:left="720"/>
       <w:contextualSpacing/>
@@ -1343,7 +1141,7 @@
     <w:basedOn w:val="DefaultParagraphFont"/>
     <w:uiPriority w:val="21"/>
     <w:qFormat/>
-    <w:rsid w:val="002011FD"/>
+    <w:rsid w:val="00720BEE"/>
     <w:rPr>
       <w:i/>
       <w:iCs/>
@@ -1357,7 +1155,7 @@
     <w:link w:val="IntenseQuoteChar"/>
     <w:uiPriority w:val="30"/>
     <w:qFormat/>
-    <w:rsid w:val="002011FD"/>
+    <w:rsid w:val="00720BEE"/>
     <w:pPr>
       <w:pBdr>
         <w:top w:val="single" w:sz="4" w:space="10" w:color="2E74B5" w:themeColor="accent1" w:themeShade="BF"/>
@@ -1378,7 +1176,7 @@
     <w:basedOn w:val="DefaultParagraphFont"/>
     <w:link w:val="IntenseQuote"/>
     <w:uiPriority w:val="30"/>
-    <w:rsid w:val="002011FD"/>
+    <w:rsid w:val="00720BEE"/>
     <w:rPr>
       <w:i/>
       <w:iCs/>
@@ -1390,7 +1188,7 @@
     <w:basedOn w:val="DefaultParagraphFont"/>
     <w:uiPriority w:val="32"/>
     <w:qFormat/>
-    <w:rsid w:val="002011FD"/>
+    <w:rsid w:val="00720BEE"/>
     <w:rPr>
       <w:b/>
       <w:bCs/>

--- a/book1.docx
+++ b/book1.docx
@@ -12,7 +12,7 @@
         <w:rPr>
           <w:lang w:val="en-AE"/>
         </w:rPr>
-        <w:t>Dear Osama,</w:t>
+        <w:t>Dear THC,</w:t>
       </w:r>
     </w:p>
     <w:p>
@@ -25,39 +25,41 @@
         <w:rPr>
           <w:lang w:val="en-AE"/>
         </w:rPr>
-        <w:t>Please clarify the expected HFLMS behaviour for closed CIF dedupe:</w:t>
+        <w:t>The below DDA cancellation requests have not been updated in HFLMS, although the Central Bank has acknowledged the cancellations.</w:t>
       </w:r>
     </w:p>
     <w:p>
       <w:pPr>
-        <w:numPr>
-          <w:ilvl w:val="0"/>
-          <w:numId w:val="1"/>
-        </w:numPr>
-        <w:rPr>
-          <w:lang w:val="en-AE"/>
-        </w:rPr>
-      </w:pPr>
+        <w:rPr>
+          <w:lang w:val="en-AE"/>
+        </w:rPr>
+      </w:pPr>
+      <w:r>
+        <w:rPr>
+          <w:lang w:val="en-AE"/>
+        </w:rPr>
+        <w:t xml:space="preserve">Please assign the ticket to the </w:t>
+      </w:r>
       <w:r>
         <w:rPr>
           <w:b/>
           <w:bCs/>
           <w:lang w:val="en-AE"/>
         </w:rPr>
-        <w:t>Existing Design:</w:t>
+        <w:t>DDS Platform team</w:t>
       </w:r>
       <w:r>
         <w:rPr>
           <w:lang w:val="en-AE"/>
         </w:rPr>
-        <w:t xml:space="preserve"> As agreed during solution design, the dedupe result for a closed customer was blank, allowing HFLMS to create a new CIF.</w:t>
+        <w:t>, as the support has not yet been handed over to their RTB team.</w:t>
       </w:r>
     </w:p>
     <w:p>
       <w:pPr>
         <w:numPr>
           <w:ilvl w:val="0"/>
-          <w:numId w:val="1"/>
+          <w:numId w:val="2"/>
         </w:numPr>
         <w:rPr>
           <w:lang w:val="en-AE"/>
@@ -69,20 +71,20 @@
           <w:bCs/>
           <w:lang w:val="en-AE"/>
         </w:rPr>
-        <w:t>Recent Change:</w:t>
+        <w:t>If the requests were sent to SOA:</w:t>
       </w:r>
       <w:r>
         <w:rPr>
           <w:lang w:val="en-AE"/>
         </w:rPr>
-        <w:t xml:space="preserve"> The dedupe result now displays the closed CIF.</w:t>
+        <w:t xml:space="preserve"> The DDS Platform team must share the SOA reference numbers with SOA Production Support (RTB) for investigation.</w:t>
       </w:r>
     </w:p>
     <w:p>
       <w:pPr>
         <w:numPr>
           <w:ilvl w:val="0"/>
-          <w:numId w:val="1"/>
+          <w:numId w:val="2"/>
         </w:numPr>
         <w:rPr>
           <w:lang w:val="en-AE"/>
@@ -94,31 +96,21 @@
           <w:bCs/>
           <w:lang w:val="en-AE"/>
         </w:rPr>
-        <w:t>SP&amp;BA Confirmation:</w:t>
+        <w:t>If the requests were not sent to SOA:</w:t>
       </w:r>
       <w:r>
         <w:rPr>
           <w:lang w:val="en-AE"/>
         </w:rPr>
-        <w:t xml:space="preserve"> The result depends on the T24 </w:t>
-      </w:r>
-      <w:r>
-        <w:rPr>
-          <w:b/>
-          <w:bCs/>
-          <w:lang w:val="en-AE"/>
-        </w:rPr>
-        <w:t>“Allowed to Open”</w:t>
-      </w:r>
-      <w:r>
-        <w:rPr>
-          <w:lang w:val="en-AE"/>
-        </w:rPr>
-        <w:t xml:space="preserve"> flag, which is not available in the SOA response.</w:t>
+        <w:t xml:space="preserve"> The DDS Platform team must investigate and resolve the issue.</w:t>
       </w:r>
     </w:p>
     <w:p>
       <w:pPr>
+        <w:numPr>
+          <w:ilvl w:val="0"/>
+          <w:numId w:val="2"/>
+        </w:numPr>
         <w:rPr>
           <w:lang w:val="en-AE"/>
         </w:rPr>
@@ -129,13 +121,13 @@
           <w:bCs/>
           <w:lang w:val="en-AE"/>
         </w:rPr>
-        <w:t>Please confirm:</w:t>
+        <w:t>If SOA failed to update HFLMS:</w:t>
       </w:r>
       <w:r>
         <w:rPr>
           <w:lang w:val="en-AE"/>
         </w:rPr>
-        <w:t xml:space="preserve"> Should HFLMS display or hide the closed CIF in the dedupe response?</w:t>
+        <w:t xml:space="preserve"> The SOA team must identify and fix the issue.</w:t>
       </w:r>
     </w:p>
     <w:p>
@@ -165,6 +157,155 @@
 <file path=word/numbering.xml><?xml version="1.0" encoding="utf-8"?>
 <w:numbering xmlns:wpc="http://schemas.microsoft.com/office/word/2010/wordprocessingCanvas" xmlns:cx="http://schemas.microsoft.com/office/drawing/2014/chartex" xmlns:cx1="http://schemas.microsoft.com/office/drawing/2015/9/8/chartex" xmlns:cx2="http://schemas.microsoft.com/office/drawing/2015/10/21/chartex" xmlns:cx3="http://schemas.microsoft.com/office/drawing/2016/5/9/chartex" xmlns:cx4="http://schemas.microsoft.com/office/drawing/2016/5/10/chartex" xmlns:cx5="http://schemas.microsoft.com/office/drawing/2016/5/11/chartex" xmlns:cx6="http://schemas.microsoft.com/office/drawing/2016/5/12/chartex" xmlns:cx7="http://schemas.microsoft.com/office/drawing/2016/5/13/chartex" xmlns:cx8="http://schemas.microsoft.com/office/drawing/2016/5/14/chartex" xmlns:mc="http://schemas.openxmlformats.org/markup-compatibility/2006" xmlns:aink="http://schemas.microsoft.com/office/drawing/2016/ink" xmlns:am3d="http://schemas.microsoft.com/office/drawing/2017/model3d" xmlns:o="urn:schemas-microsoft-com:office:office" xmlns:oel="http://schemas.microsoft.com/office/2019/extlst" xmlns:r="http://schemas.openxmlformats.org/officeDocument/2006/relationships" xmlns:m="http://schemas.openxmlformats.org/officeDocument/2006/math" xmlns:v="urn:schemas-microsoft-com:vml" xmlns:wp14="http://schemas.microsoft.com/office/word/2010/wordprocessingDrawing" xmlns:wp="http://schemas.openxmlformats.org/drawingml/2006/wordprocessingDrawing" xmlns:w10="urn:schemas-microsoft-com:office:word" xmlns:w="http://schemas.openxmlformats.org/wordprocessingml/2006/main" xmlns:w14="http://schemas.microsoft.com/office/word/2010/wordml" xmlns:w15="http://schemas.microsoft.com/office/word/2012/wordml" xmlns:w16cex="http://schemas.microsoft.com/office/word/2018/wordml/cex" xmlns:w16cid="http://schemas.microsoft.com/office/word/2016/wordml/cid" xmlns:w16="http://schemas.microsoft.com/office/word/2018/wordml" xmlns:w16du="http://schemas.microsoft.com/office/word/2023/wordml/word16du" xmlns:w16sdtdh="http://schemas.microsoft.com/office/word/2020/wordml/sdtdatahash" xmlns:w16sdtfl="http://schemas.microsoft.com/office/word/2024/wordml/sdtformatlock" xmlns:w16se="http://schemas.microsoft.com/office/word/2015/wordml/symex" xmlns:wpg="http://schemas.microsoft.com/office/word/2010/wordprocessingGroup" xmlns:wpi="http://schemas.microsoft.com/office/word/2010/wordprocessingInk" xmlns:wne="http://schemas.microsoft.com/office/word/2006/wordml" xmlns:wps="http://schemas.microsoft.com/office/word/2010/wordprocessingShape" mc:Ignorable="w14 w15 w16se w16cid w16 w16cex w16sdtdh w16sdtfl w16du wp14">
   <w:abstractNum w:abstractNumId="0" w15:restartNumberingAfterBreak="0">
+    <w:nsid w:val="13D20A71"/>
+    <w:multiLevelType w:val="multilevel"/>
+    <w:tmpl w:val="6FCC73C4"/>
+    <w:lvl w:ilvl="0">
+      <w:start w:val="1"/>
+      <w:numFmt w:val="bullet"/>
+      <w:lvlText w:val=""/>
+      <w:lvlJc w:val="left"/>
+      <w:pPr>
+        <w:tabs>
+          <w:tab w:val="num" w:pos="720"/>
+        </w:tabs>
+        <w:ind w:left="720" w:hanging="360"/>
+      </w:pPr>
+      <w:rPr>
+        <w:rFonts w:ascii="Symbol" w:hAnsi="Symbol" w:hint="default"/>
+        <w:sz w:val="20"/>
+      </w:rPr>
+    </w:lvl>
+    <w:lvl w:ilvl="1" w:tentative="1">
+      <w:start w:val="1"/>
+      <w:numFmt w:val="bullet"/>
+      <w:lvlText w:val="o"/>
+      <w:lvlJc w:val="left"/>
+      <w:pPr>
+        <w:tabs>
+          <w:tab w:val="num" w:pos="1440"/>
+        </w:tabs>
+        <w:ind w:left="1440" w:hanging="360"/>
+      </w:pPr>
+      <w:rPr>
+        <w:rFonts w:ascii="Courier New" w:hAnsi="Courier New" w:hint="default"/>
+        <w:sz w:val="20"/>
+      </w:rPr>
+    </w:lvl>
+    <w:lvl w:ilvl="2" w:tentative="1">
+      <w:start w:val="1"/>
+      <w:numFmt w:val="bullet"/>
+      <w:lvlText w:val=""/>
+      <w:lvlJc w:val="left"/>
+      <w:pPr>
+        <w:tabs>
+          <w:tab w:val="num" w:pos="2160"/>
+        </w:tabs>
+        <w:ind w:left="2160" w:hanging="360"/>
+      </w:pPr>
+      <w:rPr>
+        <w:rFonts w:ascii="Wingdings" w:hAnsi="Wingdings" w:hint="default"/>
+        <w:sz w:val="20"/>
+      </w:rPr>
+    </w:lvl>
+    <w:lvl w:ilvl="3" w:tentative="1">
+      <w:start w:val="1"/>
+      <w:numFmt w:val="bullet"/>
+      <w:lvlText w:val=""/>
+      <w:lvlJc w:val="left"/>
+      <w:pPr>
+        <w:tabs>
+          <w:tab w:val="num" w:pos="2880"/>
+        </w:tabs>
+        <w:ind w:left="2880" w:hanging="360"/>
+      </w:pPr>
+      <w:rPr>
+        <w:rFonts w:ascii="Wingdings" w:hAnsi="Wingdings" w:hint="default"/>
+        <w:sz w:val="20"/>
+      </w:rPr>
+    </w:lvl>
+    <w:lvl w:ilvl="4" w:tentative="1">
+      <w:start w:val="1"/>
+      <w:numFmt w:val="bullet"/>
+      <w:lvlText w:val=""/>
+      <w:lvlJc w:val="left"/>
+      <w:pPr>
+        <w:tabs>
+          <w:tab w:val="num" w:pos="3600"/>
+        </w:tabs>
+        <w:ind w:left="3600" w:hanging="360"/>
+      </w:pPr>
+      <w:rPr>
+        <w:rFonts w:ascii="Wingdings" w:hAnsi="Wingdings" w:hint="default"/>
+        <w:sz w:val="20"/>
+      </w:rPr>
+    </w:lvl>
+    <w:lvl w:ilvl="5" w:tentative="1">
+      <w:start w:val="1"/>
+      <w:numFmt w:val="bullet"/>
+      <w:lvlText w:val=""/>
+      <w:lvlJc w:val="left"/>
+      <w:pPr>
+        <w:tabs>
+          <w:tab w:val="num" w:pos="4320"/>
+        </w:tabs>
+        <w:ind w:left="4320" w:hanging="360"/>
+      </w:pPr>
+      <w:rPr>
+        <w:rFonts w:ascii="Wingdings" w:hAnsi="Wingdings" w:hint="default"/>
+        <w:sz w:val="20"/>
+      </w:rPr>
+    </w:lvl>
+    <w:lvl w:ilvl="6" w:tentative="1">
+      <w:start w:val="1"/>
+      <w:numFmt w:val="bullet"/>
+      <w:lvlText w:val=""/>
+      <w:lvlJc w:val="left"/>
+      <w:pPr>
+        <w:tabs>
+          <w:tab w:val="num" w:pos="5040"/>
+        </w:tabs>
+        <w:ind w:left="5040" w:hanging="360"/>
+      </w:pPr>
+      <w:rPr>
+        <w:rFonts w:ascii="Wingdings" w:hAnsi="Wingdings" w:hint="default"/>
+        <w:sz w:val="20"/>
+      </w:rPr>
+    </w:lvl>
+    <w:lvl w:ilvl="7" w:tentative="1">
+      <w:start w:val="1"/>
+      <w:numFmt w:val="bullet"/>
+      <w:lvlText w:val=""/>
+      <w:lvlJc w:val="left"/>
+      <w:pPr>
+        <w:tabs>
+          <w:tab w:val="num" w:pos="5760"/>
+        </w:tabs>
+        <w:ind w:left="5760" w:hanging="360"/>
+      </w:pPr>
+      <w:rPr>
+        <w:rFonts w:ascii="Wingdings" w:hAnsi="Wingdings" w:hint="default"/>
+        <w:sz w:val="20"/>
+      </w:rPr>
+    </w:lvl>
+    <w:lvl w:ilvl="8" w:tentative="1">
+      <w:start w:val="1"/>
+      <w:numFmt w:val="bullet"/>
+      <w:lvlText w:val=""/>
+      <w:lvlJc w:val="left"/>
+      <w:pPr>
+        <w:tabs>
+          <w:tab w:val="num" w:pos="6480"/>
+        </w:tabs>
+        <w:ind w:left="6480" w:hanging="360"/>
+      </w:pPr>
+      <w:rPr>
+        <w:rFonts w:ascii="Wingdings" w:hAnsi="Wingdings" w:hint="default"/>
+        <w:sz w:val="20"/>
+      </w:rPr>
+    </w:lvl>
+  </w:abstractNum>
+  <w:abstractNum w:abstractNumId="1" w15:restartNumberingAfterBreak="0">
     <w:nsid w:val="16004558"/>
     <w:multiLevelType w:val="multilevel"/>
     <w:tmpl w:val="1FF41A30"/>
@@ -278,6 +419,9 @@
     </w:lvl>
   </w:abstractNum>
   <w:num w:numId="1" w16cid:durableId="2084910478">
+    <w:abstractNumId w:val="1"/>
+  </w:num>
+  <w:num w:numId="2" w16cid:durableId="1330868618">
     <w:abstractNumId w:val="0"/>
   </w:num>
 </w:numbering>

--- a/book1.docx
+++ b/book1.docx
@@ -12,7 +12,7 @@
         <w:rPr>
           <w:lang w:val="en-AE"/>
         </w:rPr>
-        <w:t>Dear Shoaib,</w:t>
+        <w:t>SELECT</w:t>
       </w:r>
     </w:p>
     <w:p>
@@ -25,35 +25,21 @@
         <w:rPr>
           <w:lang w:val="en-AE"/>
         </w:rPr>
-        <w:t xml:space="preserve">The DSR value depends on the EMI and Takaful amounts. The amortization schedule, in turn, depends not only on the finance amount but also on the </w:t>
+        <w:t xml:space="preserve">    CAST(</w:t>
       </w:r>
       <w:proofErr w:type="spellStart"/>
       <w:r>
         <w:rPr>
           <w:lang w:val="en-AE"/>
         </w:rPr>
-        <w:t>Ijara</w:t>
+        <w:t>XMLData</w:t>
       </w:r>
       <w:proofErr w:type="spellEnd"/>
       <w:r>
         <w:rPr>
           <w:lang w:val="en-AE"/>
         </w:rPr>
-        <w:t xml:space="preserve"> contract start date and </w:t>
-      </w:r>
-      <w:proofErr w:type="spellStart"/>
-      <w:r>
-        <w:rPr>
-          <w:lang w:val="en-AE"/>
-        </w:rPr>
-        <w:t>installment</w:t>
-      </w:r>
-      <w:proofErr w:type="spellEnd"/>
-      <w:r>
-        <w:rPr>
-          <w:lang w:val="en-AE"/>
-        </w:rPr>
-        <w:t xml:space="preserve"> start date.</w:t>
+        <w:t xml:space="preserve"> AS XML).value(</w:t>
       </w:r>
     </w:p>
     <w:p>
@@ -64,38 +50,40 @@
       </w:pPr>
       <w:r>
         <w:rPr>
-          <w:b/>
-          <w:bCs/>
-          <w:lang w:val="en-AE"/>
-        </w:rPr>
-        <w:t>For this case:</w:t>
+          <w:lang w:val="en-AE"/>
+        </w:rPr>
+        <w:t xml:space="preserve">        '(//*[local-name()="</w:t>
+      </w:r>
+      <w:proofErr w:type="spellStart"/>
+      <w:r>
+        <w:rPr>
+          <w:lang w:val="en-AE"/>
+        </w:rPr>
+        <w:t>Dsr</w:t>
+      </w:r>
+      <w:proofErr w:type="spellEnd"/>
+      <w:r>
+        <w:rPr>
+          <w:lang w:val="en-AE"/>
+        </w:rPr>
+        <w:t>"]/text())[1]',</w:t>
       </w:r>
     </w:p>
     <w:p>
       <w:pPr>
-        <w:numPr>
-          <w:ilvl w:val="0"/>
-          <w:numId w:val="1"/>
-        </w:numPr>
         <w:rPr>
           <w:lang w:val="en-AE"/>
         </w:rPr>
       </w:pPr>
       <w:r>
         <w:rPr>
-          <w:b/>
-          <w:bCs/>
-          <w:lang w:val="en-AE"/>
-        </w:rPr>
-        <w:t>Pre-approval stage:</w:t>
+          <w:lang w:val="en-AE"/>
+        </w:rPr>
+        <w:t xml:space="preserve">        'DECIMAL(10,2)'</w:t>
       </w:r>
     </w:p>
     <w:p>
       <w:pPr>
-        <w:numPr>
-          <w:ilvl w:val="1"/>
-          <w:numId w:val="1"/>
-        </w:numPr>
         <w:rPr>
           <w:lang w:val="en-AE"/>
         </w:rPr>
@@ -104,980 +92,31 @@
         <w:rPr>
           <w:lang w:val="en-AE"/>
         </w:rPr>
-        <w:t>Contract start date: 15/09/2026</w:t>
+        <w:t xml:space="preserve">    ) AS DSR</w:t>
       </w:r>
     </w:p>
     <w:p>
-      <w:pPr>
-        <w:numPr>
-          <w:ilvl w:val="1"/>
-          <w:numId w:val="1"/>
-        </w:numPr>
-        <w:rPr>
-          <w:lang w:val="en-AE"/>
-        </w:rPr>
-      </w:pPr>
+      <w:r>
+        <w:rPr>
+          <w:lang w:val="en-AE"/>
+        </w:rPr>
+        <w:t xml:space="preserve">FROM </w:t>
+      </w:r>
       <w:proofErr w:type="spellStart"/>
       <w:r>
         <w:rPr>
           <w:lang w:val="en-AE"/>
         </w:rPr>
-        <w:t>Installment</w:t>
+        <w:t>YourTable</w:t>
       </w:r>
       <w:proofErr w:type="spellEnd"/>
       <w:r>
         <w:rPr>
           <w:lang w:val="en-AE"/>
         </w:rPr>
-        <w:t xml:space="preserve"> start date: 15/10/2026</w:t>
+        <w:t>;</w:t>
       </w:r>
     </w:p>
-    <w:p>
-      <w:pPr>
-        <w:numPr>
-          <w:ilvl w:val="1"/>
-          <w:numId w:val="1"/>
-        </w:numPr>
-        <w:rPr>
-          <w:lang w:val="en-AE"/>
-        </w:rPr>
-      </w:pPr>
-      <w:r>
-        <w:rPr>
-          <w:lang w:val="en-AE"/>
-        </w:rPr>
-        <w:t>Difference: 30 days</w:t>
-      </w:r>
-    </w:p>
-    <w:p>
-      <w:pPr>
-        <w:numPr>
-          <w:ilvl w:val="0"/>
-          <w:numId w:val="1"/>
-        </w:numPr>
-        <w:rPr>
-          <w:lang w:val="en-AE"/>
-        </w:rPr>
-      </w:pPr>
-      <w:r>
-        <w:rPr>
-          <w:b/>
-          <w:bCs/>
-          <w:lang w:val="en-AE"/>
-        </w:rPr>
-        <w:t>After conversion:</w:t>
-      </w:r>
-    </w:p>
-    <w:p>
-      <w:pPr>
-        <w:numPr>
-          <w:ilvl w:val="1"/>
-          <w:numId w:val="1"/>
-        </w:numPr>
-        <w:rPr>
-          <w:lang w:val="en-AE"/>
-        </w:rPr>
-      </w:pPr>
-      <w:r>
-        <w:rPr>
-          <w:lang w:val="en-AE"/>
-        </w:rPr>
-        <w:t>Contract start date: 15/09/2026</w:t>
-      </w:r>
-    </w:p>
-    <w:p>
-      <w:pPr>
-        <w:numPr>
-          <w:ilvl w:val="1"/>
-          <w:numId w:val="1"/>
-        </w:numPr>
-        <w:rPr>
-          <w:lang w:val="en-AE"/>
-        </w:rPr>
-      </w:pPr>
-      <w:proofErr w:type="spellStart"/>
-      <w:r>
-        <w:rPr>
-          <w:lang w:val="en-AE"/>
-        </w:rPr>
-        <w:t>Installment</w:t>
-      </w:r>
-      <w:proofErr w:type="spellEnd"/>
-      <w:r>
-        <w:rPr>
-          <w:lang w:val="en-AE"/>
-        </w:rPr>
-        <w:t xml:space="preserve"> start date: 27/11/2026</w:t>
-      </w:r>
-    </w:p>
-    <w:p>
-      <w:pPr>
-        <w:numPr>
-          <w:ilvl w:val="1"/>
-          <w:numId w:val="1"/>
-        </w:numPr>
-        <w:rPr>
-          <w:lang w:val="en-AE"/>
-        </w:rPr>
-      </w:pPr>
-      <w:r>
-        <w:rPr>
-          <w:lang w:val="en-AE"/>
-        </w:rPr>
-        <w:t>Difference: 2 months and 13 days</w:t>
-      </w:r>
-    </w:p>
-    <w:p>
-      <w:pPr>
-        <w:rPr>
-          <w:lang w:val="en-AE"/>
-        </w:rPr>
-      </w:pPr>
-      <w:r>
-        <w:rPr>
-          <w:lang w:val="en-AE"/>
-        </w:rPr>
-        <w:t xml:space="preserve">As per the amortization logic, the first </w:t>
-      </w:r>
-      <w:proofErr w:type="spellStart"/>
-      <w:r>
-        <w:rPr>
-          <w:lang w:val="en-AE"/>
-        </w:rPr>
-        <w:t>installment</w:t>
-      </w:r>
-      <w:proofErr w:type="spellEnd"/>
-      <w:r>
-        <w:rPr>
-          <w:lang w:val="en-AE"/>
-        </w:rPr>
-        <w:t xml:space="preserve"> includes the profit accrued before principal repayment begins. The revised </w:t>
-      </w:r>
-      <w:proofErr w:type="spellStart"/>
-      <w:r>
-        <w:rPr>
-          <w:lang w:val="en-AE"/>
-        </w:rPr>
-        <w:t>installment</w:t>
-      </w:r>
-      <w:proofErr w:type="spellEnd"/>
-      <w:r>
-        <w:rPr>
-          <w:lang w:val="en-AE"/>
-        </w:rPr>
-        <w:t xml:space="preserve"> </w:t>
-      </w:r>
-      <w:proofErr w:type="gramStart"/>
-      <w:r>
-        <w:rPr>
-          <w:lang w:val="en-AE"/>
-        </w:rPr>
-        <w:t>start</w:t>
-      </w:r>
-      <w:proofErr w:type="gramEnd"/>
-      <w:r>
-        <w:rPr>
-          <w:lang w:val="en-AE"/>
-        </w:rPr>
-        <w:t xml:space="preserve"> date increases the accrued profit, which impacts the EMI and Takaful amounts, resulting in a DSR variation.</w:t>
-      </w:r>
-    </w:p>
-    <w:p>
-      <w:pPr>
-        <w:rPr>
-          <w:lang w:val="en-AE"/>
-        </w:rPr>
-      </w:pPr>
-      <w:r>
-        <w:rPr>
-          <w:lang w:val="en-AE"/>
-        </w:rPr>
-        <w:t>Regards,</w:t>
-      </w:r>
-    </w:p>
-    <w:p/>
-    <w:p/>
-    <w:p>
-      <w:pPr>
-        <w:rPr>
-          <w:lang w:val="en-AE"/>
-        </w:rPr>
-      </w:pPr>
-      <w:r>
-        <w:rPr>
-          <w:lang w:val="en-AE"/>
-        </w:rPr>
-        <w:t>Dear Shoaib,</w:t>
-      </w:r>
-    </w:p>
-    <w:p>
-      <w:pPr>
-        <w:rPr>
-          <w:lang w:val="en-AE"/>
-        </w:rPr>
-      </w:pPr>
-      <w:r>
-        <w:rPr>
-          <w:lang w:val="en-AE"/>
-        </w:rPr>
-        <w:t xml:space="preserve">DSR depends on the EMI and Takaful amounts, which are influenced by the finance amount and the </w:t>
-      </w:r>
-      <w:proofErr w:type="spellStart"/>
-      <w:r>
-        <w:rPr>
-          <w:lang w:val="en-AE"/>
-        </w:rPr>
-        <w:t>Ijara</w:t>
-      </w:r>
-      <w:proofErr w:type="spellEnd"/>
-      <w:r>
-        <w:rPr>
-          <w:lang w:val="en-AE"/>
-        </w:rPr>
-        <w:t xml:space="preserve"> and </w:t>
-      </w:r>
-      <w:proofErr w:type="spellStart"/>
-      <w:r>
-        <w:rPr>
-          <w:lang w:val="en-AE"/>
-        </w:rPr>
-        <w:t>installment</w:t>
-      </w:r>
-      <w:proofErr w:type="spellEnd"/>
-      <w:r>
-        <w:rPr>
-          <w:lang w:val="en-AE"/>
-        </w:rPr>
-        <w:t xml:space="preserve"> start dates.</w:t>
-      </w:r>
-    </w:p>
-    <w:p>
-      <w:pPr>
-        <w:rPr>
-          <w:lang w:val="en-AE"/>
-        </w:rPr>
-      </w:pPr>
-      <w:r>
-        <w:rPr>
-          <w:b/>
-          <w:bCs/>
-          <w:lang w:val="en-AE"/>
-        </w:rPr>
-        <w:t>Date comparison:</w:t>
-      </w:r>
-    </w:p>
-    <w:tbl>
-      <w:tblPr>
-        <w:tblW w:w="0" w:type="auto"/>
-        <w:tblCellSpacing w:w="15" w:type="dxa"/>
-        <w:tblCellMar>
-          <w:top w:w="15" w:type="dxa"/>
-          <w:left w:w="15" w:type="dxa"/>
-          <w:bottom w:w="15" w:type="dxa"/>
-          <w:right w:w="15" w:type="dxa"/>
-        </w:tblCellMar>
-        <w:tblLook w:val="04A0" w:firstRow="1" w:lastRow="0" w:firstColumn="1" w:lastColumn="0" w:noHBand="0" w:noVBand="1"/>
-      </w:tblPr>
-      <w:tblGrid>
-        <w:gridCol w:w="1626"/>
-        <w:gridCol w:w="2007"/>
-        <w:gridCol w:w="2277"/>
-        <w:gridCol w:w="1801"/>
-      </w:tblGrid>
-      <w:tr>
-        <w:trPr>
-          <w:tblHeader/>
-          <w:tblCellSpacing w:w="15" w:type="dxa"/>
-        </w:trPr>
-        <w:tc>
-          <w:tcPr>
-            <w:tcW w:w="0" w:type="auto"/>
-            <w:vAlign w:val="center"/>
-            <w:hideMark/>
-          </w:tcPr>
-          <w:p>
-            <w:pPr>
-              <w:rPr>
-                <w:b/>
-                <w:bCs/>
-                <w:lang w:val="en-AE"/>
-              </w:rPr>
-            </w:pPr>
-            <w:r>
-              <w:rPr>
-                <w:b/>
-                <w:bCs/>
-                <w:lang w:val="en-AE"/>
-              </w:rPr>
-              <w:t>Stage</w:t>
-            </w:r>
-          </w:p>
-        </w:tc>
-        <w:tc>
-          <w:tcPr>
-            <w:tcW w:w="0" w:type="auto"/>
-            <w:vAlign w:val="center"/>
-            <w:hideMark/>
-          </w:tcPr>
-          <w:p>
-            <w:pPr>
-              <w:rPr>
-                <w:b/>
-                <w:bCs/>
-                <w:lang w:val="en-AE"/>
-              </w:rPr>
-            </w:pPr>
-            <w:r>
-              <w:rPr>
-                <w:b/>
-                <w:bCs/>
-                <w:lang w:val="en-AE"/>
-              </w:rPr>
-              <w:t>Contract Start Date</w:t>
-            </w:r>
-          </w:p>
-        </w:tc>
-        <w:tc>
-          <w:tcPr>
-            <w:tcW w:w="0" w:type="auto"/>
-            <w:vAlign w:val="center"/>
-            <w:hideMark/>
-          </w:tcPr>
-          <w:p>
-            <w:pPr>
-              <w:rPr>
-                <w:b/>
-                <w:bCs/>
-                <w:lang w:val="en-AE"/>
-              </w:rPr>
-            </w:pPr>
-            <w:proofErr w:type="spellStart"/>
-            <w:r>
-              <w:rPr>
-                <w:b/>
-                <w:bCs/>
-                <w:lang w:val="en-AE"/>
-              </w:rPr>
-              <w:t>Installment</w:t>
-            </w:r>
-            <w:proofErr w:type="spellEnd"/>
-            <w:r>
-              <w:rPr>
-                <w:b/>
-                <w:bCs/>
-                <w:lang w:val="en-AE"/>
-              </w:rPr>
-              <w:t xml:space="preserve"> Start Date</w:t>
-            </w:r>
-          </w:p>
-        </w:tc>
-        <w:tc>
-          <w:tcPr>
-            <w:tcW w:w="0" w:type="auto"/>
-            <w:vAlign w:val="center"/>
-            <w:hideMark/>
-          </w:tcPr>
-          <w:p>
-            <w:pPr>
-              <w:rPr>
-                <w:b/>
-                <w:bCs/>
-                <w:lang w:val="en-AE"/>
-              </w:rPr>
-            </w:pPr>
-            <w:r>
-              <w:rPr>
-                <w:b/>
-                <w:bCs/>
-                <w:lang w:val="en-AE"/>
-              </w:rPr>
-              <w:t>Gap</w:t>
-            </w:r>
-          </w:p>
-        </w:tc>
-      </w:tr>
-      <w:tr>
-        <w:trPr>
-          <w:tblCellSpacing w:w="15" w:type="dxa"/>
-        </w:trPr>
-        <w:tc>
-          <w:tcPr>
-            <w:tcW w:w="0" w:type="auto"/>
-            <w:vAlign w:val="center"/>
-            <w:hideMark/>
-          </w:tcPr>
-          <w:p>
-            <w:pPr>
-              <w:rPr>
-                <w:lang w:val="en-AE"/>
-              </w:rPr>
-            </w:pPr>
-            <w:r>
-              <w:rPr>
-                <w:lang w:val="en-AE"/>
-              </w:rPr>
-              <w:t>Pre-approval</w:t>
-            </w:r>
-          </w:p>
-        </w:tc>
-        <w:tc>
-          <w:tcPr>
-            <w:tcW w:w="0" w:type="auto"/>
-            <w:vAlign w:val="center"/>
-            <w:hideMark/>
-          </w:tcPr>
-          <w:p>
-            <w:pPr>
-              <w:rPr>
-                <w:lang w:val="en-AE"/>
-              </w:rPr>
-            </w:pPr>
-            <w:r>
-              <w:rPr>
-                <w:lang w:val="en-AE"/>
-              </w:rPr>
-              <w:t>15/09/2026</w:t>
-            </w:r>
-          </w:p>
-        </w:tc>
-        <w:tc>
-          <w:tcPr>
-            <w:tcW w:w="0" w:type="auto"/>
-            <w:vAlign w:val="center"/>
-            <w:hideMark/>
-          </w:tcPr>
-          <w:p>
-            <w:pPr>
-              <w:rPr>
-                <w:lang w:val="en-AE"/>
-              </w:rPr>
-            </w:pPr>
-            <w:r>
-              <w:rPr>
-                <w:lang w:val="en-AE"/>
-              </w:rPr>
-              <w:t>15/10/2026</w:t>
-            </w:r>
-          </w:p>
-        </w:tc>
-        <w:tc>
-          <w:tcPr>
-            <w:tcW w:w="0" w:type="auto"/>
-            <w:vAlign w:val="center"/>
-            <w:hideMark/>
-          </w:tcPr>
-          <w:p>
-            <w:pPr>
-              <w:rPr>
-                <w:lang w:val="en-AE"/>
-              </w:rPr>
-            </w:pPr>
-            <w:r>
-              <w:rPr>
-                <w:lang w:val="en-AE"/>
-              </w:rPr>
-              <w:t>30 days</w:t>
-            </w:r>
-          </w:p>
-        </w:tc>
-      </w:tr>
-      <w:tr>
-        <w:trPr>
-          <w:tblCellSpacing w:w="15" w:type="dxa"/>
-        </w:trPr>
-        <w:tc>
-          <w:tcPr>
-            <w:tcW w:w="0" w:type="auto"/>
-            <w:vAlign w:val="center"/>
-            <w:hideMark/>
-          </w:tcPr>
-          <w:p>
-            <w:pPr>
-              <w:rPr>
-                <w:lang w:val="en-AE"/>
-              </w:rPr>
-            </w:pPr>
-            <w:r>
-              <w:rPr>
-                <w:lang w:val="en-AE"/>
-              </w:rPr>
-              <w:t>After conversion</w:t>
-            </w:r>
-          </w:p>
-        </w:tc>
-        <w:tc>
-          <w:tcPr>
-            <w:tcW w:w="0" w:type="auto"/>
-            <w:vAlign w:val="center"/>
-            <w:hideMark/>
-          </w:tcPr>
-          <w:p>
-            <w:pPr>
-              <w:rPr>
-                <w:lang w:val="en-AE"/>
-              </w:rPr>
-            </w:pPr>
-            <w:r>
-              <w:rPr>
-                <w:lang w:val="en-AE"/>
-              </w:rPr>
-              <w:t>15/09/2026</w:t>
-            </w:r>
-          </w:p>
-        </w:tc>
-        <w:tc>
-          <w:tcPr>
-            <w:tcW w:w="0" w:type="auto"/>
-            <w:vAlign w:val="center"/>
-            <w:hideMark/>
-          </w:tcPr>
-          <w:p>
-            <w:pPr>
-              <w:rPr>
-                <w:lang w:val="en-AE"/>
-              </w:rPr>
-            </w:pPr>
-            <w:r>
-              <w:rPr>
-                <w:lang w:val="en-AE"/>
-              </w:rPr>
-              <w:t>27/11/2026</w:t>
-            </w:r>
-          </w:p>
-        </w:tc>
-        <w:tc>
-          <w:tcPr>
-            <w:tcW w:w="0" w:type="auto"/>
-            <w:vAlign w:val="center"/>
-            <w:hideMark/>
-          </w:tcPr>
-          <w:p>
-            <w:pPr>
-              <w:rPr>
-                <w:lang w:val="en-AE"/>
-              </w:rPr>
-            </w:pPr>
-            <w:r>
-              <w:rPr>
-                <w:lang w:val="en-AE"/>
-              </w:rPr>
-              <w:t>2 months, 13 days</w:t>
-            </w:r>
-          </w:p>
-        </w:tc>
-      </w:tr>
-    </w:tbl>
-    <w:p>
-      <w:pPr>
-        <w:rPr>
-          <w:lang w:val="en-AE"/>
-        </w:rPr>
-      </w:pPr>
-      <w:r>
-        <w:rPr>
-          <w:lang w:val="en-AE"/>
-        </w:rPr>
-        <w:t>As per the amortization logic, the longer gap increases the accrued profit before principal repayment, impacting the EMI and Takaful amounts and resulting in a DSR variation.</w:t>
-      </w:r>
-    </w:p>
-    <w:p>
-      <w:pPr>
-        <w:rPr>
-          <w:lang w:val="en-AE"/>
-        </w:rPr>
-      </w:pPr>
-      <w:r>
-        <w:rPr>
-          <w:lang w:val="en-AE"/>
-        </w:rPr>
-        <w:t>Regards,</w:t>
-      </w:r>
-    </w:p>
-    <w:p/>
-    <w:p>
-      <w:pPr>
-        <w:rPr>
-          <w:lang w:val="en-AE"/>
-        </w:rPr>
-      </w:pPr>
-      <w:r>
-        <w:rPr>
-          <w:lang w:val="en-AE"/>
-        </w:rPr>
-        <w:lastRenderedPageBreak/>
-        <w:t>Dear Shoaib,</w:t>
-      </w:r>
-    </w:p>
-    <w:p>
-      <w:pPr>
-        <w:rPr>
-          <w:lang w:val="en-AE"/>
-        </w:rPr>
-      </w:pPr>
-      <w:r>
-        <w:rPr>
-          <w:lang w:val="en-AE"/>
-        </w:rPr>
-        <w:t xml:space="preserve">DSR depends on the EMI and Takaful amounts, which are affected by the finance amount and the contract and </w:t>
-      </w:r>
-      <w:proofErr w:type="spellStart"/>
-      <w:r>
-        <w:rPr>
-          <w:lang w:val="en-AE"/>
-        </w:rPr>
-        <w:t>installment</w:t>
-      </w:r>
-      <w:proofErr w:type="spellEnd"/>
-      <w:r>
-        <w:rPr>
-          <w:lang w:val="en-AE"/>
-        </w:rPr>
-        <w:t xml:space="preserve"> start dates.</w:t>
-      </w:r>
-    </w:p>
-    <w:p>
-      <w:pPr>
-        <w:rPr>
-          <w:lang w:val="en-AE"/>
-        </w:rPr>
-      </w:pPr>
-      <w:r>
-        <w:rPr>
-          <w:b/>
-          <w:bCs/>
-          <w:lang w:val="en-AE"/>
-        </w:rPr>
-        <w:t>Date comparison:</w:t>
-      </w:r>
-    </w:p>
-    <w:tbl>
-      <w:tblPr>
-        <w:tblW w:w="0" w:type="auto"/>
-        <w:tblCellSpacing w:w="15" w:type="dxa"/>
-        <w:tblCellMar>
-          <w:top w:w="15" w:type="dxa"/>
-          <w:left w:w="15" w:type="dxa"/>
-          <w:bottom w:w="15" w:type="dxa"/>
-          <w:right w:w="15" w:type="dxa"/>
-        </w:tblCellMar>
-        <w:tblLook w:val="04A0" w:firstRow="1" w:lastRow="0" w:firstColumn="1" w:lastColumn="0" w:noHBand="0" w:noVBand="1"/>
-      </w:tblPr>
-      <w:tblGrid>
-        <w:gridCol w:w="1626"/>
-        <w:gridCol w:w="2007"/>
-        <w:gridCol w:w="2277"/>
-        <w:gridCol w:w="1801"/>
-      </w:tblGrid>
-      <w:tr>
-        <w:trPr>
-          <w:tblHeader/>
-          <w:tblCellSpacing w:w="15" w:type="dxa"/>
-        </w:trPr>
-        <w:tc>
-          <w:tcPr>
-            <w:tcW w:w="0" w:type="auto"/>
-            <w:vAlign w:val="center"/>
-            <w:hideMark/>
-          </w:tcPr>
-          <w:p>
-            <w:pPr>
-              <w:rPr>
-                <w:b/>
-                <w:bCs/>
-                <w:lang w:val="en-AE"/>
-              </w:rPr>
-            </w:pPr>
-            <w:r>
-              <w:rPr>
-                <w:b/>
-                <w:bCs/>
-                <w:lang w:val="en-AE"/>
-              </w:rPr>
-              <w:t>Stage</w:t>
-            </w:r>
-          </w:p>
-        </w:tc>
-        <w:tc>
-          <w:tcPr>
-            <w:tcW w:w="0" w:type="auto"/>
-            <w:vAlign w:val="center"/>
-            <w:hideMark/>
-          </w:tcPr>
-          <w:p>
-            <w:pPr>
-              <w:rPr>
-                <w:b/>
-                <w:bCs/>
-                <w:lang w:val="en-AE"/>
-              </w:rPr>
-            </w:pPr>
-            <w:r>
-              <w:rPr>
-                <w:b/>
-                <w:bCs/>
-                <w:lang w:val="en-AE"/>
-              </w:rPr>
-              <w:t>Contract Start Date</w:t>
-            </w:r>
-          </w:p>
-        </w:tc>
-        <w:tc>
-          <w:tcPr>
-            <w:tcW w:w="0" w:type="auto"/>
-            <w:vAlign w:val="center"/>
-            <w:hideMark/>
-          </w:tcPr>
-          <w:p>
-            <w:pPr>
-              <w:rPr>
-                <w:b/>
-                <w:bCs/>
-                <w:lang w:val="en-AE"/>
-              </w:rPr>
-            </w:pPr>
-            <w:proofErr w:type="spellStart"/>
-            <w:r>
-              <w:rPr>
-                <w:b/>
-                <w:bCs/>
-                <w:lang w:val="en-AE"/>
-              </w:rPr>
-              <w:t>Installment</w:t>
-            </w:r>
-            <w:proofErr w:type="spellEnd"/>
-            <w:r>
-              <w:rPr>
-                <w:b/>
-                <w:bCs/>
-                <w:lang w:val="en-AE"/>
-              </w:rPr>
-              <w:t xml:space="preserve"> Start Date</w:t>
-            </w:r>
-          </w:p>
-        </w:tc>
-        <w:tc>
-          <w:tcPr>
-            <w:tcW w:w="0" w:type="auto"/>
-            <w:vAlign w:val="center"/>
-            <w:hideMark/>
-          </w:tcPr>
-          <w:p>
-            <w:pPr>
-              <w:rPr>
-                <w:b/>
-                <w:bCs/>
-                <w:lang w:val="en-AE"/>
-              </w:rPr>
-            </w:pPr>
-            <w:r>
-              <w:rPr>
-                <w:b/>
-                <w:bCs/>
-                <w:lang w:val="en-AE"/>
-              </w:rPr>
-              <w:t>Gap</w:t>
-            </w:r>
-          </w:p>
-        </w:tc>
-      </w:tr>
-      <w:tr>
-        <w:trPr>
-          <w:tblCellSpacing w:w="15" w:type="dxa"/>
-        </w:trPr>
-        <w:tc>
-          <w:tcPr>
-            <w:tcW w:w="0" w:type="auto"/>
-            <w:vAlign w:val="center"/>
-            <w:hideMark/>
-          </w:tcPr>
-          <w:p>
-            <w:pPr>
-              <w:rPr>
-                <w:lang w:val="en-AE"/>
-              </w:rPr>
-            </w:pPr>
-            <w:r>
-              <w:rPr>
-                <w:lang w:val="en-AE"/>
-              </w:rPr>
-              <w:t>Pre-approval</w:t>
-            </w:r>
-          </w:p>
-        </w:tc>
-        <w:tc>
-          <w:tcPr>
-            <w:tcW w:w="0" w:type="auto"/>
-            <w:vAlign w:val="center"/>
-            <w:hideMark/>
-          </w:tcPr>
-          <w:p>
-            <w:pPr>
-              <w:rPr>
-                <w:lang w:val="en-AE"/>
-              </w:rPr>
-            </w:pPr>
-            <w:r>
-              <w:rPr>
-                <w:lang w:val="en-AE"/>
-              </w:rPr>
-              <w:t>15/09/2026</w:t>
-            </w:r>
-          </w:p>
-        </w:tc>
-        <w:tc>
-          <w:tcPr>
-            <w:tcW w:w="0" w:type="auto"/>
-            <w:vAlign w:val="center"/>
-            <w:hideMark/>
-          </w:tcPr>
-          <w:p>
-            <w:pPr>
-              <w:rPr>
-                <w:lang w:val="en-AE"/>
-              </w:rPr>
-            </w:pPr>
-            <w:r>
-              <w:rPr>
-                <w:lang w:val="en-AE"/>
-              </w:rPr>
-              <w:t>15/10/2026</w:t>
-            </w:r>
-          </w:p>
-        </w:tc>
-        <w:tc>
-          <w:tcPr>
-            <w:tcW w:w="0" w:type="auto"/>
-            <w:vAlign w:val="center"/>
-            <w:hideMark/>
-          </w:tcPr>
-          <w:p>
-            <w:pPr>
-              <w:rPr>
-                <w:lang w:val="en-AE"/>
-              </w:rPr>
-            </w:pPr>
-            <w:r>
-              <w:rPr>
-                <w:lang w:val="en-AE"/>
-              </w:rPr>
-              <w:t>30 days</w:t>
-            </w:r>
-          </w:p>
-        </w:tc>
-      </w:tr>
-      <w:tr>
-        <w:trPr>
-          <w:tblCellSpacing w:w="15" w:type="dxa"/>
-        </w:trPr>
-        <w:tc>
-          <w:tcPr>
-            <w:tcW w:w="0" w:type="auto"/>
-            <w:vAlign w:val="center"/>
-            <w:hideMark/>
-          </w:tcPr>
-          <w:p>
-            <w:pPr>
-              <w:rPr>
-                <w:lang w:val="en-AE"/>
-              </w:rPr>
-            </w:pPr>
-            <w:r>
-              <w:rPr>
-                <w:lang w:val="en-AE"/>
-              </w:rPr>
-              <w:t>After conversion</w:t>
-            </w:r>
-          </w:p>
-        </w:tc>
-        <w:tc>
-          <w:tcPr>
-            <w:tcW w:w="0" w:type="auto"/>
-            <w:vAlign w:val="center"/>
-            <w:hideMark/>
-          </w:tcPr>
-          <w:p>
-            <w:pPr>
-              <w:rPr>
-                <w:lang w:val="en-AE"/>
-              </w:rPr>
-            </w:pPr>
-            <w:r>
-              <w:rPr>
-                <w:lang w:val="en-AE"/>
-              </w:rPr>
-              <w:t>15/09/2026</w:t>
-            </w:r>
-          </w:p>
-        </w:tc>
-        <w:tc>
-          <w:tcPr>
-            <w:tcW w:w="0" w:type="auto"/>
-            <w:vAlign w:val="center"/>
-            <w:hideMark/>
-          </w:tcPr>
-          <w:p>
-            <w:pPr>
-              <w:rPr>
-                <w:lang w:val="en-AE"/>
-              </w:rPr>
-            </w:pPr>
-            <w:r>
-              <w:rPr>
-                <w:lang w:val="en-AE"/>
-              </w:rPr>
-              <w:t>27/11/2026</w:t>
-            </w:r>
-          </w:p>
-        </w:tc>
-        <w:tc>
-          <w:tcPr>
-            <w:tcW w:w="0" w:type="auto"/>
-            <w:vAlign w:val="center"/>
-            <w:hideMark/>
-          </w:tcPr>
-          <w:p>
-            <w:pPr>
-              <w:rPr>
-                <w:lang w:val="en-AE"/>
-              </w:rPr>
-            </w:pPr>
-            <w:r>
-              <w:rPr>
-                <w:lang w:val="en-AE"/>
-              </w:rPr>
-              <w:t>2 months, 13 days</w:t>
-            </w:r>
-          </w:p>
-        </w:tc>
-      </w:tr>
-    </w:tbl>
-    <w:p>
-      <w:pPr>
-        <w:rPr>
-          <w:lang w:val="en-AE"/>
-        </w:rPr>
-      </w:pPr>
-      <w:r>
-        <w:rPr>
-          <w:lang w:val="en-AE"/>
-        </w:rPr>
-        <w:t>As per the amortization logic, the longer gap increases the profit charged before principal repayment. This increases the EMI and Takaful amounts, resulting in a change in DSR.</w:t>
-      </w:r>
-    </w:p>
-    <w:p>
-      <w:pPr>
-        <w:rPr>
-          <w:lang w:val="en-AE"/>
-        </w:rPr>
-      </w:pPr>
-      <w:r>
-        <w:rPr>
-          <w:lang w:val="en-AE"/>
-        </w:rPr>
-        <w:t>Regards,</w:t>
-      </w:r>
-    </w:p>
-    <w:p/>
     <w:sectPr>
       <w:pgSz w:w="12240" w:h="15840"/>
       <w:pgMar w:top="1440" w:right="1440" w:bottom="1440" w:left="1440" w:header="708" w:footer="708" w:gutter="0"/>
